--- a/flow/20240318_liturgy_full_texts/НОВИЙ ТЕКСТ Літургія Василія Великого - повний текст.docx
+++ b/flow/20240318_liturgy_full_texts/НОВИЙ ТЕКСТ Літургія Василія Великого - повний текст.docx
@@ -298,15 +298,7 @@
           <w:sz w:val="28"/>
           <w:szCs w:val="28"/>
         </w:rPr>
-        <w:t xml:space="preserve">За святий храм цей і тих, що з вірою, благоговінням </w:t>
-      </w:r>
-      <w:r>
-        <w:rPr>
-          <w:rFonts w:ascii="Times New Roman" w:hAnsi="Times New Roman" w:cs="Times New Roman"/>
-          <w:sz w:val="28"/>
-          <w:szCs w:val="28"/>
-        </w:rPr>
-        <w:t>і страхом Божим входять до нього, Господеві помолімся.</w:t>
+        <w:t>За святий храм цей і тих, що з вірою, благоговінням і страхом Божим входять до нього, Господеві помолімся.</w:t>
       </w:r>
     </w:p>
     <w:p>
@@ -385,15 +377,7 @@
           <w:sz w:val="28"/>
           <w:szCs w:val="28"/>
         </w:rPr>
-        <w:t xml:space="preserve"> і за боголюбивого єпископа</w:t>
-      </w:r>
-      <w:r>
-        <w:rPr>
-          <w:rFonts w:ascii="Times New Roman" w:hAnsi="Times New Roman" w:cs="Times New Roman"/>
-          <w:sz w:val="28"/>
-          <w:szCs w:val="28"/>
-        </w:rPr>
-        <w:t xml:space="preserve"> нашого кир </w:t>
+        <w:t xml:space="preserve"> і за боголюбивого єпископа нашого кир </w:t>
       </w:r>
       <w:r>
         <w:rPr>
@@ -492,15 +476,7 @@
           <w:sz w:val="28"/>
           <w:szCs w:val="28"/>
         </w:rPr>
-        <w:t>, і за кожне село, місто, кра</w:t>
-      </w:r>
-      <w:r>
-        <w:rPr>
-          <w:rFonts w:ascii="Times New Roman" w:hAnsi="Times New Roman" w:cs="Times New Roman"/>
-          <w:sz w:val="28"/>
-          <w:szCs w:val="28"/>
-        </w:rPr>
-        <w:t>їну, і за тих, що вірою живуть у них, Господеві помолімся.</w:t>
+        <w:t>, і за кожне село, місто, країну, і за тих, що вірою живуть у них, Господеві помолімся.</w:t>
       </w:r>
     </w:p>
     <w:p>
@@ -610,15 +586,7 @@
           <w:sz w:val="28"/>
           <w:szCs w:val="28"/>
         </w:rPr>
-        <w:t xml:space="preserve"> батьків і рідних наших по крові, що тут лежать, тут уписан</w:t>
-      </w:r>
-      <w:r>
-        <w:rPr>
-          <w:rFonts w:ascii="Times New Roman" w:hAnsi="Times New Roman" w:cs="Times New Roman"/>
-          <w:sz w:val="28"/>
-          <w:szCs w:val="28"/>
-        </w:rPr>
-        <w:t>і, і повсюди православних християн, і за блаженний упокій їх Господеві помолімся.</w:t>
+        <w:t xml:space="preserve"> батьків і рідних наших по крові, що тут лежать, тут уписані, і повсюди православних християн, і за блаженний упокій їх Господеві помолімся.</w:t>
       </w:r>
     </w:p>
     <w:p>
@@ -662,18 +630,7 @@
           <w:sz w:val="28"/>
           <w:szCs w:val="28"/>
         </w:rPr>
-        <w:t>Якщо осібне пом</w:t>
-      </w:r>
-      <w:r>
-        <w:rPr>
-          <w:rFonts w:ascii="Times New Roman" w:hAnsi="Times New Roman" w:cs="Times New Roman"/>
-          <w:b/>
-          <w:i/>
-          <w:color w:val="FF4400"/>
-          <w:sz w:val="28"/>
-          <w:szCs w:val="28"/>
-        </w:rPr>
-        <w:t>инання спочилих:</w:t>
+        <w:t>Якщо осібне поминання спочилих:</w:t>
       </w:r>
     </w:p>
     <w:p>
@@ -737,15 +694,7 @@
           <w:szCs w:val="28"/>
         </w:rPr>
         <w:lastRenderedPageBreak/>
-        <w:t>Щоб неосудно стати йому (їй, їм) на страшному суді Х</w:t>
-      </w:r>
-      <w:r>
-        <w:rPr>
-          <w:rFonts w:ascii="Times New Roman" w:hAnsi="Times New Roman" w:cs="Times New Roman"/>
-          <w:sz w:val="28"/>
-          <w:szCs w:val="28"/>
-        </w:rPr>
-        <w:t>ристовому і оселити душу його (її, душі їх) у країні живих, у місці світлому, де всі святі праведні спочивають, Господеві помолімся.</w:t>
+        <w:t>Щоб неосудно стати йому (їй, їм) на страшному суді Христовому і оселити душу його (її, душі їх) у країні живих, у місці світлому, де всі святі праведні спочивають, Господеві помолімся.</w:t>
       </w:r>
     </w:p>
     <w:p>
@@ -941,15 +890,7 @@
           <w:sz w:val="28"/>
           <w:szCs w:val="28"/>
         </w:rPr>
-        <w:t xml:space="preserve"> Своєї споглянь на нас і на цей святий храм, і вчини з нами і тими, що мо</w:t>
-      </w:r>
-      <w:r>
-        <w:rPr>
-          <w:rFonts w:ascii="Times New Roman" w:hAnsi="Times New Roman" w:cs="Times New Roman"/>
-          <w:sz w:val="28"/>
-          <w:szCs w:val="28"/>
-        </w:rPr>
-        <w:t>ляться з нами, багаті милості Твої і щедроти Твої.</w:t>
+        <w:t xml:space="preserve"> Своєї споглянь на нас і на цей святий храм, і вчини з нами і тими, що моляться з нами, багаті милості Твої і щедроти Твої.</w:t>
       </w:r>
     </w:p>
     <w:p>
@@ -1480,16 +1421,7 @@
           <w:sz w:val="28"/>
           <w:szCs w:val="28"/>
         </w:rPr>
-        <w:t>Спа́</w:t>
-      </w:r>
-      <w:r>
-        <w:rPr>
-          <w:rFonts w:ascii="Times New Roman" w:hAnsi="Times New Roman" w:cs="Times New Roman"/>
-          <w:b/>
-          <w:sz w:val="28"/>
-          <w:szCs w:val="28"/>
-        </w:rPr>
-        <w:t>се</w:t>
+        <w:t>Спа́се</w:t>
       </w:r>
       <w:proofErr w:type="spellEnd"/>
       <w:r>
@@ -1900,17 +1832,7 @@
           <w:sz w:val="28"/>
           <w:szCs w:val="28"/>
         </w:rPr>
-        <w:t>(Якщо скорочується Літургію, перейди до</w:t>
-      </w:r>
-      <w:r>
-        <w:rPr>
-          <w:rFonts w:ascii="Times New Roman" w:hAnsi="Times New Roman" w:cs="Times New Roman"/>
-          <w:i/>
-          <w:color w:val="FF4400"/>
-          <w:sz w:val="28"/>
-          <w:szCs w:val="28"/>
-        </w:rPr>
-        <w:t xml:space="preserve"> </w:t>
+        <w:t xml:space="preserve">(Якщо скорочується Літургію, перейди до </w:t>
       </w:r>
       <w:r>
         <w:rPr>
@@ -2344,16 +2266,7 @@
           <w:sz w:val="28"/>
           <w:szCs w:val="28"/>
         </w:rPr>
-        <w:t>Б</w:t>
-      </w:r>
-      <w:r>
-        <w:rPr>
-          <w:rFonts w:ascii="Times New Roman" w:hAnsi="Times New Roman" w:cs="Times New Roman"/>
-          <w:b/>
-          <w:sz w:val="28"/>
-          <w:szCs w:val="28"/>
-        </w:rPr>
-        <w:t>о́гові</w:t>
+        <w:t>Бо́гові</w:t>
       </w:r>
       <w:proofErr w:type="spellEnd"/>
       <w:r>
@@ -3373,16 +3286,7 @@
           <w:sz w:val="28"/>
           <w:szCs w:val="28"/>
         </w:rPr>
-        <w:t>з</w:t>
-      </w:r>
-      <w:r>
-        <w:rPr>
-          <w:rFonts w:ascii="Times New Roman" w:hAnsi="Times New Roman" w:cs="Times New Roman"/>
-          <w:b/>
-          <w:sz w:val="28"/>
-          <w:szCs w:val="28"/>
-        </w:rPr>
-        <w:t>ціля́є</w:t>
+        <w:t>зціля́є</w:t>
       </w:r>
       <w:proofErr w:type="spellEnd"/>
       <w:r>
@@ -3794,16 +3698,7 @@
           <w:sz w:val="28"/>
           <w:szCs w:val="28"/>
         </w:rPr>
-        <w:t>.</w:t>
-      </w:r>
-      <w:r>
-        <w:rPr>
-          <w:rFonts w:ascii="Times New Roman" w:hAnsi="Times New Roman" w:cs="Times New Roman"/>
-          <w:b/>
-          <w:sz w:val="28"/>
-          <w:szCs w:val="28"/>
-        </w:rPr>
-        <w:t xml:space="preserve"> </w:t>
+        <w:t xml:space="preserve">. </w:t>
       </w:r>
       <w:proofErr w:type="spellStart"/>
       <w:r>
@@ -4133,15 +4028,7 @@
           <w:sz w:val="28"/>
           <w:szCs w:val="28"/>
         </w:rPr>
-        <w:t>Пресвяту, пречисту, преблагословенну, славну Владичицю нашу Богородицю і приснодіву Марію, з усіма святими пом’янувши, самих себе, і один одного, і все життя наше Хри</w:t>
-      </w:r>
-      <w:r>
-        <w:rPr>
-          <w:rFonts w:ascii="Times New Roman" w:hAnsi="Times New Roman" w:cs="Times New Roman"/>
-          <w:sz w:val="28"/>
-          <w:szCs w:val="28"/>
-        </w:rPr>
-        <w:t>сту Богові віддаймо.</w:t>
+        <w:t>Пресвяту, пречисту, преблагословенну, славну Владичицю нашу Богородицю і приснодіву Марію, з усіма святими пом’янувши, самих себе, і один одного, і все життя наше Христу Богові віддаймо.</w:t>
       </w:r>
     </w:p>
     <w:p>
@@ -4253,15 +4140,7 @@
           <w:sz w:val="28"/>
           <w:szCs w:val="28"/>
         </w:rPr>
-        <w:t xml:space="preserve"> Господи Боже наш, спаси народ Твій і благослови спадкоємство Твоє, повноту церкви Твоєї охорони, освяти тих, що люблять красу дому Твого. Ти їх прослав божественною Твоєю сило</w:t>
-      </w:r>
-      <w:r>
-        <w:rPr>
-          <w:rFonts w:ascii="Times New Roman" w:hAnsi="Times New Roman" w:cs="Times New Roman"/>
-          <w:sz w:val="28"/>
-          <w:szCs w:val="28"/>
-        </w:rPr>
-        <w:t xml:space="preserve">ю і не </w:t>
+        <w:t xml:space="preserve"> Господи Боже наш, спаси народ Твій і благослови спадкоємство Твоє, повноту церкви Твоєї охорони, освяти тих, що люблять красу дому Твого. Ти їх прослав божественною Твоєю силою і не </w:t>
       </w:r>
       <w:proofErr w:type="spellStart"/>
       <w:r>
@@ -4443,16 +4322,7 @@
           <w:sz w:val="28"/>
           <w:szCs w:val="28"/>
         </w:rPr>
-        <w:t>зодяг</w:t>
-      </w:r>
-      <w:r>
-        <w:rPr>
-          <w:rFonts w:ascii="Times New Roman" w:hAnsi="Times New Roman" w:cs="Times New Roman"/>
-          <w:b/>
-          <w:sz w:val="28"/>
-          <w:szCs w:val="28"/>
-        </w:rPr>
-        <w:t>ну́вся</w:t>
+        <w:t>зодягну́вся</w:t>
       </w:r>
       <w:proofErr w:type="spellEnd"/>
       <w:r>
@@ -5209,16 +5079,7 @@
           <w:sz w:val="28"/>
           <w:szCs w:val="28"/>
         </w:rPr>
-        <w:t>поми́лу</w:t>
-      </w:r>
-      <w:r>
-        <w:rPr>
-          <w:rFonts w:ascii="Times New Roman" w:hAnsi="Times New Roman" w:cs="Times New Roman"/>
-          <w:b/>
-          <w:sz w:val="28"/>
-          <w:szCs w:val="28"/>
-        </w:rPr>
-        <w:t>й</w:t>
+        <w:t>поми́луй</w:t>
       </w:r>
       <w:proofErr w:type="spellEnd"/>
       <w:r>
@@ -6556,16 +6417,7 @@
           <w:sz w:val="28"/>
           <w:szCs w:val="28"/>
         </w:rPr>
-        <w:t>зво́л</w:t>
-      </w:r>
-      <w:r>
-        <w:rPr>
-          <w:rFonts w:ascii="Times New Roman" w:hAnsi="Times New Roman" w:cs="Times New Roman"/>
-          <w:b/>
-          <w:sz w:val="28"/>
-          <w:szCs w:val="28"/>
-        </w:rPr>
-        <w:t>ив</w:t>
+        <w:t>зво́лив</w:t>
       </w:r>
       <w:proofErr w:type="spellEnd"/>
       <w:r>
@@ -7035,16 +6887,7 @@
           <w:sz w:val="28"/>
           <w:szCs w:val="28"/>
         </w:rPr>
-        <w:t xml:space="preserve">, спаси́ </w:t>
-      </w:r>
-      <w:r>
-        <w:rPr>
-          <w:rFonts w:ascii="Times New Roman" w:hAnsi="Times New Roman" w:cs="Times New Roman"/>
-          <w:b/>
-          <w:sz w:val="28"/>
-          <w:szCs w:val="28"/>
-        </w:rPr>
-        <w:t>нас.</w:t>
+        <w:t>, спаси́ нас.</w:t>
       </w:r>
     </w:p>
     <w:p>
@@ -7259,15 +7102,7 @@
           <w:sz w:val="28"/>
           <w:szCs w:val="28"/>
         </w:rPr>
-        <w:t>Пресвяту, пречисту, преблагословенну, славну Владичицю нашу Богородицю і приснодіву М</w:t>
-      </w:r>
-      <w:r>
-        <w:rPr>
-          <w:rFonts w:ascii="Times New Roman" w:hAnsi="Times New Roman" w:cs="Times New Roman"/>
-          <w:sz w:val="28"/>
-          <w:szCs w:val="28"/>
-        </w:rPr>
-        <w:t>арію, з усіма святими пом’янувши, самих себе, і один одного, і все життя наше Христу Богові віддаймо.</w:t>
+        <w:t>Пресвяту, пречисту, преблагословенну, славну Владичицю нашу Богородицю і приснодіву Марію, з усіма святими пом’янувши, самих себе, і один одного, і все життя наше Христу Богові віддаймо.</w:t>
       </w:r>
     </w:p>
     <w:p>
@@ -7381,15 +7216,7 @@
           <w:sz w:val="28"/>
           <w:szCs w:val="28"/>
         </w:rPr>
-        <w:t xml:space="preserve"> Господи Боже наш, що дарував нам ці спільні й суголосні молитви та обіцяв вволити прохання двох або трьох, що згодяться в ім’я Твоє, сам і нині сповни на пожиток прохання слуг Твоїх, подаючи нам і в теперішньому віці пізнання Твоєї істини, і в майбутньому</w:t>
-      </w:r>
-      <w:r>
-        <w:rPr>
-          <w:rFonts w:ascii="Times New Roman" w:hAnsi="Times New Roman" w:cs="Times New Roman"/>
-          <w:sz w:val="28"/>
-          <w:szCs w:val="28"/>
-        </w:rPr>
-        <w:t xml:space="preserve"> даруючи життя вічне.</w:t>
+        <w:t xml:space="preserve"> Господи Боже наш, що дарував нам ці спільні й суголосні молитви та обіцяв вволити прохання двох або трьох, що згодяться в ім’я Твоє, сам і нині сповни на пожиток прохання слуг Твоїх, подаючи нам і в теперішньому віці пізнання Твоєї істини, і в майбутньому даруючи життя вічне.</w:t>
       </w:r>
     </w:p>
     <w:p>
@@ -7958,16 +7785,7 @@
           <w:sz w:val="28"/>
           <w:szCs w:val="28"/>
         </w:rPr>
-        <w:t>Ід</w:t>
-      </w:r>
-      <w:r>
-        <w:rPr>
-          <w:rFonts w:ascii="Times New Roman" w:hAnsi="Times New Roman" w:cs="Times New Roman"/>
-          <w:b/>
-          <w:sz w:val="28"/>
-          <w:szCs w:val="28"/>
-        </w:rPr>
-        <w:t>і́м</w:t>
+        <w:t>Іді́м</w:t>
       </w:r>
       <w:proofErr w:type="spellEnd"/>
       <w:r>
@@ -8443,16 +8261,7 @@
           <w:sz w:val="28"/>
           <w:szCs w:val="28"/>
         </w:rPr>
-        <w:t>Блаже</w:t>
-      </w:r>
-      <w:r>
-        <w:rPr>
-          <w:rFonts w:ascii="Times New Roman" w:hAnsi="Times New Roman" w:cs="Times New Roman"/>
-          <w:b/>
-          <w:sz w:val="28"/>
-          <w:szCs w:val="28"/>
-        </w:rPr>
-        <w:t>́нні</w:t>
+        <w:t>Блаже́нні</w:t>
       </w:r>
       <w:proofErr w:type="spellEnd"/>
       <w:r>
@@ -8916,16 +8725,7 @@
           <w:sz w:val="28"/>
           <w:szCs w:val="28"/>
         </w:rPr>
-        <w:t>бу́ду</w:t>
-      </w:r>
-      <w:r>
-        <w:rPr>
-          <w:rFonts w:ascii="Times New Roman" w:hAnsi="Times New Roman" w:cs="Times New Roman"/>
-          <w:b/>
-          <w:sz w:val="28"/>
-          <w:szCs w:val="28"/>
-        </w:rPr>
-        <w:t>ть</w:t>
+        <w:t>бу́дуть</w:t>
       </w:r>
       <w:proofErr w:type="spellEnd"/>
       <w:r>
@@ -9612,17 +9412,7 @@
           <w:sz w:val="28"/>
           <w:szCs w:val="28"/>
         </w:rPr>
-        <w:t>Коли вірні співають третій антифон, священник і диякон роблять малий</w:t>
-      </w:r>
-      <w:r>
-        <w:rPr>
-          <w:rFonts w:ascii="Times New Roman" w:hAnsi="Times New Roman" w:cs="Times New Roman"/>
-          <w:i/>
-          <w:color w:val="FF4400"/>
-          <w:sz w:val="28"/>
-          <w:szCs w:val="28"/>
-        </w:rPr>
-        <w:t xml:space="preserve"> вхід з Євангелієм, і прийшовши до святих дверей,</w:t>
+        <w:t>Коли вірні співають третій антифон, священник і диякон роблять малий вхід з Євангелієм, і прийшовши до святих дверей,</w:t>
       </w:r>
     </w:p>
     <w:p>
@@ -9696,15 +9486,7 @@
           <w:sz w:val="28"/>
           <w:szCs w:val="28"/>
         </w:rPr>
-        <w:t xml:space="preserve">Владико Господи Боже наш, Ти встановив на небі чини і воїнства ангелів і архангелів на служіння Твоєї слави. Учини, щоб із нашим входом відбувся вхід святих </w:t>
-      </w:r>
-      <w:r>
-        <w:rPr>
-          <w:rFonts w:ascii="Times New Roman" w:hAnsi="Times New Roman" w:cs="Times New Roman"/>
-          <w:sz w:val="28"/>
-          <w:szCs w:val="28"/>
-        </w:rPr>
-        <w:t xml:space="preserve">ангелів, які </w:t>
+        <w:t xml:space="preserve">Владико Господи Боже наш, Ти встановив на небі чини і воїнства ангелів і архангелів на служіння Твоєї слави. Учини, щоб із нашим входом відбувся вхід святих ангелів, які </w:t>
       </w:r>
       <w:proofErr w:type="spellStart"/>
       <w:r>
@@ -9737,10 +9519,28 @@
       <w:r>
         <w:rPr>
           <w:rFonts w:ascii="Times New Roman" w:hAnsi="Times New Roman" w:cs="Times New Roman"/>
+          <w:i/>
+          <w:color w:val="FF4400"/>
           <w:sz w:val="28"/>
           <w:szCs w:val="28"/>
         </w:rPr>
         <w:lastRenderedPageBreak/>
+        <w:t>Священник виголошує:</w:t>
+      </w:r>
+      <w:r>
+        <w:rPr>
+          <w:rFonts w:ascii="Times New Roman" w:hAnsi="Times New Roman" w:cs="Times New Roman"/>
+          <w:sz w:val="28"/>
+          <w:szCs w:val="28"/>
+        </w:rPr>
+        <w:t xml:space="preserve"> </w:t>
+      </w:r>
+      <w:r>
+        <w:rPr>
+          <w:rFonts w:ascii="Times New Roman" w:hAnsi="Times New Roman" w:cs="Times New Roman"/>
+          <w:sz w:val="28"/>
+          <w:szCs w:val="28"/>
+        </w:rPr>
         <w:t xml:space="preserve">Бо Тобі належить усяка слава, честь і поклоніння Отцю, і Сину, і Святому Духові, нині, і повсякчас, і на віки віків. </w:t>
       </w:r>
       <w:proofErr w:type="spellStart"/>
@@ -10378,39 +10178,7 @@
           <w:sz w:val="28"/>
           <w:szCs w:val="28"/>
         </w:rPr>
-        <w:t>Боже святий, що в святих перебуваєш, Тебе трисвятим г</w:t>
-      </w:r>
-      <w:r>
-        <w:rPr>
-          <w:rFonts w:ascii="Times New Roman" w:hAnsi="Times New Roman" w:cs="Times New Roman"/>
-          <w:sz w:val="28"/>
-          <w:szCs w:val="28"/>
-        </w:rPr>
-        <w:t xml:space="preserve">олосом серафими оспівують, і херувими славословлять, і всі небесні сили Тобі поклоняються. Ти з небуття до буття привів усе, створив людину на Свій образ і подобу, і всіма Своїми дарами її прикрасив. Ти даєш кожному, хто просить, премудрість і розум, і не </w:t>
-      </w:r>
-      <w:r>
-        <w:rPr>
-          <w:rFonts w:ascii="Times New Roman" w:hAnsi="Times New Roman" w:cs="Times New Roman"/>
-          <w:sz w:val="28"/>
-          <w:szCs w:val="28"/>
-        </w:rPr>
-        <w:t>погорджуєш грішником, а встановив покаяння на спасіння. Ти сподобив нас, смиренних і недостойних слуг Твоїх, і в цей час стати перед славою святого Твого жертовника і належне Тобі поклоніння і славослов’я приносити. Сам, Владико, прийми і з уст нас, грішни</w:t>
-      </w:r>
-      <w:r>
-        <w:rPr>
-          <w:rFonts w:ascii="Times New Roman" w:hAnsi="Times New Roman" w:cs="Times New Roman"/>
-          <w:sz w:val="28"/>
-          <w:szCs w:val="28"/>
-        </w:rPr>
-        <w:t>х, трисвяту пісню і навідай нас у благості Своїй. Прости нам усяке прогрішення, добровільне і недобровільне, освяти наші душі і тіла, і дай нам побожно служити Тобі всі дні життя нашого, молитвами святої Богородиці і всіх святих, що від віку Тобі угодні бу</w:t>
-      </w:r>
-      <w:r>
-        <w:rPr>
-          <w:rFonts w:ascii="Times New Roman" w:hAnsi="Times New Roman" w:cs="Times New Roman"/>
-          <w:sz w:val="28"/>
-          <w:szCs w:val="28"/>
-        </w:rPr>
-        <w:t>ли.</w:t>
+        <w:t>Боже святий, що в святих перебуваєш, Тебе трисвятим голосом серафими оспівують, і херувими славословлять, і всі небесні сили Тобі поклоняються. Ти з небуття до буття привів усе, створив людину на Свій образ і подобу, і всіма Своїми дарами її прикрасив. Ти даєш кожному, хто просить, премудрість і розум, і не погорджуєш грішником, а встановив покаяння на спасіння. Ти сподобив нас, смиренних і недостойних слуг Твоїх, і в цей час стати перед славою святого Твого жертовника і належне Тобі поклоніння і славослов’я приносити. Сам, Владико, прийми і з уст нас, грішних, трисвяту пісню і навідай нас у благості Своїй. Прости нам усяке прогрішення, добровільне і недобровільне, освяти наші душі і тіла, і дай нам побожно служити Тобі всі дні життя нашого, молитвами святої Богородиці і всіх святих, що від віку Тобі угодні були.</w:t>
       </w:r>
     </w:p>
     <w:p>
@@ -10800,16 +10568,7 @@
           <w:sz w:val="28"/>
           <w:szCs w:val="28"/>
         </w:rPr>
-        <w:t>Свят</w:t>
-      </w:r>
-      <w:r>
-        <w:rPr>
-          <w:rFonts w:ascii="Times New Roman" w:hAnsi="Times New Roman" w:cs="Times New Roman"/>
-          <w:b/>
-          <w:sz w:val="28"/>
-          <w:szCs w:val="28"/>
-        </w:rPr>
-        <w:t>о́му</w:t>
+        <w:t>Свято́му</w:t>
       </w:r>
       <w:proofErr w:type="spellEnd"/>
       <w:r>
@@ -11217,15 +10976,7 @@
           <w:sz w:val="28"/>
           <w:szCs w:val="28"/>
         </w:rPr>
-        <w:t xml:space="preserve"> Благослов</w:t>
-      </w:r>
-      <w:r>
-        <w:rPr>
-          <w:rFonts w:ascii="Times New Roman" w:hAnsi="Times New Roman" w:cs="Times New Roman"/>
-          <w:sz w:val="28"/>
-          <w:szCs w:val="28"/>
-        </w:rPr>
-        <w:t>ен, хто йде в ім’я Господнє.</w:t>
+        <w:t xml:space="preserve"> Благословен, хто йде в ім’я Господнє.</w:t>
       </w:r>
     </w:p>
     <w:p>
@@ -12069,17 +11820,7 @@
           <w:sz w:val="28"/>
           <w:szCs w:val="28"/>
         </w:rPr>
-        <w:t>Коли ж скінчиться Апостол, мови</w:t>
-      </w:r>
-      <w:r>
-        <w:rPr>
-          <w:rFonts w:ascii="Times New Roman" w:hAnsi="Times New Roman" w:cs="Times New Roman"/>
-          <w:i/>
-          <w:color w:val="FF4400"/>
-          <w:sz w:val="28"/>
-          <w:szCs w:val="28"/>
-        </w:rPr>
-        <w:t>ть священник:</w:t>
+        <w:t>Коли ж скінчиться Апостол, мовить священник:</w:t>
       </w:r>
       <w:r>
         <w:rPr>
@@ -12206,7 +11947,29 @@
           <w:sz w:val="28"/>
           <w:szCs w:val="28"/>
         </w:rPr>
-        <w:t>зі стихами.</w:t>
+        <w:t xml:space="preserve">зі </w:t>
+      </w:r>
+      <w:proofErr w:type="spellStart"/>
+      <w:r>
+        <w:rPr>
+          <w:rFonts w:ascii="Times New Roman" w:hAnsi="Times New Roman" w:cs="Times New Roman"/>
+          <w:i/>
+          <w:color w:val="FF4400"/>
+          <w:sz w:val="28"/>
+          <w:szCs w:val="28"/>
+        </w:rPr>
+        <w:t>стихами</w:t>
+      </w:r>
+      <w:proofErr w:type="spellEnd"/>
+      <w:r>
+        <w:rPr>
+          <w:rFonts w:ascii="Times New Roman" w:hAnsi="Times New Roman" w:cs="Times New Roman"/>
+          <w:i/>
+          <w:color w:val="FF4400"/>
+          <w:sz w:val="28"/>
+          <w:szCs w:val="28"/>
+        </w:rPr>
+        <w:t>.</w:t>
       </w:r>
     </w:p>
     <w:p>
@@ -12251,41 +12014,61 @@
           <w:sz w:val="28"/>
           <w:szCs w:val="28"/>
         </w:rPr>
-        <w:t>Засвіти в серцях наших, людинолюбний Владико, нетлінне світло Твого богопізнання і відкрий очі нашого ума, щоб ми розуміли Твої євангель</w:t>
-      </w:r>
-      <w:r>
-        <w:rPr>
-          <w:rFonts w:ascii="Times New Roman" w:hAnsi="Times New Roman" w:cs="Times New Roman"/>
-          <w:sz w:val="28"/>
-          <w:szCs w:val="28"/>
-        </w:rPr>
-        <w:t>ські проповідування. Вклади в нас і страх блаженних Твоїх заповідей, щоб ми, подолавши всі тілесні похоті, провадили духовне життя, думаючи і діючи все, що угодне Тобі.</w:t>
-      </w:r>
-    </w:p>
-    <w:p>
-      <w:pPr>
-        <w:spacing w:after="80" w:line="240" w:lineRule="auto"/>
-        <w:rPr>
-          <w:rFonts w:ascii="Times New Roman" w:hAnsi="Times New Roman" w:cs="Times New Roman"/>
-          <w:sz w:val="28"/>
-          <w:szCs w:val="28"/>
-        </w:rPr>
-      </w:pPr>
-      <w:r>
-        <w:rPr>
-          <w:rFonts w:ascii="Times New Roman" w:hAnsi="Times New Roman" w:cs="Times New Roman"/>
-          <w:sz w:val="28"/>
-          <w:szCs w:val="28"/>
-        </w:rPr>
-        <w:t>Бо Ти єси просвічення душ і тіл наших, Христе Боже, і Тобі славу возсилаємо з безначаль</w:t>
-      </w:r>
-      <w:r>
-        <w:rPr>
-          <w:rFonts w:ascii="Times New Roman" w:hAnsi="Times New Roman" w:cs="Times New Roman"/>
-          <w:sz w:val="28"/>
-          <w:szCs w:val="28"/>
-        </w:rPr>
-        <w:t xml:space="preserve">ним Твоїм Отцем, і пресвятим, і благим, і животворящим Твоїм Духом, нині, і повсякчас, і на віки віків. </w:t>
+        <w:t>Засвіти в серцях наших, людинолюбний Владико, нетлінне світло Твого богопізнання і відкрий очі нашого ума, щоб ми розуміли Твої євангельські проповідування. Вклади в нас і страх блаженних Твоїх заповідей, щоб ми, подолавши всі тілесні похоті, провадили духовне життя, думаючи і діючи все, що угодне Тобі.</w:t>
+      </w:r>
+    </w:p>
+    <w:p>
+      <w:pPr>
+        <w:spacing w:after="80" w:line="240" w:lineRule="auto"/>
+        <w:rPr>
+          <w:rFonts w:ascii="Times New Roman" w:hAnsi="Times New Roman" w:cs="Times New Roman"/>
+          <w:sz w:val="28"/>
+          <w:szCs w:val="28"/>
+        </w:rPr>
+      </w:pPr>
+      <w:r>
+        <w:rPr>
+          <w:rFonts w:ascii="Times New Roman" w:hAnsi="Times New Roman" w:cs="Times New Roman"/>
+          <w:i/>
+          <w:color w:val="FF4400"/>
+          <w:sz w:val="28"/>
+          <w:szCs w:val="28"/>
+        </w:rPr>
+        <w:t>Священник виголошує:</w:t>
+      </w:r>
+      <w:r>
+        <w:rPr>
+          <w:rFonts w:ascii="Times New Roman" w:hAnsi="Times New Roman" w:cs="Times New Roman"/>
+          <w:sz w:val="28"/>
+          <w:szCs w:val="28"/>
+        </w:rPr>
+        <w:t xml:space="preserve"> </w:t>
+      </w:r>
+      <w:r>
+        <w:rPr>
+          <w:rFonts w:ascii="Times New Roman" w:hAnsi="Times New Roman" w:cs="Times New Roman"/>
+          <w:sz w:val="28"/>
+          <w:szCs w:val="28"/>
+        </w:rPr>
+        <w:t xml:space="preserve">Бо Ти єси </w:t>
+      </w:r>
+      <w:proofErr w:type="spellStart"/>
+      <w:r>
+        <w:rPr>
+          <w:rFonts w:ascii="Times New Roman" w:hAnsi="Times New Roman" w:cs="Times New Roman"/>
+          <w:sz w:val="28"/>
+          <w:szCs w:val="28"/>
+        </w:rPr>
+        <w:t>просвічення</w:t>
+      </w:r>
+      <w:proofErr w:type="spellEnd"/>
+      <w:r>
+        <w:rPr>
+          <w:rFonts w:ascii="Times New Roman" w:hAnsi="Times New Roman" w:cs="Times New Roman"/>
+          <w:sz w:val="28"/>
+          <w:szCs w:val="28"/>
+        </w:rPr>
+        <w:t xml:space="preserve"> душ і тіл наших, Христе Боже, і Тобі славу возсилаємо з безначальним Твоїм Отцем, і пресвятим, і благим, і животворящим Твоїм Духом, нині, і повсякчас, і на віки віків. </w:t>
       </w:r>
       <w:proofErr w:type="spellStart"/>
       <w:r>
@@ -12381,15 +12164,7 @@
           <w:sz w:val="28"/>
           <w:szCs w:val="28"/>
         </w:rPr>
-        <w:t>Бог, молитвами святого славного</w:t>
-      </w:r>
-      <w:r>
-        <w:rPr>
-          <w:rFonts w:ascii="Times New Roman" w:hAnsi="Times New Roman" w:cs="Times New Roman"/>
-          <w:sz w:val="28"/>
-          <w:szCs w:val="28"/>
-        </w:rPr>
-        <w:t xml:space="preserve">, всехвального апостола і євангелиста </w:t>
+        <w:t xml:space="preserve">Бог, молитвами святого славного, всехвального апостола і євангелиста </w:t>
       </w:r>
       <w:r>
         <w:rPr>
@@ -12604,15 +12379,7 @@
           <w:sz w:val="28"/>
           <w:szCs w:val="28"/>
         </w:rPr>
-        <w:t xml:space="preserve"> с</w:t>
-      </w:r>
-      <w:r>
-        <w:rPr>
-          <w:rFonts w:ascii="Times New Roman" w:hAnsi="Times New Roman" w:cs="Times New Roman"/>
-          <w:sz w:val="28"/>
-          <w:szCs w:val="28"/>
-        </w:rPr>
-        <w:t>вятого Євангелія читання.</w:t>
+        <w:t xml:space="preserve"> святого Євангелія читання.</w:t>
       </w:r>
     </w:p>
     <w:p>
@@ -13155,15 +12922,7 @@
           <w:sz w:val="28"/>
           <w:szCs w:val="28"/>
         </w:rPr>
-        <w:t>Помилуй нас, Боже, з великої мило</w:t>
-      </w:r>
-      <w:r>
-        <w:rPr>
-          <w:rFonts w:ascii="Times New Roman" w:hAnsi="Times New Roman" w:cs="Times New Roman"/>
-          <w:sz w:val="28"/>
-          <w:szCs w:val="28"/>
-        </w:rPr>
-        <w:t>сті Твоєї, молимось Тобі, вислухай і помилуй.</w:t>
+        <w:t>Помилуй нас, Боже, з великої милості Твоєї, молимось Тобі, вислухай і помилуй.</w:t>
       </w:r>
     </w:p>
     <w:p>
@@ -13348,15 +13107,7 @@
           <w:sz w:val="28"/>
           <w:szCs w:val="28"/>
         </w:rPr>
-        <w:t xml:space="preserve"> за тих, що служать і послужили у святім храмі цьому, і за отців наших духовних, і </w:t>
-      </w:r>
-      <w:r>
-        <w:rPr>
-          <w:rFonts w:ascii="Times New Roman" w:hAnsi="Times New Roman" w:cs="Times New Roman"/>
-          <w:sz w:val="28"/>
-          <w:szCs w:val="28"/>
-        </w:rPr>
-        <w:t>всіх у Христі братів і сестер наших.</w:t>
+        <w:t xml:space="preserve"> за тих, що служать і послужили у святім храмі цьому, і за отців наших духовних, і всіх у Христі братів і сестер наших.</w:t>
       </w:r>
     </w:p>
     <w:p>
@@ -13414,15 +13165,7 @@
           <w:sz w:val="28"/>
           <w:szCs w:val="28"/>
         </w:rPr>
-        <w:t xml:space="preserve">Ще молимось за тут присутніх людей, що очікують від Тебе великої і багатої милости, за тих, що творять нам </w:t>
-      </w:r>
-      <w:r>
-        <w:rPr>
-          <w:rFonts w:ascii="Times New Roman" w:hAnsi="Times New Roman" w:cs="Times New Roman"/>
-          <w:sz w:val="28"/>
-          <w:szCs w:val="28"/>
-        </w:rPr>
-        <w:t>милостиню, і за всіх православних християн.</w:t>
+        <w:t>Ще молимось за тут присутніх людей, що очікують від Тебе великої і багатої милости, за тих, що творять нам милостиню, і за всіх православних християн.</w:t>
       </w:r>
     </w:p>
     <w:p>
@@ -13476,15 +13219,7 @@
           <w:sz w:val="28"/>
           <w:szCs w:val="28"/>
         </w:rPr>
-        <w:t>Господи Боже наш, прийми усильне це благання від слуг Твоїх і помилуй нас з великої милости Твоєї, і щедроти Твої зішли на нас і на весь народ Твій, що очікує від Тебе</w:t>
-      </w:r>
-      <w:r>
-        <w:rPr>
-          <w:rFonts w:ascii="Times New Roman" w:hAnsi="Times New Roman" w:cs="Times New Roman"/>
-          <w:sz w:val="28"/>
-          <w:szCs w:val="28"/>
-        </w:rPr>
-        <w:t xml:space="preserve"> багатої милости.</w:t>
+        <w:t>Господи Боже наш, прийми усильне це благання від слуг Твоїх і помилуй нас з великої милости Твоєї, і щедроти Твої зішли на нас і на весь народ Твій, що очікує від Тебе багатої милости.</w:t>
       </w:r>
     </w:p>
     <w:p>
@@ -13729,15 +13464,7 @@
           <w:sz w:val="28"/>
           <w:szCs w:val="28"/>
         </w:rPr>
-        <w:t xml:space="preserve"> і щоб простилося </w:t>
-      </w:r>
-      <w:r>
-        <w:rPr>
-          <w:rFonts w:ascii="Times New Roman" w:hAnsi="Times New Roman" w:cs="Times New Roman"/>
-          <w:sz w:val="28"/>
-          <w:szCs w:val="28"/>
-        </w:rPr>
-        <w:t>йому (їй, їм) всяке прогрішення, добровільне і недобровільне.</w:t>
+        <w:t xml:space="preserve"> і щоб простилося йому (їй, їм) всяке прогрішення, добровільне і недобровільне.</w:t>
       </w:r>
     </w:p>
     <w:p>
@@ -13794,17 +13521,7 @@
           <w:sz w:val="28"/>
           <w:szCs w:val="28"/>
         </w:rPr>
-        <w:t>Вірн</w:t>
-      </w:r>
-      <w:r>
-        <w:rPr>
-          <w:rFonts w:ascii="Times New Roman" w:hAnsi="Times New Roman" w:cs="Times New Roman"/>
-          <w:i/>
-          <w:color w:val="FF4400"/>
-          <w:sz w:val="28"/>
-          <w:szCs w:val="28"/>
-        </w:rPr>
-        <w:t>і:</w:t>
+        <w:t>Вірні:</w:t>
       </w:r>
       <w:r>
         <w:rPr>
@@ -14000,15 +13717,7 @@
           <w:sz w:val="28"/>
           <w:szCs w:val="28"/>
         </w:rPr>
-        <w:t xml:space="preserve">душу спочилої слуги </w:t>
-      </w:r>
-      <w:r>
-        <w:rPr>
-          <w:rFonts w:ascii="Times New Roman" w:hAnsi="Times New Roman" w:cs="Times New Roman"/>
-          <w:sz w:val="28"/>
-          <w:szCs w:val="28"/>
-        </w:rPr>
-        <w:t xml:space="preserve">Твоєї, душі спочилих слуг Твоїх) </w:t>
+        <w:t xml:space="preserve">душу спочилої слуги Твоєї, душі спочилих слуг Твоїх) </w:t>
       </w:r>
       <w:r>
         <w:rPr>
@@ -14026,15 +13735,7 @@
           <w:sz w:val="28"/>
           <w:szCs w:val="28"/>
         </w:rPr>
-        <w:t xml:space="preserve"> у місці світлому, у місці квітучому, у місці спокійному, звідки зникли біль, печаль і зітхання. Усяке прогрішення, яке він учинив (вона вчинила, вони вчинили) словом, або ділом, або помислом, як благий і людинолюбний </w:t>
-      </w:r>
-      <w:r>
-        <w:rPr>
-          <w:rFonts w:ascii="Times New Roman" w:hAnsi="Times New Roman" w:cs="Times New Roman"/>
-          <w:sz w:val="28"/>
-          <w:szCs w:val="28"/>
-        </w:rPr>
-        <w:t>Бог прости, бо немає людини, яка жила б, і не згрішила. Ти бо єдиний без гріха, праведність Твоя – праведність вовіки, і слово Твоє – істина.</w:t>
+        <w:t xml:space="preserve"> у місці світлому, у місці квітучому, у місці спокійному, звідки зникли біль, печаль і зітхання. Усяке прогрішення, яке він учинив (вона вчинила, вони вчинили) словом, або ділом, або помислом, як благий і людинолюбний Бог прости, бо немає людини, яка жила б, і не згрішила. Ти бо єдиний без гріха, праведність Твоя – праведність вовіки, і слово Твоє – істина.</w:t>
       </w:r>
     </w:p>
     <w:p>
@@ -14062,15 +13763,7 @@
           <w:sz w:val="28"/>
           <w:szCs w:val="28"/>
         </w:rPr>
-        <w:t>Бо Ти єси воскресіння, і життя, і упокій спочилого слуги Твого (спочилої слуги Твоєї, спочили</w:t>
-      </w:r>
-      <w:r>
-        <w:rPr>
-          <w:rFonts w:ascii="Times New Roman" w:hAnsi="Times New Roman" w:cs="Times New Roman"/>
-          <w:sz w:val="28"/>
-          <w:szCs w:val="28"/>
-        </w:rPr>
-        <w:t xml:space="preserve">х слуг Твоїх) </w:t>
+        <w:t xml:space="preserve">Бо Ти єси воскресіння, і життя, і упокій спочилого слуги Твого (спочилої слуги Твоєї, спочилих слуг Твоїх) </w:t>
       </w:r>
       <w:r>
         <w:rPr>
@@ -14378,7 +14071,7 @@
           <w:sz w:val="28"/>
           <w:szCs w:val="28"/>
         </w:rPr>
-        <w:t>Просвітив їх словом істини.</w:t>
+        <w:t>Огласив їх словом істини.</w:t>
       </w:r>
     </w:p>
     <w:p>
@@ -14414,7 +14107,7 @@
           <w:sz w:val="28"/>
           <w:szCs w:val="28"/>
         </w:rPr>
-        <w:t>Приєднав їх до святої Своєї соборної й апостольської Церкви.</w:t>
+        <w:t>Приєднав їх до святої своєї соборної й апостольської Церкви.</w:t>
       </w:r>
     </w:p>
     <w:p>
@@ -14450,27 +14143,37 @@
           <w:sz w:val="28"/>
           <w:szCs w:val="28"/>
         </w:rPr>
-        <w:t>Оглашенні, голови ваші Господеві приклоніть.</w:t>
-      </w:r>
-    </w:p>
-    <w:p>
-      <w:pPr>
-        <w:spacing w:after="80" w:line="240" w:lineRule="auto"/>
-        <w:rPr>
-          <w:rFonts w:ascii="Times New Roman" w:hAnsi="Times New Roman" w:cs="Times New Roman"/>
-          <w:sz w:val="28"/>
-          <w:szCs w:val="28"/>
-        </w:rPr>
-      </w:pPr>
-      <w:r>
-        <w:rPr>
-          <w:rFonts w:ascii="Times New Roman" w:hAnsi="Times New Roman" w:cs="Times New Roman"/>
-          <w:i/>
-          <w:color w:val="FF4400"/>
-          <w:sz w:val="28"/>
-          <w:szCs w:val="28"/>
-        </w:rPr>
-        <w:t>Оглашенні:</w:t>
+        <w:t xml:space="preserve">Оглашенні, голови ваші Господеві </w:t>
+      </w:r>
+      <w:proofErr w:type="spellStart"/>
+      <w:r>
+        <w:rPr>
+          <w:rFonts w:ascii="Times New Roman" w:hAnsi="Times New Roman" w:cs="Times New Roman"/>
+          <w:sz w:val="28"/>
+          <w:szCs w:val="28"/>
+        </w:rPr>
+        <w:t>приклоніть.</w:t>
+      </w:r>
+      <w:r>
+        <w:rPr>
+          <w:rFonts w:ascii="Times New Roman" w:hAnsi="Times New Roman" w:cs="Times New Roman"/>
+          <w:i/>
+          <w:color w:val="FF4400"/>
+          <w:sz w:val="28"/>
+          <w:szCs w:val="28"/>
+        </w:rPr>
+        <w:t>Оглашенні</w:t>
+      </w:r>
+      <w:proofErr w:type="spellEnd"/>
+      <w:r>
+        <w:rPr>
+          <w:rFonts w:ascii="Times New Roman" w:hAnsi="Times New Roman" w:cs="Times New Roman"/>
+          <w:i/>
+          <w:color w:val="FF4400"/>
+          <w:sz w:val="28"/>
+          <w:szCs w:val="28"/>
+        </w:rPr>
+        <w:t>:</w:t>
       </w:r>
       <w:r>
         <w:rPr>
@@ -14544,18 +14247,8 @@
           <w:rFonts w:ascii="Times New Roman" w:hAnsi="Times New Roman" w:cs="Times New Roman"/>
           <w:sz w:val="28"/>
           <w:szCs w:val="28"/>
-          <w:highlight w:val="yellow"/>
-        </w:rPr>
-        <w:t>Господи Боже наш, що на небесах живеш і на всі ді</w:t>
-      </w:r>
-      <w:r>
-        <w:rPr>
-          <w:rFonts w:ascii="Times New Roman" w:hAnsi="Times New Roman" w:cs="Times New Roman"/>
-          <w:sz w:val="28"/>
-          <w:szCs w:val="28"/>
-          <w:highlight w:val="yellow"/>
-        </w:rPr>
-        <w:t xml:space="preserve">ла Твої споглядаєш, споглянь на слуг Твоїх оглашенних, що схилили свої шиї перед Тобою, і дай їм легке ярмо, учини їх чесними членами Твоїх Церкви, і сподоби їх купелі </w:t>
+        </w:rPr>
+        <w:t xml:space="preserve">Господи Боже наш, що на небесах живеш і на всі діла Твої споглядаєш, споглянь на слуг Твоїх оглашенних, що схилили свої шиї перед Тобою, і дай їм легке ярмо, учини їх чесними членами Твоїх Церкви, і сподоби їх купелі </w:t>
       </w:r>
       <w:sdt>
         <w:sdtPr>
@@ -14585,18 +14278,8 @@
           <w:rFonts w:ascii="Times New Roman" w:hAnsi="Times New Roman" w:cs="Times New Roman"/>
           <w:sz w:val="28"/>
           <w:szCs w:val="28"/>
-          <w:highlight w:val="yellow"/>
-        </w:rPr>
-        <w:t>, щоб пізнали Тебе, істинног</w:t>
-      </w:r>
-      <w:r>
-        <w:rPr>
-          <w:rFonts w:ascii="Times New Roman" w:hAnsi="Times New Roman" w:cs="Times New Roman"/>
-          <w:sz w:val="28"/>
-          <w:szCs w:val="28"/>
-          <w:highlight w:val="yellow"/>
-        </w:rPr>
-        <w:t>о Бога нашого.</w:t>
+        </w:rPr>
+        <w:t>, щоб пізнали Тебе, істинного Бога нашого.</w:t>
       </w:r>
     </w:p>
     <w:p>
@@ -14722,29 +14405,29 @@
           <w:sz w:val="28"/>
           <w:szCs w:val="28"/>
         </w:rPr>
+        <w:t>***</w:t>
+      </w:r>
+    </w:p>
+    <w:p>
+      <w:pPr>
+        <w:spacing w:after="80" w:line="240" w:lineRule="auto"/>
+        <w:rPr>
+          <w:rFonts w:ascii="Times New Roman" w:hAnsi="Times New Roman" w:cs="Times New Roman"/>
+          <w:i/>
+          <w:color w:val="FF4400"/>
+          <w:sz w:val="28"/>
+          <w:szCs w:val="28"/>
+        </w:rPr>
+      </w:pPr>
+      <w:r>
+        <w:rPr>
+          <w:rFonts w:ascii="Times New Roman" w:hAnsi="Times New Roman" w:cs="Times New Roman"/>
+          <w:i/>
+          <w:color w:val="FF4400"/>
+          <w:sz w:val="28"/>
+          <w:szCs w:val="28"/>
+        </w:rPr>
         <w:lastRenderedPageBreak/>
-        <w:t>***</w:t>
-      </w:r>
-    </w:p>
-    <w:p>
-      <w:pPr>
-        <w:spacing w:after="80" w:line="240" w:lineRule="auto"/>
-        <w:rPr>
-          <w:rFonts w:ascii="Times New Roman" w:hAnsi="Times New Roman" w:cs="Times New Roman"/>
-          <w:i/>
-          <w:color w:val="FF4400"/>
-          <w:sz w:val="28"/>
-          <w:szCs w:val="28"/>
-        </w:rPr>
-      </w:pPr>
-      <w:r>
-        <w:rPr>
-          <w:rFonts w:ascii="Times New Roman" w:hAnsi="Times New Roman" w:cs="Times New Roman"/>
-          <w:i/>
-          <w:color w:val="FF4400"/>
-          <w:sz w:val="28"/>
-          <w:szCs w:val="28"/>
-        </w:rPr>
         <w:t>Диякон:</w:t>
       </w:r>
       <w:r>
@@ -14851,15 +14534,7 @@
           <w:sz w:val="28"/>
           <w:szCs w:val="28"/>
         </w:rPr>
-        <w:t xml:space="preserve"> Заступи, спаси, помилуй і охорони нас, Боже, Твоєю б</w:t>
-      </w:r>
-      <w:r>
-        <w:rPr>
-          <w:rFonts w:ascii="Times New Roman" w:hAnsi="Times New Roman" w:cs="Times New Roman"/>
-          <w:sz w:val="28"/>
-          <w:szCs w:val="28"/>
-        </w:rPr>
-        <w:t>лагодаттю.</w:t>
+        <w:t xml:space="preserve"> Заступи, спаси, помилуй і охорони нас, Боже, Твоєю благодаттю.</w:t>
       </w:r>
     </w:p>
     <w:p>
@@ -15030,17 +14705,7 @@
           <w:szCs w:val="28"/>
           <w:highlight w:val="yellow"/>
         </w:rPr>
-        <w:t xml:space="preserve">Ти, Господи, показав нам це велике таїнство спасіння, Ти сподобив нас, смиренних і недостойних слуг Твоїх, стати служителями святого Твого жертовника. Силою Святого </w:t>
-      </w:r>
-      <w:r>
-        <w:rPr>
-          <w:rFonts w:ascii="Times New Roman" w:hAnsi="Times New Roman" w:cs="Times New Roman"/>
-          <w:color w:val="212121"/>
-          <w:sz w:val="28"/>
-          <w:szCs w:val="28"/>
-          <w:highlight w:val="yellow"/>
-        </w:rPr>
-        <w:t>Твого Духа учини нас здатними до служби цієї, щоб ми, неосудно ставши перед святою славою Твоєю, принесли Тобі жертву хвали, бо Ти дієш усе в усіх. Дай, Господи, щоб і за гріхи наші, і за людські невідання була прийнятна і приємна жертва наша перед Тобою.</w:t>
+        <w:t>Ти, Господи, показав нам це велике таїнство спасіння, Ти сподобив нас, смиренних і недостойних слуг Твоїх, стати служителями святого Твого жертовника. Силою Святого Твого Духа учини нас здатними до служби цієї, щоб ми, неосудно ставши перед святою славою Твоєю, принесли Тобі жертву хвали, бо Ти дієш усе в усіх. Дай, Господи, щоб і за гріхи наші, і за людські невідання була прийнятна і приємна жертва наша перед Тобою.</w:t>
       </w:r>
     </w:p>
     <w:p>
@@ -15389,36 +15054,27 @@
           <w:szCs w:val="28"/>
           <w:highlight w:val="yellow"/>
         </w:rPr>
-        <w:t xml:space="preserve"> Боже, що в милості і щедротах навідав смирення наше і поставив нас, смиренних, грішних і недостойних слуг Твоїх, </w:t>
-      </w:r>
-      <w:r>
-        <w:rPr>
-          <w:rFonts w:ascii="Times New Roman" w:hAnsi="Times New Roman" w:cs="Times New Roman"/>
+        <w:t xml:space="preserve"> Боже, що в милості і щедротах навідав смирення наше і поставив нас, смиренних, грішних і недостойних слуг Твоїх, перед святою славою Твоєю служити святому Твоєму жертовникові, укріпи нас силою Святого Твого Духа на служіння це і дай нам слово, щоб відкрити уста наші і призивати благодать Святого Твого Духа на дари, що мають бути предложені.</w:t>
+      </w:r>
+    </w:p>
+    <w:p>
+      <w:pPr>
+        <w:spacing w:after="80" w:line="240" w:lineRule="auto"/>
+        <w:rPr>
+          <w:rFonts w:ascii="Times New Roman" w:hAnsi="Times New Roman" w:cs="Times New Roman"/>
+          <w:sz w:val="28"/>
+          <w:szCs w:val="28"/>
+        </w:rPr>
+      </w:pPr>
+      <w:r>
+        <w:rPr>
+          <w:rFonts w:ascii="Times New Roman" w:hAnsi="Times New Roman" w:cs="Times New Roman"/>
+          <w:i/>
+          <w:color w:val="FF4400"/>
           <w:sz w:val="28"/>
           <w:szCs w:val="28"/>
           <w:highlight w:val="yellow"/>
         </w:rPr>
-        <w:t>перед святою славою Твоєю служити святому Твоєму жертовникові, укріпи нас силою Святого Твого Духа на служіння це і дай нам слово, щоб відкрити уста наші і призивати благодать Святого Твого Духа на дари, що мають бути предложені.</w:t>
-      </w:r>
-    </w:p>
-    <w:p>
-      <w:pPr>
-        <w:spacing w:after="80" w:line="240" w:lineRule="auto"/>
-        <w:rPr>
-          <w:rFonts w:ascii="Times New Roman" w:hAnsi="Times New Roman" w:cs="Times New Roman"/>
-          <w:sz w:val="28"/>
-          <w:szCs w:val="28"/>
-        </w:rPr>
-      </w:pPr>
-      <w:r>
-        <w:rPr>
-          <w:rFonts w:ascii="Times New Roman" w:hAnsi="Times New Roman" w:cs="Times New Roman"/>
-          <w:i/>
-          <w:color w:val="FF4400"/>
-          <w:sz w:val="28"/>
-          <w:szCs w:val="28"/>
-          <w:highlight w:val="yellow"/>
-        </w:rPr>
         <w:t xml:space="preserve">Священник виголошує: </w:t>
       </w:r>
       <w:r>
@@ -15427,15 +15083,7 @@
           <w:sz w:val="28"/>
           <w:szCs w:val="28"/>
         </w:rPr>
-        <w:t xml:space="preserve">Щоб, </w:t>
-      </w:r>
-      <w:r>
-        <w:rPr>
-          <w:rFonts w:ascii="Times New Roman" w:hAnsi="Times New Roman" w:cs="Times New Roman"/>
-          <w:sz w:val="28"/>
-          <w:szCs w:val="28"/>
-        </w:rPr>
-        <w:t>під владою Твоєю завжди бережені, Тобі славу возсилали, Отцю, і Сину, і Святому Духові, нині, і повсякчас, і на віки віків.</w:t>
+        <w:t>Щоб, під владою Твоєю завжди бережені, Тобі славу возсилали, Отцю, і Сину, і Святому Духові, нині, і повсякчас, і на віки віків.</w:t>
       </w:r>
     </w:p>
     <w:p>
@@ -15853,15 +15501,7 @@
           <w:sz w:val="28"/>
           <w:szCs w:val="28"/>
         </w:rPr>
-        <w:t>Ніхто, із зв’язаних тілесними похотями і пристрастями, не достойний приступати чи наближатись до Тебе,</w:t>
-      </w:r>
-      <w:r>
-        <w:rPr>
-          <w:rFonts w:ascii="Times New Roman" w:hAnsi="Times New Roman" w:cs="Times New Roman"/>
-          <w:sz w:val="28"/>
-          <w:szCs w:val="28"/>
-        </w:rPr>
-        <w:t xml:space="preserve"> чи служити Тобі, царю слави, бо служіння Тобі – велике і страшне і для самих небесних сил. Та, одначе, задля невимовної й безмірної </w:t>
+        <w:t xml:space="preserve">Ніхто, із зв’язаних тілесними похотями і пристрастями, не достойний приступати чи наближатись до Тебе, чи служити Тобі, царю слави, бо служіння Тобі – велике і страшне і для самих небесних сил. Та, одначе, задля невимовної й безмірної </w:t>
       </w:r>
       <w:proofErr w:type="spellStart"/>
       <w:r>
@@ -15897,57 +15537,25 @@
           <w:sz w:val="28"/>
           <w:szCs w:val="28"/>
         </w:rPr>
-        <w:t xml:space="preserve"> нашим явився, і священнодійство цієї богослужбової</w:t>
-      </w:r>
-      <w:r>
-        <w:rPr>
-          <w:rFonts w:ascii="Times New Roman" w:hAnsi="Times New Roman" w:cs="Times New Roman"/>
-          <w:sz w:val="28"/>
-          <w:szCs w:val="28"/>
-        </w:rPr>
-        <w:t xml:space="preserve"> й безкровної жертви передав Ти нам як владика всіх. Ти бо єдиний, Господи Боже наш, володієш небесними і земними, Тебе на престолі херувимському носять, Ти серафимів Господь і цар Ізраїлів, Ти єдиний святий і в святих спочиваєш.</w:t>
-      </w:r>
-    </w:p>
-    <w:p>
-      <w:pPr>
-        <w:spacing w:after="80" w:line="240" w:lineRule="auto"/>
-        <w:rPr>
-          <w:rFonts w:ascii="Times New Roman" w:hAnsi="Times New Roman" w:cs="Times New Roman"/>
-          <w:sz w:val="28"/>
-          <w:szCs w:val="28"/>
-        </w:rPr>
-      </w:pPr>
-      <w:r>
-        <w:rPr>
-          <w:rFonts w:ascii="Times New Roman" w:hAnsi="Times New Roman" w:cs="Times New Roman"/>
-          <w:sz w:val="28"/>
-          <w:szCs w:val="28"/>
-        </w:rPr>
-        <w:t>Тому, отже, молю Тебе, єд</w:t>
-      </w:r>
-      <w:r>
-        <w:rPr>
-          <w:rFonts w:ascii="Times New Roman" w:hAnsi="Times New Roman" w:cs="Times New Roman"/>
-          <w:sz w:val="28"/>
-          <w:szCs w:val="28"/>
-        </w:rPr>
-        <w:t>иного благого і благоуважного: Споглянь на мене, грішного й непотрібного слугу Твого, і очисти мою душу й серце від совісти лукавої, і, силою Святого Твого Духа, мене, одягненого благодаттю священства, учини здатним стати перед цією Твоєю святою трапезою і</w:t>
-      </w:r>
-      <w:r>
-        <w:rPr>
-          <w:rFonts w:ascii="Times New Roman" w:hAnsi="Times New Roman" w:cs="Times New Roman"/>
-          <w:sz w:val="28"/>
-          <w:szCs w:val="28"/>
-        </w:rPr>
-        <w:t xml:space="preserve"> священнодіяти святе і пречисте Твоє Тіло і чесну Кров. До Тебе бо приступаю, приклонивши мою шию, і молюся Тобі: Не відвертай лиця свого від мене і не відкидай мене з-посеред слуг Своїх, але сподоби, щоб я, грішний і недостойний слуга Твій, приніс Тобі ці</w:t>
-      </w:r>
-      <w:r>
-        <w:rPr>
-          <w:rFonts w:ascii="Times New Roman" w:hAnsi="Times New Roman" w:cs="Times New Roman"/>
-          <w:sz w:val="28"/>
-          <w:szCs w:val="28"/>
-        </w:rPr>
-        <w:t xml:space="preserve"> дари.</w:t>
+        <w:t xml:space="preserve"> нашим явився, і священнодійство цієї богослужбової й безкровної жертви передав Ти нам як владика всіх. Ти бо єдиний, Господи Боже наш, володієш небесними і земними, Тебе на престолі херувимському носять, Ти серафимів Господь і цар Ізраїлів, Ти єдиний святий і в святих спочиваєш.</w:t>
+      </w:r>
+    </w:p>
+    <w:p>
+      <w:pPr>
+        <w:spacing w:after="80" w:line="240" w:lineRule="auto"/>
+        <w:rPr>
+          <w:rFonts w:ascii="Times New Roman" w:hAnsi="Times New Roman" w:cs="Times New Roman"/>
+          <w:sz w:val="28"/>
+          <w:szCs w:val="28"/>
+        </w:rPr>
+      </w:pPr>
+      <w:r>
+        <w:rPr>
+          <w:rFonts w:ascii="Times New Roman" w:hAnsi="Times New Roman" w:cs="Times New Roman"/>
+          <w:sz w:val="28"/>
+          <w:szCs w:val="28"/>
+        </w:rPr>
+        <w:t>Тому, отже, молю Тебе, єдиного благого і благоуважного: Споглянь на мене, грішного й непотрібного слугу Твого, і очисти мою душу й серце від совісти лукавої, і, силою Святого Твого Духа, мене, одягненого благодаттю священства, учини здатним стати перед цією Твоєю святою трапезою і священнодіяти святе і пречисте Твоє Тіло і чесну Кров. До Тебе бо приступаю, приклонивши мою шию, і молюся Тобі: Не відвертай лиця свого від мене і не відкидай мене з-посеред слуг Своїх, але сподоби, щоб я, грішний і недостойний слуга Твій, приніс Тобі ці дари.</w:t>
       </w:r>
     </w:p>
     <w:p>
@@ -16005,17 +15613,7 @@
           <w:sz w:val="28"/>
           <w:szCs w:val="28"/>
         </w:rPr>
-        <w:t>По молитві</w:t>
-      </w:r>
-      <w:r>
-        <w:rPr>
-          <w:rFonts w:ascii="Times New Roman" w:hAnsi="Times New Roman" w:cs="Times New Roman"/>
-          <w:i/>
-          <w:color w:val="FF4400"/>
-          <w:sz w:val="28"/>
-          <w:szCs w:val="28"/>
-        </w:rPr>
-        <w:t xml:space="preserve"> і кадженні священник і диякон мовлять разом Херувимську пісню тричі і щоразу поклоняються один раз:</w:t>
+        <w:t>По молитві і кадженні священник і диякон мовлять разом Херувимську пісню тричі і щоразу поклоняються один раз:</w:t>
       </w:r>
     </w:p>
     <w:p>
@@ -16051,15 +15649,7 @@
           <w:sz w:val="28"/>
           <w:szCs w:val="28"/>
         </w:rPr>
-        <w:t>Щоб і Царя всіх ми прийняли, що Його в сл</w:t>
-      </w:r>
-      <w:r>
-        <w:rPr>
-          <w:rFonts w:ascii="Times New Roman" w:hAnsi="Times New Roman" w:cs="Times New Roman"/>
-          <w:sz w:val="28"/>
-          <w:szCs w:val="28"/>
-        </w:rPr>
-        <w:t>аві невидимо супроводять ангельські чини. Алилуя, алилуя, алилуя.</w:t>
+        <w:t>Щоб і Царя всіх ми прийняли, що Його в славі невидимо супроводять ангельські чини. Алилуя, алилуя, алилуя.</w:t>
       </w:r>
     </w:p>
     <w:p>
@@ -16155,15 +15745,7 @@
           <w:sz w:val="28"/>
           <w:szCs w:val="28"/>
         </w:rPr>
-        <w:t xml:space="preserve"> Піднесіть руки ваші до святині і </w:t>
-      </w:r>
-      <w:r>
-        <w:rPr>
-          <w:rFonts w:ascii="Times New Roman" w:hAnsi="Times New Roman" w:cs="Times New Roman"/>
-          <w:sz w:val="28"/>
-          <w:szCs w:val="28"/>
-        </w:rPr>
-        <w:t>благословіть Господа.</w:t>
+        <w:t xml:space="preserve"> Піднесіть руки ваші до святині і благословіть Господа.</w:t>
       </w:r>
     </w:p>
     <w:p>
@@ -16357,15 +15939,7 @@
           <w:szCs w:val="28"/>
         </w:rPr>
         <w:lastRenderedPageBreak/>
-        <w:t>дияконський і монаший чин; Богом бе</w:t>
-      </w:r>
-      <w:r>
-        <w:rPr>
-          <w:rFonts w:ascii="Times New Roman" w:hAnsi="Times New Roman" w:cs="Times New Roman"/>
-          <w:sz w:val="28"/>
-          <w:szCs w:val="28"/>
-        </w:rPr>
-        <w:t>режений народ наш, правління і все військо; благородних і приснопам’ятних фундаторів і доброчинців святого храму цього; і всіх вас, православних християн, нехай пом’яне Господь Бог у царстві Своїм завжди, нині, і повсякчас, і на віки віків.</w:t>
+        <w:t>дияконський і монаший чин; Богом бережений народ наш, правління і все військо; благородних і приснопам’ятних фундаторів і доброчинців святого храму цього; і всіх вас, православних християн, нехай пом’яне Господь Бог у царстві Своїм завжди, нині, і повсякчас, і на віки віків.</w:t>
       </w:r>
     </w:p>
     <w:p>
@@ -16621,15 +16195,7 @@
           <w:sz w:val="28"/>
           <w:szCs w:val="28"/>
         </w:rPr>
-        <w:t>У</w:t>
-      </w:r>
-      <w:r>
-        <w:rPr>
-          <w:rFonts w:ascii="Times New Roman" w:hAnsi="Times New Roman" w:cs="Times New Roman"/>
-          <w:sz w:val="28"/>
-          <w:szCs w:val="28"/>
-        </w:rPr>
-        <w:t>щаслив, Господи, благоволінням Твоїм Сіон, і нехай відбудуються стіни єрусалимські. Тоді уподобаєш Собі жертву правди, приношення і всепалення, тоді покладуть на вівтар Твій тельців.</w:t>
+        <w:t>Ущаслив, Господи, благоволінням Твоїм Сіон, і нехай відбудуються стіни єрусалимські. Тоді уподобаєш Собі жертву правди, приношення і всепалення, тоді покладуть на вівтар Твій тельців.</w:t>
       </w:r>
     </w:p>
     <w:p>
@@ -16695,17 +16261,7 @@
           <w:sz w:val="28"/>
           <w:szCs w:val="28"/>
         </w:rPr>
-        <w:t>Диякон до ньог</w:t>
-      </w:r>
-      <w:r>
-        <w:rPr>
-          <w:rFonts w:ascii="Times New Roman" w:hAnsi="Times New Roman" w:cs="Times New Roman"/>
-          <w:i/>
-          <w:color w:val="FF4400"/>
-          <w:sz w:val="28"/>
-          <w:szCs w:val="28"/>
-        </w:rPr>
-        <w:t>о:</w:t>
+        <w:t>Диякон до нього:</w:t>
       </w:r>
       <w:r>
         <w:rPr>
@@ -16841,15 +16397,7 @@
           <w:sz w:val="28"/>
           <w:szCs w:val="28"/>
         </w:rPr>
-        <w:t xml:space="preserve">Нехай </w:t>
-      </w:r>
-      <w:r>
-        <w:rPr>
-          <w:rFonts w:ascii="Times New Roman" w:hAnsi="Times New Roman" w:cs="Times New Roman"/>
-          <w:sz w:val="28"/>
-          <w:szCs w:val="28"/>
-        </w:rPr>
-        <w:t>пом’яне тебе Господь Бог у царстві Своїм завжди, нині, і повсякчас, і на віки віків.</w:t>
+        <w:t>Нехай пом’яне тебе Господь Бог у царстві Своїм завжди, нині, і повсякчас, і на віки віків.</w:t>
       </w:r>
     </w:p>
     <w:p>
@@ -17038,15 +16586,7 @@
           <w:sz w:val="28"/>
           <w:szCs w:val="28"/>
         </w:rPr>
-        <w:t>За предложені чесні дари Господеві пом</w:t>
-      </w:r>
-      <w:r>
-        <w:rPr>
-          <w:rFonts w:ascii="Times New Roman" w:hAnsi="Times New Roman" w:cs="Times New Roman"/>
-          <w:sz w:val="28"/>
-          <w:szCs w:val="28"/>
-        </w:rPr>
-        <w:t>олімся.</w:t>
+        <w:t>За предложені чесні дари Господеві помолімся.</w:t>
       </w:r>
     </w:p>
     <w:p>
@@ -17302,15 +16842,7 @@
           <w:sz w:val="28"/>
           <w:szCs w:val="28"/>
         </w:rPr>
-        <w:t>Останок життя нашого в мирі й покаянні заве</w:t>
-      </w:r>
-      <w:r>
-        <w:rPr>
-          <w:rFonts w:ascii="Times New Roman" w:hAnsi="Times New Roman" w:cs="Times New Roman"/>
-          <w:sz w:val="28"/>
-          <w:szCs w:val="28"/>
-        </w:rPr>
-        <w:t>ршити у Господа просім.</w:t>
+        <w:t>Останок життя нашого в мирі й покаянні завершити у Господа просім.</w:t>
       </w:r>
     </w:p>
     <w:p>
@@ -17347,15 +16879,7 @@
           <w:szCs w:val="28"/>
         </w:rPr>
         <w:lastRenderedPageBreak/>
-        <w:t>Пресвяту, пречисту, преблагословенну, славну Владичицю нашу Богородицю і приснодіву Марію, з усіма святими пом</w:t>
-      </w:r>
-      <w:r>
-        <w:rPr>
-          <w:rFonts w:ascii="Times New Roman" w:hAnsi="Times New Roman" w:cs="Times New Roman"/>
-          <w:sz w:val="28"/>
-          <w:szCs w:val="28"/>
-        </w:rPr>
-        <w:t>’янувши, самих себе, і один одного, і все життя наше Христу Богові віддаймо.</w:t>
+        <w:t>Пресвяту, пречисту, преблагословенну, славну Владичицю нашу Богородицю і приснодіву Марію, з усіма святими пом’янувши, самих себе, і один одного, і все життя наше Христу Богові віддаймо.</w:t>
       </w:r>
     </w:p>
     <w:p>
@@ -17468,15 +16992,7 @@
           <w:sz w:val="28"/>
           <w:szCs w:val="28"/>
         </w:rPr>
-        <w:t xml:space="preserve"> Господи Боже наш, що створив нас і ввів в оце життя, показав нам дорогу до спасіння і дарував нам одкровення небесних таїнств</w:t>
-      </w:r>
-      <w:r>
-        <w:rPr>
-          <w:rFonts w:ascii="Times New Roman" w:hAnsi="Times New Roman" w:cs="Times New Roman"/>
-          <w:sz w:val="28"/>
-          <w:szCs w:val="28"/>
-        </w:rPr>
-        <w:t>. Ти поставив нас на цю службу, силою Духа Твого Святого.</w:t>
+        <w:t xml:space="preserve"> Господи Боже наш, що створив нас і ввів в оце життя, показав нам дорогу до спасіння і дарував нам одкровення небесних таїнств. Ти поставив нас на цю службу, силою Духа Твого Святого.</w:t>
       </w:r>
     </w:p>
     <w:p>
@@ -17504,15 +17020,7 @@
           <w:sz w:val="28"/>
           <w:szCs w:val="28"/>
         </w:rPr>
-        <w:t xml:space="preserve"> же, Господи, стати нам слугами нового Твого завіту, служителями святих Твоїх таїнств. Прийми нас, що наближаємося до святого Твого жертовника задля багатства милости Твоєї, щоб ми були д</w:t>
-      </w:r>
-      <w:r>
-        <w:rPr>
-          <w:rFonts w:ascii="Times New Roman" w:hAnsi="Times New Roman" w:cs="Times New Roman"/>
-          <w:sz w:val="28"/>
-          <w:szCs w:val="28"/>
-        </w:rPr>
-        <w:t xml:space="preserve">остойними приносити Тобі цю словесну і безкровну жертву за наші гріхи і людські невідання. І, прийнявши її у святий, і </w:t>
+        <w:t xml:space="preserve"> же, Господи, стати нам слугами нового Твого завіту, служителями святих Твоїх таїнств. Прийми нас, що наближаємося до святого Твого жертовника задля багатства милости Твоєї, щоб ми були достойними приносити Тобі цю словесну і безкровну жертву за наші гріхи і людські невідання. І, прийнявши її у святий, і </w:t>
       </w:r>
       <w:proofErr w:type="spellStart"/>
       <w:r>
@@ -17530,33 +17038,61 @@
           <w:sz w:val="28"/>
           <w:szCs w:val="28"/>
         </w:rPr>
-        <w:t>, і мисленний твій жертовник як приємні пахощі, зішли нам благодать Святого Твого Духа.</w:t>
-      </w:r>
-    </w:p>
-    <w:p>
-      <w:pPr>
-        <w:spacing w:after="80" w:line="240" w:lineRule="auto"/>
-        <w:rPr>
-          <w:rFonts w:ascii="Times New Roman" w:hAnsi="Times New Roman" w:cs="Times New Roman"/>
-          <w:sz w:val="28"/>
-          <w:szCs w:val="28"/>
-        </w:rPr>
-      </w:pPr>
-      <w:r>
-        <w:rPr>
-          <w:rFonts w:ascii="Times New Roman" w:hAnsi="Times New Roman" w:cs="Times New Roman"/>
-          <w:sz w:val="28"/>
-          <w:szCs w:val="28"/>
-        </w:rPr>
-        <w:t>Споглянь на нас, Боже, і подивись на ц</w:t>
-      </w:r>
-      <w:r>
-        <w:rPr>
-          <w:rFonts w:ascii="Times New Roman" w:hAnsi="Times New Roman" w:cs="Times New Roman"/>
-          <w:sz w:val="28"/>
-          <w:szCs w:val="28"/>
-        </w:rPr>
-        <w:t xml:space="preserve">ю нашу службу, і прийми її, як прийняв Ти Авелеві дари, Ноєві жертви, Авраамові всепалення, Мойсеєві і Аронові </w:t>
+        <w:t xml:space="preserve">, і </w:t>
+      </w:r>
+      <w:proofErr w:type="spellStart"/>
+      <w:r>
+        <w:rPr>
+          <w:rFonts w:ascii="Times New Roman" w:hAnsi="Times New Roman" w:cs="Times New Roman"/>
+          <w:sz w:val="28"/>
+          <w:szCs w:val="28"/>
+        </w:rPr>
+        <w:t>мисленний</w:t>
+      </w:r>
+      <w:proofErr w:type="spellEnd"/>
+      <w:r>
+        <w:rPr>
+          <w:rFonts w:ascii="Times New Roman" w:hAnsi="Times New Roman" w:cs="Times New Roman"/>
+          <w:sz w:val="28"/>
+          <w:szCs w:val="28"/>
+        </w:rPr>
+        <w:t xml:space="preserve"> твій жертовник як приємні пахощі, зішли нам благодать Святого Твого Духа.</w:t>
+      </w:r>
+    </w:p>
+    <w:p>
+      <w:pPr>
+        <w:spacing w:after="80" w:line="240" w:lineRule="auto"/>
+        <w:rPr>
+          <w:rFonts w:ascii="Times New Roman" w:hAnsi="Times New Roman" w:cs="Times New Roman"/>
+          <w:sz w:val="28"/>
+          <w:szCs w:val="28"/>
+        </w:rPr>
+      </w:pPr>
+      <w:r>
+        <w:rPr>
+          <w:rFonts w:ascii="Times New Roman" w:hAnsi="Times New Roman" w:cs="Times New Roman"/>
+          <w:sz w:val="28"/>
+          <w:szCs w:val="28"/>
+        </w:rPr>
+        <w:t xml:space="preserve">Споглянь на нас, Боже, і подивись на цю нашу службу, і прийми її, як прийняв Ти Авелеві дари, Ноєві жертви, Авраамові всепалення, Мойсеєві і </w:t>
+      </w:r>
+      <w:proofErr w:type="spellStart"/>
+      <w:r>
+        <w:rPr>
+          <w:rFonts w:ascii="Times New Roman" w:hAnsi="Times New Roman" w:cs="Times New Roman"/>
+          <w:sz w:val="28"/>
+          <w:szCs w:val="28"/>
+        </w:rPr>
+        <w:t>Аронові</w:t>
+      </w:r>
+      <w:proofErr w:type="spellEnd"/>
+      <w:r>
+        <w:rPr>
+          <w:rFonts w:ascii="Times New Roman" w:hAnsi="Times New Roman" w:cs="Times New Roman"/>
+          <w:sz w:val="28"/>
+          <w:szCs w:val="28"/>
+        </w:rPr>
+        <w:t xml:space="preserve"> </w:t>
       </w:r>
       <w:proofErr w:type="spellStart"/>
       <w:r>
@@ -17574,15 +17110,7 @@
           <w:sz w:val="28"/>
           <w:szCs w:val="28"/>
         </w:rPr>
-        <w:t>, Самуїлові мирні приношення. Як Ти прийняв від святих Твоїх апостолів оцю правдиву службу, так прийми і з рук нас, грішних, ці дари у</w:t>
-      </w:r>
-      <w:r>
-        <w:rPr>
-          <w:rFonts w:ascii="Times New Roman" w:hAnsi="Times New Roman" w:cs="Times New Roman"/>
-          <w:sz w:val="28"/>
-          <w:szCs w:val="28"/>
-        </w:rPr>
-        <w:t xml:space="preserve"> благості Своїй, Господи, щоб ми, сподобившись без пороку служити Твоєму святому жертовникові, знайшли нагороду вірних і мудрих управителів у страшний день Твоєї праведної заплати.</w:t>
+        <w:t>, Самуїлові мирні приношення. Як Ти прийняв від святих Твоїх апостолів оцю правдиву службу, так прийми і з рук нас, грішних, ці дари у благості Своїй, Господи, щоб ми, сподобившись без пороку служити Твоєму святому жертовникові, знайшли нагороду вірних і мудрих управителів у страшний день Твоєї праведної заплати.</w:t>
       </w:r>
     </w:p>
     <w:p>
@@ -17794,15 +17322,7 @@
           <w:sz w:val="28"/>
           <w:szCs w:val="28"/>
         </w:rPr>
-        <w:t xml:space="preserve"> Возлюбім один одного, щоб однодумно виз</w:t>
-      </w:r>
-      <w:r>
-        <w:rPr>
-          <w:rFonts w:ascii="Times New Roman" w:hAnsi="Times New Roman" w:cs="Times New Roman"/>
-          <w:sz w:val="28"/>
-          <w:szCs w:val="28"/>
-        </w:rPr>
-        <w:t>навати.</w:t>
+        <w:t xml:space="preserve"> Возлюбім один одного, щоб однодумно визнавати.</w:t>
       </w:r>
     </w:p>
     <w:p>
@@ -18030,16 +17550,7 @@
           <w:szCs w:val="28"/>
           <w:highlight w:val="yellow"/>
         </w:rPr>
-        <w:t xml:space="preserve">Двері, двері, в премудрості будьмо </w:t>
-      </w:r>
-      <w:r>
-        <w:rPr>
-          <w:rFonts w:ascii="Times New Roman" w:hAnsi="Times New Roman" w:cs="Times New Roman"/>
-          <w:sz w:val="28"/>
-          <w:szCs w:val="28"/>
-          <w:highlight w:val="yellow"/>
-        </w:rPr>
-        <w:t>уважні.</w:t>
+        <w:t>Двері, двері, в премудрості будьмо уважні.</w:t>
       </w:r>
     </w:p>
     <w:p>
@@ -19625,16 +19136,7 @@
           <w:sz w:val="28"/>
           <w:szCs w:val="28"/>
         </w:rPr>
-        <w:t>рівнопоклоня́єми</w:t>
-      </w:r>
-      <w:r>
-        <w:rPr>
-          <w:rFonts w:ascii="Times New Roman" w:hAnsi="Times New Roman" w:cs="Times New Roman"/>
-          <w:b/>
-          <w:sz w:val="28"/>
-          <w:szCs w:val="28"/>
-        </w:rPr>
-        <w:t>й</w:t>
+        <w:t>рівнопоклоня́ємий</w:t>
       </w:r>
       <w:proofErr w:type="spellEnd"/>
       <w:r>
@@ -20079,15 +19581,7 @@
           <w:sz w:val="28"/>
           <w:szCs w:val="28"/>
         </w:rPr>
-        <w:t xml:space="preserve"> Станьмо гідно, станьмо зі страхом, будьмо уважні, щоб святе возношення</w:t>
-      </w:r>
-      <w:r>
-        <w:rPr>
-          <w:rFonts w:ascii="Times New Roman" w:hAnsi="Times New Roman" w:cs="Times New Roman"/>
-          <w:sz w:val="28"/>
-          <w:szCs w:val="28"/>
-        </w:rPr>
-        <w:t xml:space="preserve"> в мирі приносити.</w:t>
+        <w:t xml:space="preserve"> Станьмо гідно, станьмо зі страхом, будьмо уважні, щоб святе возношення в мирі приносити.</w:t>
       </w:r>
     </w:p>
     <w:p>
@@ -20366,16 +19860,7 @@
           <w:sz w:val="28"/>
           <w:szCs w:val="28"/>
         </w:rPr>
-        <w:t>Го́спо</w:t>
-      </w:r>
-      <w:r>
-        <w:rPr>
-          <w:rFonts w:ascii="Times New Roman" w:hAnsi="Times New Roman" w:cs="Times New Roman"/>
-          <w:b/>
-          <w:sz w:val="28"/>
-          <w:szCs w:val="28"/>
-        </w:rPr>
-        <w:t>да</w:t>
+        <w:t>Го́спода</w:t>
       </w:r>
       <w:proofErr w:type="spellEnd"/>
       <w:r>
@@ -20658,15 +20143,7 @@
           <w:sz w:val="28"/>
           <w:szCs w:val="28"/>
         </w:rPr>
-        <w:t xml:space="preserve"> величі святості Твоєї – Тебе хвалити, Тебе оспівувати, Тебе благословити, Тобі поклонятися, Тебе благодарити, Тебе славити, єдиного, істинн</w:t>
-      </w:r>
-      <w:r>
-        <w:rPr>
-          <w:rFonts w:ascii="Times New Roman" w:hAnsi="Times New Roman" w:cs="Times New Roman"/>
-          <w:sz w:val="28"/>
-          <w:szCs w:val="28"/>
-        </w:rPr>
-        <w:t xml:space="preserve">о сущого Бога, і Тобі приносити з серцем </w:t>
+        <w:t xml:space="preserve"> величі святості Твоєї – Тебе хвалити, Тебе оспівувати, Тебе благословити, Тобі поклонятися, Тебе благодарити, Тебе славити, єдиного, істинно сущого Бога, і Тобі приносити з серцем </w:t>
       </w:r>
       <w:proofErr w:type="spellStart"/>
       <w:r>
@@ -20739,15 +20216,7 @@
           <w:sz w:val="28"/>
           <w:szCs w:val="28"/>
         </w:rPr>
-        <w:t xml:space="preserve"> на престолі слави і споглядаєш на безодні; безначальний, невидимий, незбагненний, неописанний, незмінний; Отче Господа нашого Ісуса Христа, великого Бога і Спасителя</w:t>
-      </w:r>
-      <w:r>
-        <w:rPr>
-          <w:rFonts w:ascii="Times New Roman" w:hAnsi="Times New Roman" w:cs="Times New Roman"/>
-          <w:sz w:val="28"/>
-          <w:szCs w:val="28"/>
-        </w:rPr>
-        <w:t>, уповання нашого, який є образом благости Твоєї, печать рівнообразна, що в собі являє Тебе – Отця. Він – живе Слово, Бог істинний, предвічна премудрість, життя, освячення, сила, світло істинне.</w:t>
+        <w:t xml:space="preserve"> на престолі слави і споглядаєш на безодні; безначальний, невидимий, незбагненний, неописанний, незмінний; Отче Господа нашого Ісуса Христа, великого Бога і Спасителя, уповання нашого, який є образом благости Твоєї, печать рівнообразна, що в собі являє Тебе – Отця. Він – живе Слово, Бог істинний, предвічна премудрість, життя, освячення, сила, світло істинне.</w:t>
       </w:r>
     </w:p>
     <w:p>
@@ -20765,15 +20234,7 @@
           <w:sz w:val="28"/>
           <w:szCs w:val="28"/>
         </w:rPr>
-        <w:t xml:space="preserve">Через нього Дух Святий явився – Дух істини, дар усиновлення, </w:t>
-      </w:r>
-      <w:r>
-        <w:rPr>
-          <w:rFonts w:ascii="Times New Roman" w:hAnsi="Times New Roman" w:cs="Times New Roman"/>
-          <w:sz w:val="28"/>
-          <w:szCs w:val="28"/>
-        </w:rPr>
-        <w:t>завдаток майбутнього спадкоємства, початок вічних благ, животворча сила, джерело освячення. Ним живлячись, усе словесне й розумне творіння Тобі служить і Тобі повсякчасно возсилає славослов’я, бо все служить Тобі.</w:t>
+        <w:t>Через нього Дух Святий явився – Дух істини, дар усиновлення, завдаток майбутнього спадкоємства, початок вічних благ, животворча сила, джерело освячення. Ним живлячись, усе словесне й розумне творіння Тобі служить і Тобі повсякчасно возсилає славослов’я, бо все служить Тобі.</w:t>
       </w:r>
     </w:p>
     <w:p>
@@ -20792,23 +20253,7 @@
           <w:szCs w:val="28"/>
         </w:rPr>
         <w:lastRenderedPageBreak/>
-        <w:t>Тебе бо хвалять ангели, архангели, престол</w:t>
-      </w:r>
-      <w:r>
-        <w:rPr>
-          <w:rFonts w:ascii="Times New Roman" w:hAnsi="Times New Roman" w:cs="Times New Roman"/>
-          <w:sz w:val="28"/>
-          <w:szCs w:val="28"/>
-        </w:rPr>
-        <w:t xml:space="preserve">и, господьства, начала, влади, сили і багатоокі херувими; перед тобою навкруги стоять серафими – шість крил в одного і шість крил у іншого; двома вони покривають обличчя свої, а двома – ноги, двома ж, літаючи, взивають один до одного невгомонними устами,  </w:t>
-      </w:r>
-      <w:r>
-        <w:rPr>
-          <w:rFonts w:ascii="Times New Roman" w:hAnsi="Times New Roman" w:cs="Times New Roman"/>
-          <w:sz w:val="28"/>
-          <w:szCs w:val="28"/>
-        </w:rPr>
-        <w:t xml:space="preserve">невмовкаючими </w:t>
+        <w:t xml:space="preserve">Тебе бо хвалять ангели, архангели, престоли, господьства, начала, влади, сили і багатоокі херувими; перед тобою навкруги стоять серафими – шість крил в одного і шість крил у іншого; двома вони покривають обличчя свої, а двома – ноги, двома ж, літаючи, взивають один до одного невгомонними устами,  невмовкаючими </w:t>
       </w:r>
       <w:proofErr w:type="spellStart"/>
       <w:r>
@@ -21102,16 +20547,7 @@
           <w:sz w:val="28"/>
           <w:szCs w:val="28"/>
         </w:rPr>
-        <w:t>О</w:t>
-      </w:r>
-      <w:r>
-        <w:rPr>
-          <w:rFonts w:ascii="Times New Roman" w:hAnsi="Times New Roman" w:cs="Times New Roman"/>
-          <w:b/>
-          <w:sz w:val="28"/>
-          <w:szCs w:val="28"/>
-        </w:rPr>
-        <w:t>са́нна</w:t>
+        <w:t>Оса́нна</w:t>
       </w:r>
       <w:proofErr w:type="spellEnd"/>
       <w:r>
@@ -21197,15 +20633,7 @@
           <w:sz w:val="28"/>
           <w:szCs w:val="28"/>
         </w:rPr>
-        <w:t xml:space="preserve">, і немає міри величі святости Твоєї, і преподобний у всіх ділах Твоїх, бо справедливо і судом істинним </w:t>
-      </w:r>
-      <w:r>
-        <w:rPr>
-          <w:rFonts w:ascii="Times New Roman" w:hAnsi="Times New Roman" w:cs="Times New Roman"/>
-          <w:sz w:val="28"/>
-          <w:szCs w:val="28"/>
-        </w:rPr>
-        <w:t>Ти все здійснив щодо нас.</w:t>
+        <w:t>, і немає міри величі святости Твоєї, і преподобний у всіх ділах Твоїх, бо справедливо і судом істинним Ти все здійснив щодо нас.</w:t>
       </w:r>
     </w:p>
     <w:p>
@@ -21241,23 +20669,7 @@
           <w:sz w:val="28"/>
           <w:szCs w:val="28"/>
         </w:rPr>
-        <w:t>Коли ж вона ослухалась Тебе,</w:t>
-      </w:r>
-      <w:r>
-        <w:rPr>
-          <w:rFonts w:ascii="Times New Roman" w:hAnsi="Times New Roman" w:cs="Times New Roman"/>
-          <w:sz w:val="28"/>
-          <w:szCs w:val="28"/>
-        </w:rPr>
-        <w:t xml:space="preserve"> істинного Бога, що створив її, і дала себе звести зміїною приманою, та умертвила себе своїми прогрішеннями, Ти, Боже, Своїм праведним судом вигнав її з раю в цей світ і повернув у землю, з якої була взята, улаштовуючи їй спасіння через нове відродження в </w:t>
-      </w:r>
-      <w:r>
-        <w:rPr>
-          <w:rFonts w:ascii="Times New Roman" w:hAnsi="Times New Roman" w:cs="Times New Roman"/>
-          <w:sz w:val="28"/>
-          <w:szCs w:val="28"/>
-        </w:rPr>
-        <w:t>самому Христі Твоєму.</w:t>
+        <w:t>Коли ж вона ослухалась Тебе, істинного Бога, що створив її, і дала себе звести зміїною приманою, та умертвила себе своїми прогрішеннями, Ти, Боже, Своїм праведним судом вигнав її з раю в цей світ і повернув у землю, з якої була взята, улаштовуючи їй спасіння через нове відродження в самому Христі Твоєму.</w:t>
       </w:r>
     </w:p>
     <w:p>
@@ -21293,15 +20705,7 @@
           <w:sz w:val="28"/>
           <w:szCs w:val="28"/>
         </w:rPr>
-        <w:t xml:space="preserve"> від створіння Свого, що його Ти створив, благий, ані не забув Ти діла рук Твоїх, але відвідував їх на всі лади – із-за милосердя милости Твоєї. Ти посилав пророків, творив чудеса через святих Твоїх, що в ко</w:t>
-      </w:r>
-      <w:r>
-        <w:rPr>
-          <w:rFonts w:ascii="Times New Roman" w:hAnsi="Times New Roman" w:cs="Times New Roman"/>
-          <w:sz w:val="28"/>
-          <w:szCs w:val="28"/>
-        </w:rPr>
-        <w:t xml:space="preserve">жному роді </w:t>
+        <w:t xml:space="preserve"> від створіння Свого, що його Ти створив, благий, ані не забув Ти діла рук Твоїх, але відвідував їх на всі лади – із-за милосердя милости Твоєї. Ти посилав пророків, творив чудеса через святих Твоїх, що в кожному роді </w:t>
       </w:r>
       <w:proofErr w:type="spellStart"/>
       <w:r>
@@ -21337,23 +20741,7 @@
           <w:sz w:val="28"/>
           <w:szCs w:val="28"/>
         </w:rPr>
-        <w:t>А коли прийшла повнота часів, Ти говорив до нас через самого Сина Свого, що ним Ти і в</w:t>
-      </w:r>
-      <w:r>
-        <w:rPr>
-          <w:rFonts w:ascii="Times New Roman" w:hAnsi="Times New Roman" w:cs="Times New Roman"/>
-          <w:sz w:val="28"/>
-          <w:szCs w:val="28"/>
-        </w:rPr>
-        <w:t>іки створив. Він, бувши відблиском слави Твоєї і образом істоти Твоєї, що утримує все словом сили Своєї, не вважав за здобич бути рівним Тобі, Богові й Отцеві, але, будучи предвічним Богом, на землі появився і між людьми жив. І, воплотившись із Діви святої</w:t>
-      </w:r>
-      <w:r>
-        <w:rPr>
-          <w:rFonts w:ascii="Times New Roman" w:hAnsi="Times New Roman" w:cs="Times New Roman"/>
-          <w:sz w:val="28"/>
-          <w:szCs w:val="28"/>
-        </w:rPr>
-        <w:t>, сам умалив Себе, образ слуги прийняв, і став співобразним до тіла смирення нашого, щоб нас співобразними вчинити образові слави Своєї.</w:t>
+        <w:t>А коли прийшла повнота часів, Ти говорив до нас через самого Сина Свого, що ним Ти і віки створив. Він, бувши відблиском слави Твоєї і образом істоти Твоєї, що утримує все словом сили Своєї, не вважав за здобич бути рівним Тобі, Богові й Отцеві, але, будучи предвічним Богом, на землі появився і між людьми жив. І, воплотившись із Діви святої, сам умалив Себе, образ слуги прийняв, і став співобразним до тіла смирення нашого, щоб нас співобразними вчинити образові слави Своєї.</w:t>
       </w:r>
     </w:p>
     <w:p>
@@ -21371,15 +20759,7 @@
           <w:sz w:val="28"/>
           <w:szCs w:val="28"/>
         </w:rPr>
-        <w:t>Бо тому що через людину гріх увійшов у світ, а через гріх – смерть, Син Твій єдинородний, сущий в лоні Твоїм, Бога й О</w:t>
-      </w:r>
-      <w:r>
-        <w:rPr>
-          <w:rFonts w:ascii="Times New Roman" w:hAnsi="Times New Roman" w:cs="Times New Roman"/>
-          <w:sz w:val="28"/>
-          <w:szCs w:val="28"/>
-        </w:rPr>
-        <w:t>тця – народившись від жінки, святої Богородиці і приснодіви Марії, народившись під законом – благоволив осудити гріх Своїм тілом, щоб умираючі в Адамі оживотворилися в самому Христі.</w:t>
+        <w:t>Бо тому що через людину гріх увійшов у світ, а через гріх – смерть, Син Твій єдинородний, сущий в лоні Твоїм, Бога й Отця – народившись від жінки, святої Богородиці і приснодіви Марії, народившись під законом – благоволив осудити гріх Своїм тілом, щоб умираючі в Адамі оживотворилися в самому Христі.</w:t>
       </w:r>
     </w:p>
     <w:p>
@@ -21398,23 +20778,7 @@
           <w:szCs w:val="28"/>
         </w:rPr>
         <w:lastRenderedPageBreak/>
-        <w:t>І, поживши в цьому світі, давши спасительні повеління, відвернувши нас ві</w:t>
-      </w:r>
-      <w:r>
-        <w:rPr>
-          <w:rFonts w:ascii="Times New Roman" w:hAnsi="Times New Roman" w:cs="Times New Roman"/>
-          <w:sz w:val="28"/>
-          <w:szCs w:val="28"/>
-        </w:rPr>
-        <w:t>д ідольської примани, привів нас до пізнання Тебе – істинного Бога й Отця, придбав Собі нас у вибраний люд, царське священство, народ святий. І, очистивши нас водою та освятивши Святим Духом, віддав себе взамін смерті, що держала нас, запроданих гріхові. І</w:t>
-      </w:r>
-      <w:r>
-        <w:rPr>
-          <w:rFonts w:ascii="Times New Roman" w:hAnsi="Times New Roman" w:cs="Times New Roman"/>
-          <w:sz w:val="28"/>
-          <w:szCs w:val="28"/>
-        </w:rPr>
-        <w:t xml:space="preserve">, зійшовши через хрест до аду, щоб наповнити Собою все, Він усунув болі смертні; і </w:t>
+        <w:t xml:space="preserve">І, поживши в цьому світі, давши спасительні повеління, відвернувши нас від ідольської примани, привів нас до пізнання Тебе – істинного Бога й Отця, придбав Собі нас у вибраний люд, царське священство, народ святий. І, очистивши нас водою та освятивши Святим Духом, віддав себе взамін смерті, що держала нас, запроданих гріхові. І, зійшовши через хрест до аду, щоб наповнити Собою все, Він усунув болі смертні; і </w:t>
       </w:r>
       <w:proofErr w:type="spellStart"/>
       <w:r>
@@ -21432,15 +20796,7 @@
           <w:sz w:val="28"/>
           <w:szCs w:val="28"/>
         </w:rPr>
-        <w:t xml:space="preserve"> у третій день, і простеливши шлях усякій плоті воскресінням із мертвих – бо неможливо було, щоб тління удержувало джерело життя – Він став первістком померлих, пер</w:t>
-      </w:r>
-      <w:r>
-        <w:rPr>
-          <w:rFonts w:ascii="Times New Roman" w:hAnsi="Times New Roman" w:cs="Times New Roman"/>
-          <w:sz w:val="28"/>
-          <w:szCs w:val="28"/>
-        </w:rPr>
-        <w:t>вородним із мертвих, щоб Йому самому мати в усьому першість. І, зійшовши на небо, Він сів праворуч величності Твоєї на висотах, і прийде віддати кожному за вчинками його.</w:t>
+        <w:t xml:space="preserve"> у третій день, і простеливши шлях усякій плоті воскресінням із мертвих – бо неможливо було, щоб тління удержувало джерело життя – Він став первістком померлих, первородним із мертвих, щоб Йому самому мати в усьому першість. І, зійшовши на небо, Він сів праворуч величності Твоєї на висотах, і прийде віддати кожному за вчинками його.</w:t>
       </w:r>
     </w:p>
     <w:p>
@@ -21459,15 +20815,7 @@
           <w:sz w:val="28"/>
           <w:szCs w:val="28"/>
         </w:rPr>
-        <w:t>А на спомин спасенного Свого страждання він зоставив нам це, що ми предложили за Його заповідями. Він бо, маючи вийти на добровільну, і приснопам’ятну, і животворчу Свою смерть, у ніч, у яку віддав Себе за життя світу, узяв хліб у святі Свої і пречисті рук</w:t>
-      </w:r>
-      <w:r>
-        <w:rPr>
-          <w:rFonts w:ascii="Times New Roman" w:hAnsi="Times New Roman" w:cs="Times New Roman"/>
-          <w:sz w:val="28"/>
-          <w:szCs w:val="28"/>
-        </w:rPr>
-        <w:t>и, показав Тобі, Богові й Отцеві, благодарив, благословив, освятив, переломив, дав святим Своїм учням і апостолам, кажучи:</w:t>
+        <w:t>А на спомин спасенного Свого страждання він зоставив нам це, що ми предложили за Його заповідями. Він бо, маючи вийти на добровільну, і приснопам’ятну, і животворчу Свою смерть, у ніч, у яку віддав Себе за життя світу, узяв хліб у святі Свої і пречисті руки, показав Тобі, Богові й Отцеві, благодарив, благословив, освятив, переломив, дав святим Своїм учням і апостолам, кажучи:</w:t>
       </w:r>
     </w:p>
     <w:p>
@@ -21592,44 +20940,200 @@
           <w:sz w:val="28"/>
           <w:szCs w:val="28"/>
         </w:rPr>
-        <w:t>Так само взяв</w:t>
-      </w:r>
-      <w:r>
+        <w:t>Так само взяв і чашу з виноградним плодом, розвів, благодарив, благословив, освятив, дав святим Своїм учням і апостолам, кажучи:</w:t>
+      </w:r>
+    </w:p>
+    <w:p>
+      <w:pPr>
+        <w:spacing w:after="80" w:line="240" w:lineRule="auto"/>
+        <w:rPr>
+          <w:rFonts w:ascii="Times New Roman" w:hAnsi="Times New Roman" w:cs="Times New Roman"/>
+          <w:sz w:val="28"/>
+          <w:szCs w:val="28"/>
+        </w:rPr>
+      </w:pPr>
+      <w:r>
+        <w:rPr>
+          <w:rFonts w:ascii="Times New Roman" w:hAnsi="Times New Roman" w:cs="Times New Roman"/>
+          <w:i/>
+          <w:color w:val="FF4400"/>
+          <w:sz w:val="28"/>
+          <w:szCs w:val="28"/>
+        </w:rPr>
+        <w:t xml:space="preserve">Священник виголошує: </w:t>
+      </w:r>
+      <w:r>
+        <w:rPr>
+          <w:rFonts w:ascii="Times New Roman" w:hAnsi="Times New Roman" w:cs="Times New Roman"/>
+          <w:sz w:val="28"/>
+          <w:szCs w:val="28"/>
+        </w:rPr>
+        <w:t>Пийте з неї всі, це є Кров Моя Нового Завіту, що за вас і за багатьох проливається на відпущення гріхів.</w:t>
+      </w:r>
+    </w:p>
+    <w:p>
+      <w:pPr>
+        <w:spacing w:after="80" w:line="240" w:lineRule="auto"/>
+        <w:rPr>
+          <w:rFonts w:ascii="Times New Roman" w:hAnsi="Times New Roman" w:cs="Times New Roman"/>
+          <w:sz w:val="28"/>
+          <w:szCs w:val="28"/>
+        </w:rPr>
+      </w:pPr>
+      <w:r>
+        <w:rPr>
+          <w:rFonts w:ascii="Times New Roman" w:hAnsi="Times New Roman" w:cs="Times New Roman"/>
+          <w:i/>
+          <w:color w:val="FF4400"/>
+          <w:sz w:val="28"/>
+          <w:szCs w:val="28"/>
+        </w:rPr>
+        <w:t>Вірні:</w:t>
+      </w:r>
+      <w:r>
+        <w:rPr>
+          <w:rFonts w:ascii="Times New Roman" w:hAnsi="Times New Roman" w:cs="Times New Roman"/>
+          <w:sz w:val="28"/>
+          <w:szCs w:val="28"/>
+        </w:rPr>
+        <w:t xml:space="preserve"> </w:t>
+      </w:r>
+      <w:proofErr w:type="spellStart"/>
+      <w:r>
+        <w:rPr>
+          <w:rFonts w:ascii="Times New Roman" w:hAnsi="Times New Roman" w:cs="Times New Roman"/>
+          <w:b/>
+          <w:sz w:val="28"/>
+          <w:szCs w:val="28"/>
+        </w:rPr>
+        <w:t>Амі́нь</w:t>
+      </w:r>
+      <w:proofErr w:type="spellEnd"/>
+      <w:r>
+        <w:rPr>
+          <w:rFonts w:ascii="Times New Roman" w:hAnsi="Times New Roman" w:cs="Times New Roman"/>
+          <w:b/>
+          <w:sz w:val="28"/>
+          <w:szCs w:val="28"/>
+        </w:rPr>
+        <w:t>.</w:t>
+      </w:r>
+    </w:p>
+    <w:p>
+      <w:pPr>
+        <w:spacing w:after="80" w:line="240" w:lineRule="auto"/>
         <w:rPr>
           <w:rFonts w:ascii="Times New Roman" w:hAnsi="Times New Roman" w:cs="Times New Roman"/>
           <w:color w:val="212121"/>
           <w:sz w:val="28"/>
           <w:szCs w:val="28"/>
         </w:rPr>
-        <w:t xml:space="preserve"> і чашу з виноградним плодом, розвів, благодарив, благословив, освятив, дав святим Своїм учням і апостолам, кажучи:</w:t>
-      </w:r>
-    </w:p>
-    <w:p>
-      <w:pPr>
-        <w:spacing w:after="80" w:line="240" w:lineRule="auto"/>
-        <w:rPr>
-          <w:rFonts w:ascii="Times New Roman" w:hAnsi="Times New Roman" w:cs="Times New Roman"/>
-          <w:sz w:val="28"/>
-          <w:szCs w:val="28"/>
-        </w:rPr>
-      </w:pPr>
-      <w:r>
-        <w:rPr>
-          <w:rFonts w:ascii="Times New Roman" w:hAnsi="Times New Roman" w:cs="Times New Roman"/>
-          <w:i/>
-          <w:color w:val="FF4400"/>
-          <w:sz w:val="28"/>
-          <w:szCs w:val="28"/>
-        </w:rPr>
-        <w:t xml:space="preserve">Священник виголошує: </w:t>
-      </w:r>
-      <w:r>
-        <w:rPr>
-          <w:rFonts w:ascii="Times New Roman" w:hAnsi="Times New Roman" w:cs="Times New Roman"/>
-          <w:sz w:val="28"/>
-          <w:szCs w:val="28"/>
-        </w:rPr>
-        <w:t>Пийте з неї всі, це є Кров Моя Нового Завіту, що за вас і за багатьох проливається на відпущення гріхів.</w:t>
+      </w:pPr>
+      <w:r>
+        <w:rPr>
+          <w:rFonts w:ascii="Times New Roman" w:hAnsi="Times New Roman" w:cs="Times New Roman"/>
+          <w:i/>
+          <w:color w:val="FF4400"/>
+          <w:sz w:val="28"/>
+          <w:szCs w:val="28"/>
+        </w:rPr>
+        <w:t>Священник:</w:t>
+      </w:r>
+      <w:r>
+        <w:rPr>
+          <w:rFonts w:ascii="Times New Roman" w:hAnsi="Times New Roman" w:cs="Times New Roman"/>
+          <w:sz w:val="28"/>
+          <w:szCs w:val="28"/>
+        </w:rPr>
+        <w:t xml:space="preserve"> </w:t>
+      </w:r>
+      <w:r>
+        <w:rPr>
+          <w:rFonts w:ascii="Times New Roman" w:hAnsi="Times New Roman" w:cs="Times New Roman"/>
+          <w:color w:val="212121"/>
+          <w:sz w:val="28"/>
+          <w:szCs w:val="28"/>
+        </w:rPr>
+        <w:t xml:space="preserve">Це чиніть на Мій спомин. Бо кожного разу, коли їсте Хліб цей і п’єте чашу цю, Мою смерть звіщаєте, Моє воскресіння </w:t>
+      </w:r>
+      <w:proofErr w:type="spellStart"/>
+      <w:r>
+        <w:rPr>
+          <w:rFonts w:ascii="Times New Roman" w:hAnsi="Times New Roman" w:cs="Times New Roman"/>
+          <w:color w:val="212121"/>
+          <w:sz w:val="28"/>
+          <w:szCs w:val="28"/>
+        </w:rPr>
+        <w:t>ісповідуєте</w:t>
+      </w:r>
+      <w:proofErr w:type="spellEnd"/>
+      <w:r>
+        <w:rPr>
+          <w:rFonts w:ascii="Times New Roman" w:hAnsi="Times New Roman" w:cs="Times New Roman"/>
+          <w:color w:val="212121"/>
+          <w:sz w:val="28"/>
+          <w:szCs w:val="28"/>
+        </w:rPr>
+        <w:t>.</w:t>
+      </w:r>
+    </w:p>
+    <w:p>
+      <w:pPr>
+        <w:spacing w:after="80" w:line="240" w:lineRule="auto"/>
+        <w:rPr>
+          <w:rFonts w:ascii="Times New Roman" w:hAnsi="Times New Roman" w:cs="Times New Roman"/>
+          <w:sz w:val="28"/>
+          <w:szCs w:val="28"/>
+        </w:rPr>
+      </w:pPr>
+      <w:r>
+        <w:rPr>
+          <w:rFonts w:ascii="Times New Roman" w:hAnsi="Times New Roman" w:cs="Times New Roman"/>
+          <w:color w:val="212121"/>
+          <w:sz w:val="28"/>
+          <w:szCs w:val="28"/>
+        </w:rPr>
+        <w:t>Отож і ми, Владико, споминаючи спасительні Його страждання, животворчий хрест, триденне погребення, з мертвих воскресіння, на небеса вознесіння, праворуч Тебе, Бога й Отця, сидіння, і славний, і страшний Його другий прихід.</w:t>
+      </w:r>
+    </w:p>
+    <w:p>
+      <w:pPr>
+        <w:spacing w:after="80" w:line="240" w:lineRule="auto"/>
+        <w:rPr>
+          <w:rFonts w:ascii="Times New Roman" w:hAnsi="Times New Roman" w:cs="Times New Roman"/>
+          <w:i/>
+          <w:color w:val="FF4400"/>
+          <w:sz w:val="28"/>
+          <w:szCs w:val="28"/>
+        </w:rPr>
+      </w:pPr>
+      <w:r>
+        <w:rPr>
+          <w:rFonts w:ascii="Times New Roman" w:hAnsi="Times New Roman" w:cs="Times New Roman"/>
+          <w:i/>
+          <w:color w:val="FF4400"/>
+          <w:sz w:val="28"/>
+          <w:szCs w:val="28"/>
+        </w:rPr>
+        <w:t>Священник виголошує:</w:t>
+      </w:r>
+    </w:p>
+    <w:p>
+      <w:pPr>
+        <w:spacing w:after="80" w:line="240" w:lineRule="auto"/>
+        <w:rPr>
+          <w:rFonts w:ascii="Times New Roman" w:hAnsi="Times New Roman" w:cs="Times New Roman"/>
+          <w:sz w:val="28"/>
+          <w:szCs w:val="28"/>
+        </w:rPr>
+      </w:pPr>
+      <w:r>
+        <w:rPr>
+          <w:rFonts w:ascii="Times New Roman" w:hAnsi="Times New Roman" w:cs="Times New Roman"/>
+          <w:sz w:val="28"/>
+          <w:szCs w:val="28"/>
+        </w:rPr>
+        <w:t>Твоє від Твоїх Тобі приносимо, за всіх і за все.</w:t>
       </w:r>
     </w:p>
     <w:p>
@@ -21659,55 +21163,153 @@
         </w:rPr>
         <w:t xml:space="preserve"> </w:t>
       </w:r>
-      <w:proofErr w:type="spellStart"/>
-      <w:r>
-        <w:rPr>
-          <w:rFonts w:ascii="Times New Roman" w:hAnsi="Times New Roman" w:cs="Times New Roman"/>
-          <w:b/>
-          <w:sz w:val="28"/>
-          <w:szCs w:val="28"/>
-        </w:rPr>
-        <w:t>Амі́нь</w:t>
-      </w:r>
-      <w:proofErr w:type="spellEnd"/>
-      <w:r>
-        <w:rPr>
-          <w:rFonts w:ascii="Times New Roman" w:hAnsi="Times New Roman" w:cs="Times New Roman"/>
-          <w:b/>
-          <w:sz w:val="28"/>
-          <w:szCs w:val="28"/>
-        </w:rPr>
-        <w:t>.</w:t>
-      </w:r>
-    </w:p>
-    <w:p>
-      <w:pPr>
-        <w:spacing w:after="80" w:line="240" w:lineRule="auto"/>
+      <w:r>
+        <w:rPr>
+          <w:rFonts w:ascii="Times New Roman" w:hAnsi="Times New Roman" w:cs="Times New Roman"/>
+          <w:b/>
+          <w:sz w:val="28"/>
+          <w:szCs w:val="28"/>
+        </w:rPr>
+        <w:t xml:space="preserve">Тебе́ </w:t>
+      </w:r>
+      <w:proofErr w:type="spellStart"/>
+      <w:r>
+        <w:rPr>
+          <w:rFonts w:ascii="Times New Roman" w:hAnsi="Times New Roman" w:cs="Times New Roman"/>
+          <w:b/>
+          <w:sz w:val="28"/>
+          <w:szCs w:val="28"/>
+        </w:rPr>
+        <w:t>оспі́вуємо</w:t>
+      </w:r>
+      <w:proofErr w:type="spellEnd"/>
+      <w:r>
+        <w:rPr>
+          <w:rFonts w:ascii="Times New Roman" w:hAnsi="Times New Roman" w:cs="Times New Roman"/>
+          <w:b/>
+          <w:sz w:val="28"/>
+          <w:szCs w:val="28"/>
+        </w:rPr>
+        <w:t xml:space="preserve">, Тебе́ благословимо́, Тебе́ </w:t>
+      </w:r>
+      <w:proofErr w:type="spellStart"/>
+      <w:r>
+        <w:rPr>
+          <w:rFonts w:ascii="Times New Roman" w:hAnsi="Times New Roman" w:cs="Times New Roman"/>
+          <w:b/>
+          <w:sz w:val="28"/>
+          <w:szCs w:val="28"/>
+        </w:rPr>
+        <w:t>благодаримо</w:t>
+      </w:r>
+      <w:proofErr w:type="spellEnd"/>
+      <w:r>
+        <w:rPr>
+          <w:rFonts w:ascii="Times New Roman" w:hAnsi="Times New Roman" w:cs="Times New Roman"/>
+          <w:b/>
+          <w:sz w:val="28"/>
+          <w:szCs w:val="28"/>
+        </w:rPr>
+        <w:t xml:space="preserve">́, </w:t>
+      </w:r>
+      <w:proofErr w:type="spellStart"/>
+      <w:r>
+        <w:rPr>
+          <w:rFonts w:ascii="Times New Roman" w:hAnsi="Times New Roman" w:cs="Times New Roman"/>
+          <w:b/>
+          <w:sz w:val="28"/>
+          <w:szCs w:val="28"/>
+        </w:rPr>
+        <w:t>Го́споди</w:t>
+      </w:r>
+      <w:proofErr w:type="spellEnd"/>
+      <w:r>
+        <w:rPr>
+          <w:rFonts w:ascii="Times New Roman" w:hAnsi="Times New Roman" w:cs="Times New Roman"/>
+          <w:b/>
+          <w:sz w:val="28"/>
+          <w:szCs w:val="28"/>
+        </w:rPr>
+        <w:t xml:space="preserve">, і </w:t>
+      </w:r>
+      <w:proofErr w:type="spellStart"/>
+      <w:r>
+        <w:rPr>
+          <w:rFonts w:ascii="Times New Roman" w:hAnsi="Times New Roman" w:cs="Times New Roman"/>
+          <w:b/>
+          <w:sz w:val="28"/>
+          <w:szCs w:val="28"/>
+        </w:rPr>
+        <w:t>мо́лимось</w:t>
+      </w:r>
+      <w:proofErr w:type="spellEnd"/>
+      <w:r>
+        <w:rPr>
+          <w:rFonts w:ascii="Times New Roman" w:hAnsi="Times New Roman" w:cs="Times New Roman"/>
+          <w:b/>
+          <w:sz w:val="28"/>
+          <w:szCs w:val="28"/>
+        </w:rPr>
+        <w:t xml:space="preserve"> Тобі́, </w:t>
+      </w:r>
+      <w:proofErr w:type="spellStart"/>
+      <w:r>
+        <w:rPr>
+          <w:rFonts w:ascii="Times New Roman" w:hAnsi="Times New Roman" w:cs="Times New Roman"/>
+          <w:b/>
+          <w:sz w:val="28"/>
+          <w:szCs w:val="28"/>
+        </w:rPr>
+        <w:t>Бо́же</w:t>
+      </w:r>
+      <w:proofErr w:type="spellEnd"/>
+      <w:r>
+        <w:rPr>
+          <w:rFonts w:ascii="Times New Roman" w:hAnsi="Times New Roman" w:cs="Times New Roman"/>
+          <w:b/>
+          <w:sz w:val="28"/>
+          <w:szCs w:val="28"/>
+        </w:rPr>
+        <w:t xml:space="preserve"> наш.</w:t>
+      </w:r>
+    </w:p>
+    <w:p>
+      <w:pPr>
+        <w:spacing w:after="80" w:line="240" w:lineRule="auto"/>
+        <w:rPr>
+          <w:rFonts w:ascii="Times New Roman" w:hAnsi="Times New Roman" w:cs="Times New Roman"/>
+          <w:sz w:val="28"/>
+          <w:szCs w:val="28"/>
+        </w:rPr>
+      </w:pPr>
+      <w:r>
+        <w:rPr>
+          <w:rFonts w:ascii="Times New Roman" w:hAnsi="Times New Roman" w:cs="Times New Roman"/>
+          <w:i/>
+          <w:color w:val="FF4400"/>
+          <w:sz w:val="28"/>
+          <w:szCs w:val="28"/>
+        </w:rPr>
+        <w:t>Священник:</w:t>
+      </w:r>
+      <w:r>
+        <w:rPr>
+          <w:rFonts w:ascii="Times New Roman" w:hAnsi="Times New Roman" w:cs="Times New Roman"/>
+          <w:sz w:val="28"/>
+          <w:szCs w:val="28"/>
+        </w:rPr>
+        <w:t xml:space="preserve"> </w:t>
+      </w:r>
+      <w:r>
         <w:rPr>
           <w:rFonts w:ascii="Times New Roman" w:hAnsi="Times New Roman" w:cs="Times New Roman"/>
           <w:color w:val="212121"/>
           <w:sz w:val="28"/>
           <w:szCs w:val="28"/>
         </w:rPr>
-      </w:pPr>
-      <w:r>
-        <w:rPr>
-          <w:rFonts w:ascii="Times New Roman" w:hAnsi="Times New Roman" w:cs="Times New Roman"/>
-          <w:i/>
-          <w:color w:val="FF4400"/>
-          <w:sz w:val="28"/>
-          <w:szCs w:val="28"/>
-        </w:rPr>
-        <w:t>Священник:</w:t>
-      </w:r>
-      <w:r>
-        <w:rPr>
-          <w:rFonts w:ascii="Times New Roman" w:hAnsi="Times New Roman" w:cs="Times New Roman"/>
-          <w:sz w:val="28"/>
-          <w:szCs w:val="28"/>
-        </w:rPr>
-        <w:t xml:space="preserve"> </w:t>
-      </w:r>
+        <w:t xml:space="preserve">Ради цього, Владико </w:t>
+      </w:r>
+      <w:proofErr w:type="spellStart"/>
       <w:r>
         <w:rPr>
           <w:rFonts w:ascii="Times New Roman" w:hAnsi="Times New Roman" w:cs="Times New Roman"/>
@@ -21715,9 +21317,9 @@
           <w:sz w:val="28"/>
           <w:szCs w:val="28"/>
         </w:rPr>
-        <w:t xml:space="preserve">Це чиніть на Мій спомин. Бо кожного разу, коли їсте Хліб цей і п’єте чашу цю, Мою смерть звіщаєте, Моє воскресіння </w:t>
-      </w:r>
-      <w:proofErr w:type="spellStart"/>
+        <w:t>всесвятий</w:t>
+      </w:r>
+      <w:proofErr w:type="spellEnd"/>
       <w:r>
         <w:rPr>
           <w:rFonts w:ascii="Times New Roman" w:hAnsi="Times New Roman" w:cs="Times New Roman"/>
@@ -21725,8 +21327,9 @@
           <w:sz w:val="28"/>
           <w:szCs w:val="28"/>
         </w:rPr>
-        <w:t>ісповідуєт</w:t>
-      </w:r>
+        <w:t xml:space="preserve">, і ми, грішні і недостойні слуги Твої, сподобившись служити святому Твоєму жертовникові, не за праведність нашу, – бо нічого доброго ми не вчинили на землі, – але ради милости Твоєї і щедрот Твоїх, що Ти їх щедро зілляв на нас, </w:t>
+      </w:r>
+      <w:proofErr w:type="spellStart"/>
       <w:r>
         <w:rPr>
           <w:rFonts w:ascii="Times New Roman" w:hAnsi="Times New Roman" w:cs="Times New Roman"/>
@@ -21734,7 +21337,7 @@
           <w:sz w:val="28"/>
           <w:szCs w:val="28"/>
         </w:rPr>
-        <w:t>е</w:t>
+        <w:t>осмілюємося</w:t>
       </w:r>
       <w:proofErr w:type="spellEnd"/>
       <w:r>
@@ -21744,18 +21347,9 @@
           <w:sz w:val="28"/>
           <w:szCs w:val="28"/>
         </w:rPr>
-        <w:t>.</w:t>
-      </w:r>
-    </w:p>
-    <w:p>
-      <w:pPr>
-        <w:spacing w:after="80" w:line="240" w:lineRule="auto"/>
-        <w:rPr>
-          <w:rFonts w:ascii="Times New Roman" w:hAnsi="Times New Roman" w:cs="Times New Roman"/>
-          <w:sz w:val="28"/>
-          <w:szCs w:val="28"/>
-        </w:rPr>
-      </w:pPr>
+        <w:t xml:space="preserve"> приступити до святого Твого жертовника і, </w:t>
+      </w:r>
+      <w:proofErr w:type="spellStart"/>
       <w:r>
         <w:rPr>
           <w:rFonts w:ascii="Times New Roman" w:hAnsi="Times New Roman" w:cs="Times New Roman"/>
@@ -21763,201 +21357,9 @@
           <w:sz w:val="28"/>
           <w:szCs w:val="28"/>
         </w:rPr>
-        <w:t>Отож і ми, Владико, споминаючи спасительні Його страждання, животворчий хрест, триденне погребення, з мертвих воскресіння, на небеса вознесіння, праворуч Тебе, Бога й Отця, сидіння, і славний, і страшний Його другий прихід.</w:t>
-      </w:r>
-    </w:p>
-    <w:p>
-      <w:pPr>
-        <w:spacing w:after="80" w:line="240" w:lineRule="auto"/>
-        <w:rPr>
-          <w:rFonts w:ascii="Times New Roman" w:hAnsi="Times New Roman" w:cs="Times New Roman"/>
-          <w:i/>
-          <w:color w:val="FF4400"/>
-          <w:sz w:val="28"/>
-          <w:szCs w:val="28"/>
-        </w:rPr>
-      </w:pPr>
-      <w:r>
-        <w:rPr>
-          <w:rFonts w:ascii="Times New Roman" w:hAnsi="Times New Roman" w:cs="Times New Roman"/>
-          <w:i/>
-          <w:color w:val="FF4400"/>
-          <w:sz w:val="28"/>
-          <w:szCs w:val="28"/>
-        </w:rPr>
-        <w:t>Священник виголошує:</w:t>
-      </w:r>
-    </w:p>
-    <w:p>
-      <w:pPr>
-        <w:spacing w:after="80" w:line="240" w:lineRule="auto"/>
-        <w:rPr>
-          <w:rFonts w:ascii="Times New Roman" w:hAnsi="Times New Roman" w:cs="Times New Roman"/>
-          <w:sz w:val="28"/>
-          <w:szCs w:val="28"/>
-        </w:rPr>
-      </w:pPr>
-      <w:r>
-        <w:rPr>
-          <w:rFonts w:ascii="Times New Roman" w:hAnsi="Times New Roman" w:cs="Times New Roman"/>
-          <w:sz w:val="28"/>
-          <w:szCs w:val="28"/>
-        </w:rPr>
-        <w:t xml:space="preserve">Твоє </w:t>
-      </w:r>
-      <w:r>
-        <w:rPr>
-          <w:rFonts w:ascii="Times New Roman" w:hAnsi="Times New Roman" w:cs="Times New Roman"/>
-          <w:sz w:val="28"/>
-          <w:szCs w:val="28"/>
-        </w:rPr>
-        <w:t>від Твоїх Тобі приносимо, за всіх і за все.</w:t>
-      </w:r>
-    </w:p>
-    <w:p>
-      <w:pPr>
-        <w:spacing w:after="80" w:line="240" w:lineRule="auto"/>
-        <w:rPr>
-          <w:rFonts w:ascii="Times New Roman" w:hAnsi="Times New Roman" w:cs="Times New Roman"/>
-          <w:sz w:val="28"/>
-          <w:szCs w:val="28"/>
-        </w:rPr>
-      </w:pPr>
-      <w:r>
-        <w:rPr>
-          <w:rFonts w:ascii="Times New Roman" w:hAnsi="Times New Roman" w:cs="Times New Roman"/>
-          <w:i/>
-          <w:color w:val="FF4400"/>
-          <w:sz w:val="28"/>
-          <w:szCs w:val="28"/>
-        </w:rPr>
-        <w:t>Вірні:</w:t>
-      </w:r>
-      <w:r>
-        <w:rPr>
-          <w:rFonts w:ascii="Times New Roman" w:hAnsi="Times New Roman" w:cs="Times New Roman"/>
-          <w:sz w:val="28"/>
-          <w:szCs w:val="28"/>
-        </w:rPr>
-        <w:t xml:space="preserve"> </w:t>
-      </w:r>
-      <w:r>
-        <w:rPr>
-          <w:rFonts w:ascii="Times New Roman" w:hAnsi="Times New Roman" w:cs="Times New Roman"/>
-          <w:b/>
-          <w:sz w:val="28"/>
-          <w:szCs w:val="28"/>
-        </w:rPr>
-        <w:t xml:space="preserve">Тебе́ </w:t>
-      </w:r>
-      <w:proofErr w:type="spellStart"/>
-      <w:r>
-        <w:rPr>
-          <w:rFonts w:ascii="Times New Roman" w:hAnsi="Times New Roman" w:cs="Times New Roman"/>
-          <w:b/>
-          <w:sz w:val="28"/>
-          <w:szCs w:val="28"/>
-        </w:rPr>
-        <w:t>оспі́вуємо</w:t>
-      </w:r>
-      <w:proofErr w:type="spellEnd"/>
-      <w:r>
-        <w:rPr>
-          <w:rFonts w:ascii="Times New Roman" w:hAnsi="Times New Roman" w:cs="Times New Roman"/>
-          <w:b/>
-          <w:sz w:val="28"/>
-          <w:szCs w:val="28"/>
-        </w:rPr>
-        <w:t xml:space="preserve">, Тебе́ благословимо́, Тебе́ благодаримо́, </w:t>
-      </w:r>
-      <w:proofErr w:type="spellStart"/>
-      <w:r>
-        <w:rPr>
-          <w:rFonts w:ascii="Times New Roman" w:hAnsi="Times New Roman" w:cs="Times New Roman"/>
-          <w:b/>
-          <w:sz w:val="28"/>
-          <w:szCs w:val="28"/>
-        </w:rPr>
-        <w:t>Го́споди</w:t>
-      </w:r>
-      <w:proofErr w:type="spellEnd"/>
-      <w:r>
-        <w:rPr>
-          <w:rFonts w:ascii="Times New Roman" w:hAnsi="Times New Roman" w:cs="Times New Roman"/>
-          <w:b/>
-          <w:sz w:val="28"/>
-          <w:szCs w:val="28"/>
-        </w:rPr>
-        <w:t xml:space="preserve">, і </w:t>
-      </w:r>
-      <w:proofErr w:type="spellStart"/>
-      <w:r>
-        <w:rPr>
-          <w:rFonts w:ascii="Times New Roman" w:hAnsi="Times New Roman" w:cs="Times New Roman"/>
-          <w:b/>
-          <w:sz w:val="28"/>
-          <w:szCs w:val="28"/>
-        </w:rPr>
-        <w:t>мо́лимось</w:t>
-      </w:r>
-      <w:proofErr w:type="spellEnd"/>
-      <w:r>
-        <w:rPr>
-          <w:rFonts w:ascii="Times New Roman" w:hAnsi="Times New Roman" w:cs="Times New Roman"/>
-          <w:b/>
-          <w:sz w:val="28"/>
-          <w:szCs w:val="28"/>
-        </w:rPr>
-        <w:t xml:space="preserve"> Тобі́, </w:t>
-      </w:r>
-      <w:proofErr w:type="spellStart"/>
-      <w:r>
-        <w:rPr>
-          <w:rFonts w:ascii="Times New Roman" w:hAnsi="Times New Roman" w:cs="Times New Roman"/>
-          <w:b/>
-          <w:sz w:val="28"/>
-          <w:szCs w:val="28"/>
-        </w:rPr>
-        <w:t>Бо́же</w:t>
-      </w:r>
-      <w:proofErr w:type="spellEnd"/>
-      <w:r>
-        <w:rPr>
-          <w:rFonts w:ascii="Times New Roman" w:hAnsi="Times New Roman" w:cs="Times New Roman"/>
-          <w:b/>
-          <w:sz w:val="28"/>
-          <w:szCs w:val="28"/>
-        </w:rPr>
-        <w:t xml:space="preserve"> наш.</w:t>
-      </w:r>
-    </w:p>
-    <w:p>
-      <w:pPr>
-        <w:spacing w:after="80" w:line="240" w:lineRule="auto"/>
-        <w:rPr>
-          <w:rFonts w:ascii="Times New Roman" w:hAnsi="Times New Roman" w:cs="Times New Roman"/>
-          <w:sz w:val="28"/>
-          <w:szCs w:val="28"/>
-        </w:rPr>
-      </w:pPr>
-      <w:r>
-        <w:rPr>
-          <w:rFonts w:ascii="Times New Roman" w:hAnsi="Times New Roman" w:cs="Times New Roman"/>
-          <w:i/>
-          <w:color w:val="FF4400"/>
-          <w:sz w:val="28"/>
-          <w:szCs w:val="28"/>
-        </w:rPr>
-        <w:t>Священник:</w:t>
-      </w:r>
-      <w:r>
-        <w:rPr>
-          <w:rFonts w:ascii="Times New Roman" w:hAnsi="Times New Roman" w:cs="Times New Roman"/>
-          <w:sz w:val="28"/>
-          <w:szCs w:val="28"/>
-        </w:rPr>
-        <w:t xml:space="preserve"> </w:t>
-      </w:r>
+        <w:t>предложивши</w:t>
+      </w:r>
+      <w:proofErr w:type="spellEnd"/>
       <w:r>
         <w:rPr>
           <w:rFonts w:ascii="Times New Roman" w:hAnsi="Times New Roman" w:cs="Times New Roman"/>
@@ -21965,85 +21367,7 @@
           <w:sz w:val="28"/>
           <w:szCs w:val="28"/>
         </w:rPr>
-        <w:t xml:space="preserve">Ради цього, Владико </w:t>
-      </w:r>
-      <w:proofErr w:type="spellStart"/>
-      <w:r>
-        <w:rPr>
-          <w:rFonts w:ascii="Times New Roman" w:hAnsi="Times New Roman" w:cs="Times New Roman"/>
-          <w:color w:val="212121"/>
-          <w:sz w:val="28"/>
-          <w:szCs w:val="28"/>
-        </w:rPr>
-        <w:t>всесвятий</w:t>
-      </w:r>
-      <w:proofErr w:type="spellEnd"/>
-      <w:r>
-        <w:rPr>
-          <w:rFonts w:ascii="Times New Roman" w:hAnsi="Times New Roman" w:cs="Times New Roman"/>
-          <w:color w:val="212121"/>
-          <w:sz w:val="28"/>
-          <w:szCs w:val="28"/>
-        </w:rPr>
-        <w:t>, і ми, грішні і недостойні слуги Твої, сподобившись служити свято</w:t>
-      </w:r>
-      <w:r>
-        <w:rPr>
-          <w:rFonts w:ascii="Times New Roman" w:hAnsi="Times New Roman" w:cs="Times New Roman"/>
-          <w:color w:val="212121"/>
-          <w:sz w:val="28"/>
-          <w:szCs w:val="28"/>
-        </w:rPr>
-        <w:t xml:space="preserve">му Твоєму жертовникові, не за праведність нашу, – бо нічого доброго ми не вчинили на землі, – але ради милости Твоєї і щедрот Твоїх, що Ти їх щедро зілляв на нас, </w:t>
-      </w:r>
-      <w:proofErr w:type="spellStart"/>
-      <w:r>
-        <w:rPr>
-          <w:rFonts w:ascii="Times New Roman" w:hAnsi="Times New Roman" w:cs="Times New Roman"/>
-          <w:color w:val="212121"/>
-          <w:sz w:val="28"/>
-          <w:szCs w:val="28"/>
-        </w:rPr>
-        <w:t>осмілюємося</w:t>
-      </w:r>
-      <w:proofErr w:type="spellEnd"/>
-      <w:r>
-        <w:rPr>
-          <w:rFonts w:ascii="Times New Roman" w:hAnsi="Times New Roman" w:cs="Times New Roman"/>
-          <w:color w:val="212121"/>
-          <w:sz w:val="28"/>
-          <w:szCs w:val="28"/>
-        </w:rPr>
-        <w:t xml:space="preserve"> приступити до святого Твого жертовника і, </w:t>
-      </w:r>
-      <w:proofErr w:type="spellStart"/>
-      <w:r>
-        <w:rPr>
-          <w:rFonts w:ascii="Times New Roman" w:hAnsi="Times New Roman" w:cs="Times New Roman"/>
-          <w:color w:val="212121"/>
-          <w:sz w:val="28"/>
-          <w:szCs w:val="28"/>
-        </w:rPr>
-        <w:t>предложивши</w:t>
-      </w:r>
-      <w:proofErr w:type="spellEnd"/>
-      <w:r>
-        <w:rPr>
-          <w:rFonts w:ascii="Times New Roman" w:hAnsi="Times New Roman" w:cs="Times New Roman"/>
-          <w:color w:val="212121"/>
-          <w:sz w:val="28"/>
-          <w:szCs w:val="28"/>
-        </w:rPr>
-        <w:t xml:space="preserve"> ці дари, під якими скриваєт</w:t>
-      </w:r>
-      <w:r>
-        <w:rPr>
-          <w:rFonts w:ascii="Times New Roman" w:hAnsi="Times New Roman" w:cs="Times New Roman"/>
-          <w:color w:val="212121"/>
-          <w:sz w:val="28"/>
-          <w:szCs w:val="28"/>
-        </w:rPr>
-        <w:t xml:space="preserve">ься святе Тіло і Кров Христа Твого, Тобі молимось і Тебе призиваємо, Святий над </w:t>
+        <w:t xml:space="preserve"> ці дари, під якими скривається святе Тіло і Кров Христа Твого, Тобі молимось і Тебе призиваємо, Святий над </w:t>
       </w:r>
       <w:r>
         <w:rPr>
@@ -22081,15 +21405,7 @@
           <w:sz w:val="28"/>
           <w:szCs w:val="28"/>
         </w:rPr>
-        <w:t xml:space="preserve"> Благослови, владико, святий</w:t>
-      </w:r>
-      <w:r>
-        <w:rPr>
-          <w:rFonts w:ascii="Times New Roman" w:hAnsi="Times New Roman" w:cs="Times New Roman"/>
-          <w:sz w:val="28"/>
-          <w:szCs w:val="28"/>
-        </w:rPr>
-        <w:t xml:space="preserve"> хліб.</w:t>
+        <w:t xml:space="preserve"> Благослови, владико, святий хліб.</w:t>
       </w:r>
     </w:p>
     <w:p>
@@ -22237,15 +21553,7 @@
           <w:sz w:val="28"/>
           <w:szCs w:val="28"/>
         </w:rPr>
-        <w:t>. Благослови</w:t>
-      </w:r>
-      <w:r>
-        <w:rPr>
-          <w:rFonts w:ascii="Times New Roman" w:hAnsi="Times New Roman" w:cs="Times New Roman"/>
-          <w:sz w:val="28"/>
-          <w:szCs w:val="28"/>
-        </w:rPr>
-        <w:t>, владико, обоє.</w:t>
+        <w:t>. Благослови, владико, обоє.</w:t>
       </w:r>
     </w:p>
     <w:p>
@@ -22384,8 +21692,9 @@
           <w:sz w:val="28"/>
           <w:szCs w:val="28"/>
         </w:rPr>
-        <w:t>А нас усіх, що від одного Хліба і чаші причащаємося, з’єднай одного з одним на спільність єдиного Духа Святого і вчини, щоб ні один з нас не причастився святого</w:t>
-      </w:r>
+        <w:t xml:space="preserve">А нас усіх, що від одного Хліба і чаші причащаємося, з’єднай одного з одним на спільність єдиного Духа Святого і вчини, щоб ні один з нас не причастився святого Тіла і Крови Христа Твого на суд або на осудження, але щоб ми знайшли милість і благодать з усіма святими, що відвіку Тобі </w:t>
+      </w:r>
+      <w:proofErr w:type="spellStart"/>
       <w:r>
         <w:rPr>
           <w:rFonts w:ascii="Times New Roman" w:hAnsi="Times New Roman" w:cs="Times New Roman"/>
@@ -22393,9 +21702,9 @@
           <w:sz w:val="28"/>
           <w:szCs w:val="28"/>
         </w:rPr>
-        <w:t xml:space="preserve"> Тіла і Крови Христа Твого на суд або на осудження, але щоб ми знайшли милість і благодать з усіма святими, що відвіку Тобі </w:t>
-      </w:r>
-      <w:proofErr w:type="spellStart"/>
+        <w:t>благовгодили</w:t>
+      </w:r>
+      <w:proofErr w:type="spellEnd"/>
       <w:r>
         <w:rPr>
           <w:rFonts w:ascii="Times New Roman" w:hAnsi="Times New Roman" w:cs="Times New Roman"/>
@@ -22403,9 +21712,9 @@
           <w:sz w:val="28"/>
           <w:szCs w:val="28"/>
         </w:rPr>
-        <w:t>благовгодили</w:t>
-      </w:r>
-      <w:proofErr w:type="spellEnd"/>
+        <w:t xml:space="preserve">: праотцями, отцями, </w:t>
+      </w:r>
+      <w:proofErr w:type="spellStart"/>
       <w:r>
         <w:rPr>
           <w:rFonts w:ascii="Times New Roman" w:hAnsi="Times New Roman" w:cs="Times New Roman"/>
@@ -22413,9 +21722,9 @@
           <w:sz w:val="28"/>
           <w:szCs w:val="28"/>
         </w:rPr>
-        <w:t xml:space="preserve">: праотцями, отцями, патріярхами, пророками, апостолами, проповідниками, </w:t>
-      </w:r>
-      <w:proofErr w:type="spellStart"/>
+        <w:t>патріярхами</w:t>
+      </w:r>
+      <w:proofErr w:type="spellEnd"/>
       <w:r>
         <w:rPr>
           <w:rFonts w:ascii="Times New Roman" w:hAnsi="Times New Roman" w:cs="Times New Roman"/>
@@ -22423,6 +21732,16 @@
           <w:sz w:val="28"/>
           <w:szCs w:val="28"/>
         </w:rPr>
+        <w:t xml:space="preserve">, пророками, апостолами, проповідниками, </w:t>
+      </w:r>
+      <w:proofErr w:type="spellStart"/>
+      <w:r>
+        <w:rPr>
+          <w:rFonts w:ascii="Times New Roman" w:hAnsi="Times New Roman" w:cs="Times New Roman"/>
+          <w:color w:val="212121"/>
+          <w:sz w:val="28"/>
+          <w:szCs w:val="28"/>
+        </w:rPr>
         <w:t>євангелистами</w:t>
       </w:r>
       <w:proofErr w:type="spellEnd"/>
@@ -22433,8 +21752,9 @@
           <w:sz w:val="28"/>
           <w:szCs w:val="28"/>
         </w:rPr>
-        <w:t>, мучениками, ісповідниками, учите</w:t>
-      </w:r>
+        <w:t xml:space="preserve">, мучениками, </w:t>
+      </w:r>
+      <w:proofErr w:type="spellStart"/>
       <w:r>
         <w:rPr>
           <w:rFonts w:ascii="Times New Roman" w:hAnsi="Times New Roman" w:cs="Times New Roman"/>
@@ -22442,7 +21762,17 @@
           <w:sz w:val="28"/>
           <w:szCs w:val="28"/>
         </w:rPr>
-        <w:t>лями, і з кожним праведним духом, що у вірі звершився.</w:t>
+        <w:t>ісповідниками</w:t>
+      </w:r>
+      <w:proofErr w:type="spellEnd"/>
+      <w:r>
+        <w:rPr>
+          <w:rFonts w:ascii="Times New Roman" w:hAnsi="Times New Roman" w:cs="Times New Roman"/>
+          <w:color w:val="212121"/>
+          <w:sz w:val="28"/>
+          <w:szCs w:val="28"/>
+        </w:rPr>
+        <w:t>, учителями, і з кожним праведним духом, що у вірі звершився.</w:t>
       </w:r>
     </w:p>
     <w:p>
@@ -22953,16 +22283,7 @@
           <w:sz w:val="28"/>
           <w:szCs w:val="28"/>
         </w:rPr>
-        <w:t>ут</w:t>
-      </w:r>
-      <w:r>
-        <w:rPr>
-          <w:rFonts w:ascii="Times New Roman" w:hAnsi="Times New Roman" w:cs="Times New Roman"/>
-          <w:b/>
-          <w:sz w:val="28"/>
-          <w:szCs w:val="28"/>
-        </w:rPr>
-        <w:t>ро́бу</w:t>
+        <w:t>утро́бу</w:t>
       </w:r>
       <w:proofErr w:type="spellEnd"/>
       <w:r>
@@ -23178,15 +22499,7 @@
           <w:sz w:val="28"/>
           <w:szCs w:val="28"/>
         </w:rPr>
-        <w:t>, пам’ять якого сьогодні вшановуємо, і</w:t>
-      </w:r>
-      <w:r>
-        <w:rPr>
-          <w:rFonts w:ascii="Times New Roman" w:hAnsi="Times New Roman" w:cs="Times New Roman"/>
-          <w:sz w:val="28"/>
-          <w:szCs w:val="28"/>
-        </w:rPr>
-        <w:t xml:space="preserve"> з усіма святими твоїми, і, за їхніми молитвами, навідай нас, Боже.</w:t>
+        <w:t>, пам’ять якого сьогодні вшановуємо, і з усіма святими твоїми, і, за їхніми молитвами, навідай нас, Боже.</w:t>
       </w:r>
     </w:p>
     <w:p>
@@ -23260,15 +22573,7 @@
           <w:sz w:val="28"/>
           <w:szCs w:val="28"/>
         </w:rPr>
-        <w:t xml:space="preserve"> у місці світлому, звідки зникли печ</w:t>
-      </w:r>
-      <w:r>
-        <w:rPr>
-          <w:rFonts w:ascii="Times New Roman" w:hAnsi="Times New Roman" w:cs="Times New Roman"/>
-          <w:sz w:val="28"/>
-          <w:szCs w:val="28"/>
-        </w:rPr>
-        <w:t>аль і зітхання, упокой їх, Боже. І упокой їх, де сяє світло лиця Твого.</w:t>
+        <w:t xml:space="preserve"> у місці світлому, звідки зникли печаль і зітхання, упокой їх, Боже. І упокой їх, де сяє світло лиця Твого.</w:t>
       </w:r>
     </w:p>
     <w:p>
@@ -23304,15 +22609,7 @@
           <w:sz w:val="28"/>
           <w:szCs w:val="28"/>
         </w:rPr>
-        <w:t>Пом’яни, Господи, тих, що принесли Тобі ці д</w:t>
-      </w:r>
-      <w:r>
-        <w:rPr>
-          <w:rFonts w:ascii="Times New Roman" w:hAnsi="Times New Roman" w:cs="Times New Roman"/>
-          <w:sz w:val="28"/>
-          <w:szCs w:val="28"/>
-        </w:rPr>
-        <w:t xml:space="preserve">ари, і тих, за кого, через кого і ради кого їх принесли. Пом’яни, Господи, тих, що приносять плоди, і добро творять у святих твоїх Церквах, і пам’ятають про вбогих; воздай їм багатими і </w:t>
+        <w:t xml:space="preserve">Пом’яни, Господи, тих, що принесли Тобі ці дари, і тих, за кого, через кого і ради кого їх принесли. Пом’яни, Господи, тих, що приносять плоди, і добро творять у святих твоїх Церквах, і пам’ятають про вбогих; воздай їм багатими і </w:t>
       </w:r>
       <w:r>
         <w:rPr>
@@ -23321,15 +22618,7 @@
           <w:szCs w:val="28"/>
         </w:rPr>
         <w:lastRenderedPageBreak/>
-        <w:t xml:space="preserve">небесними Твоїми дарами. Даруй їм, замість земного – небесне, замість </w:t>
-      </w:r>
-      <w:r>
-        <w:rPr>
-          <w:rFonts w:ascii="Times New Roman" w:hAnsi="Times New Roman" w:cs="Times New Roman"/>
-          <w:sz w:val="28"/>
-          <w:szCs w:val="28"/>
-        </w:rPr>
-        <w:t>дочасного – вічне, замість тлінного – нетлінне.</w:t>
+        <w:t>небесними Твоїми дарами. Даруй їм, замість земного – небесне, замість дочасного – вічне, замість тлінного – нетлінне.</w:t>
       </w:r>
     </w:p>
     <w:p>
@@ -23383,31 +22672,7 @@
           <w:sz w:val="28"/>
           <w:szCs w:val="28"/>
         </w:rPr>
-        <w:t>Пом’яни, Господи, Богом бере</w:t>
-      </w:r>
-      <w:r>
-        <w:rPr>
-          <w:rFonts w:ascii="Times New Roman" w:hAnsi="Times New Roman" w:cs="Times New Roman"/>
-          <w:sz w:val="28"/>
-          <w:szCs w:val="28"/>
-        </w:rPr>
-        <w:t xml:space="preserve">жений народ наш, правління і все військо. Даруй їм глибокий і невід’ємний мир, натхни їхні серця прихильністю до Твоєї Церкви і до всього люду Твого, щоб, за їхнього спокою, ми провадили тихе й мирне життя в усякому благочесті й чистоті. Пом’яни, Господи, </w:t>
-      </w:r>
-      <w:r>
-        <w:rPr>
-          <w:rFonts w:ascii="Times New Roman" w:hAnsi="Times New Roman" w:cs="Times New Roman"/>
-          <w:sz w:val="28"/>
-          <w:szCs w:val="28"/>
-        </w:rPr>
-        <w:t>усяке начальство і владу, братів наших на службі і все військо. Добрих у благості збережи, а лукавих добрими вчини благістю Твоєю. Пом’яни, Господи, тут присутніх і з оправданих причин відсутніх людей, та помилуй їх і нас багатством милости Твоєї; скарбниц</w:t>
-      </w:r>
-      <w:r>
-        <w:rPr>
-          <w:rFonts w:ascii="Times New Roman" w:hAnsi="Times New Roman" w:cs="Times New Roman"/>
-          <w:sz w:val="28"/>
-          <w:szCs w:val="28"/>
-        </w:rPr>
-        <w:t xml:space="preserve">і їх наповни всяким добром, подружжя їх у мирі й однодумності збережи, дітей вигодуй, молодь виховай, старців підтримай, малодушних утіш, розсіяних </w:t>
+        <w:t xml:space="preserve">Пом’яни, Господи, Богом бережений народ наш, правління і все військо. Даруй їм глибокий і невід’ємний мир, натхни їхні серця прихильністю до Твоєї Церкви і до всього люду Твого, щоб, за їхнього спокою, ми провадили тихе й мирне життя в усякому благочесті й чистоті. Пом’яни, Господи, усяке начальство і владу, братів наших на службі і все військо. Добрих у благості збережи, а лукавих добрими вчини благістю Твоєю. Пом’яни, Господи, тут присутніх і з оправданих причин відсутніх людей, та помилуй їх і нас багатством милости Твоєї; скарбниці їх наповни всяким добром, подружжя їх у мирі й однодумності збережи, дітей вигодуй, молодь виховай, старців підтримай, малодушних утіш, розсіяних </w:t>
       </w:r>
       <w:proofErr w:type="spellStart"/>
       <w:r>
@@ -23425,15 +22690,7 @@
           <w:sz w:val="28"/>
           <w:szCs w:val="28"/>
         </w:rPr>
-        <w:t xml:space="preserve">, заблудлих наверни і приєднай до святої Твоєї католицької й апостольської Церкви, одержимих нечистими </w:t>
-      </w:r>
-      <w:r>
-        <w:rPr>
-          <w:rFonts w:ascii="Times New Roman" w:hAnsi="Times New Roman" w:cs="Times New Roman"/>
-          <w:sz w:val="28"/>
-          <w:szCs w:val="28"/>
-        </w:rPr>
-        <w:t xml:space="preserve">духами звільни, з плаваючими плавай, з подорожніми подорожуй, вдовицям стань на поміч, сиріт захисти, полонених визволь, недужих </w:t>
+        <w:t xml:space="preserve">, заблудлих наверни і приєднай до святої Твоєї католицької й апостольської Церкви, одержимих нечистими духами звільни, з плаваючими плавай, з подорожніми подорожуй, вдовицям стань на поміч, сиріт захисти, полонених визволь, недужих </w:t>
       </w:r>
       <w:proofErr w:type="spellStart"/>
       <w:r>
@@ -23451,15 +22708,7 @@
           <w:sz w:val="28"/>
           <w:szCs w:val="28"/>
         </w:rPr>
-        <w:t>, і всіх підсудних, і тих, які на рудниках, і на засланнях, і на гірких роботах, і в усякій журбі, і нужді, і в утисках –</w:t>
-      </w:r>
-      <w:r>
-        <w:rPr>
-          <w:rFonts w:ascii="Times New Roman" w:hAnsi="Times New Roman" w:cs="Times New Roman"/>
-          <w:sz w:val="28"/>
-          <w:szCs w:val="28"/>
-        </w:rPr>
-        <w:t xml:space="preserve"> пом’яни, Боже.</w:t>
+        <w:t>, і всіх підсудних, і тих, які на рудниках, і на засланнях, і на гірких роботах, і в усякій журбі, і нужді, і в утисках – пом’яни, Боже.</w:t>
       </w:r>
     </w:p>
     <w:p>
@@ -23477,15 +22726,7 @@
           <w:sz w:val="28"/>
           <w:szCs w:val="28"/>
         </w:rPr>
-        <w:t xml:space="preserve">І всіх тих, що потребують великого Твого милосердя, і тих, що люблять і ненавидять нас, і тих, що доручили нам, недостойним, молитися за них, і всіх людей Твоїх пом’яни, Господи Боже наш, і на всіх вилий багату твою милість, даючи всім те, </w:t>
-      </w:r>
-      <w:r>
-        <w:rPr>
-          <w:rFonts w:ascii="Times New Roman" w:hAnsi="Times New Roman" w:cs="Times New Roman"/>
-          <w:sz w:val="28"/>
-          <w:szCs w:val="28"/>
-        </w:rPr>
-        <w:t>чого просять на спасіння.</w:t>
+        <w:t>І всіх тих, що потребують великого Твого милосердя, і тих, що люблять і ненавидять нас, і тих, що доручили нам, недостойним, молитися за них, і всіх людей Твоїх пом’яни, Господи Боже наш, і на всіх вилий багату твою милість, даючи всім те, чого просять на спасіння.</w:t>
       </w:r>
     </w:p>
     <w:p>
@@ -23521,23 +22762,7 @@
           <w:sz w:val="28"/>
           <w:szCs w:val="28"/>
         </w:rPr>
-        <w:t>Ти бо, Господи, поміч безпомічним, надія безнадійним, буря</w:t>
-      </w:r>
-      <w:r>
-        <w:rPr>
-          <w:rFonts w:ascii="Times New Roman" w:hAnsi="Times New Roman" w:cs="Times New Roman"/>
-          <w:sz w:val="28"/>
-          <w:szCs w:val="28"/>
-        </w:rPr>
-        <w:t>ми гнаним спаситель, плаваючим пристань, недужим лікар – тож для всіх будь усім, відаючи кожного і прохання його, і дім, і потребу його. Збережи, Господи, місто це (село це, обитель цю), і кожне село, місто і країну від голоду, пошести, землетрусу, потопу,</w:t>
-      </w:r>
-      <w:r>
-        <w:rPr>
-          <w:rFonts w:ascii="Times New Roman" w:hAnsi="Times New Roman" w:cs="Times New Roman"/>
-          <w:sz w:val="28"/>
-          <w:szCs w:val="28"/>
-        </w:rPr>
-        <w:t xml:space="preserve"> вогню, меча, навали чужинців та міжусобиці.</w:t>
+        <w:t>Ти бо, Господи, поміч безпомічним, надія безнадійним, бурями гнаним спаситель, плаваючим пристань, недужим лікар – тож для всіх будь усім, відаючи кожного і прохання його, і дім, і потребу його. Збережи, Господи, місто це (село це, обитель цю), і кожне село, місто і країну від голоду, пошести, землетрусу, потопу, вогню, меча, навали чужинців та міжусобиці.</w:t>
       </w:r>
     </w:p>
     <w:p>
@@ -23613,15 +22838,7 @@
           <w:sz w:val="28"/>
           <w:szCs w:val="28"/>
         </w:rPr>
-        <w:t xml:space="preserve"> б</w:t>
-      </w:r>
-      <w:r>
-        <w:rPr>
-          <w:rFonts w:ascii="Times New Roman" w:hAnsi="Times New Roman" w:cs="Times New Roman"/>
-          <w:sz w:val="28"/>
-          <w:szCs w:val="28"/>
-        </w:rPr>
-        <w:t xml:space="preserve">оголюбивого єпископа нашого кир </w:t>
+        <w:t xml:space="preserve"> боголюбивого єпископа нашого кир </w:t>
       </w:r>
       <w:r>
         <w:rPr>
@@ -23781,15 +22998,7 @@
           <w:sz w:val="28"/>
           <w:szCs w:val="28"/>
         </w:rPr>
-        <w:t xml:space="preserve">Пом’яни, Господи, з великої Своєї милости, і моє недостоїнство, прости мені всяке прогрішення, </w:t>
-      </w:r>
-      <w:r>
-        <w:rPr>
-          <w:rFonts w:ascii="Times New Roman" w:hAnsi="Times New Roman" w:cs="Times New Roman"/>
-          <w:sz w:val="28"/>
-          <w:szCs w:val="28"/>
-        </w:rPr>
-        <w:t>добровільне і недобровільне, щоб, через мої гріхи, Ти не заборонив благодаті Святого Твого Духа від оцих дарів, що перед нами.</w:t>
+        <w:t>Пом’яни, Господи, з великої Своєї милости, і моє недостоїнство, прости мені всяке прогрішення, добровільне і недобровільне, щоб, через мої гріхи, Ти не заборонив благодаті Святого Твого Духа від оцих дарів, що перед нами.</w:t>
       </w:r>
     </w:p>
     <w:p>
@@ -23807,7 +23016,25 @@
           <w:sz w:val="28"/>
           <w:szCs w:val="28"/>
         </w:rPr>
-        <w:t xml:space="preserve">Пом’яни, Господи, пресвітерство, у Христі дияконство, і весь </w:t>
+        <w:t xml:space="preserve">Пом’яни, Господи, пресвітерство, у Христі </w:t>
+      </w:r>
+      <w:proofErr w:type="spellStart"/>
+      <w:r>
+        <w:rPr>
+          <w:rFonts w:ascii="Times New Roman" w:hAnsi="Times New Roman" w:cs="Times New Roman"/>
+          <w:sz w:val="28"/>
+          <w:szCs w:val="28"/>
+        </w:rPr>
+        <w:t>дияконство</w:t>
+      </w:r>
+      <w:proofErr w:type="spellEnd"/>
+      <w:r>
+        <w:rPr>
+          <w:rFonts w:ascii="Times New Roman" w:hAnsi="Times New Roman" w:cs="Times New Roman"/>
+          <w:sz w:val="28"/>
+          <w:szCs w:val="28"/>
+        </w:rPr>
+        <w:t xml:space="preserve">, і весь </w:t>
       </w:r>
       <w:proofErr w:type="spellStart"/>
       <w:r>
@@ -23825,23 +23052,7 @@
           <w:sz w:val="28"/>
           <w:szCs w:val="28"/>
         </w:rPr>
-        <w:t xml:space="preserve"> чин, і не посором жодного з нас, що стоїмо довкола свято</w:t>
-      </w:r>
-      <w:r>
-        <w:rPr>
-          <w:rFonts w:ascii="Times New Roman" w:hAnsi="Times New Roman" w:cs="Times New Roman"/>
-          <w:sz w:val="28"/>
-          <w:szCs w:val="28"/>
-        </w:rPr>
-        <w:t>го Твого жертовника. Навідай нас благістю Твоєю, Господи, вияви нам багаті Твої щедроти, даруй нам добре й корисне поліття, даруй землі дощі мирні на врожай, благослови вінець літа благости Твоєї, угамуй розбрат Церков, угаси гордовитість поган, виникнення</w:t>
-      </w:r>
-      <w:r>
-        <w:rPr>
-          <w:rFonts w:ascii="Times New Roman" w:hAnsi="Times New Roman" w:cs="Times New Roman"/>
-          <w:sz w:val="28"/>
-          <w:szCs w:val="28"/>
-        </w:rPr>
-        <w:t xml:space="preserve"> єресей негайно знищ силою Святого Твого Духа, і всіх нас прийми в царство Твоє, показавши нас синами світла і синами дня. Твій мир і Твою любов даруй нам, Господи Боже наш, бо Ти все воздав нам.</w:t>
+        <w:t xml:space="preserve"> чин, і не посором жодного з нас, що стоїмо довкола святого Твого жертовника. Навідай нас благістю Твоєю, Господи, вияви нам багаті Твої щедроти, даруй нам добре й корисне поліття, даруй землі дощі мирні на врожай, благослови вінець літа благости Твоєї, угамуй розбрат Церков, угаси гордовитість поган, виникнення єресей негайно знищ силою Святого Твого Духа, і всіх нас прийми в царство Твоє, показавши нас синами світла і синами дня. Твій мир і Твою любов даруй нам, Господи Боже наш, бо Ти все воздав нам.</w:t>
       </w:r>
     </w:p>
     <w:p>
@@ -23967,15 +23178,7 @@
           <w:sz w:val="28"/>
           <w:szCs w:val="28"/>
         </w:rPr>
-        <w:t>І нехай будуть милості великого Бога і Спаса нашого Ісуса Христа з усіма</w:t>
-      </w:r>
-      <w:r>
-        <w:rPr>
-          <w:rFonts w:ascii="Times New Roman" w:hAnsi="Times New Roman" w:cs="Times New Roman"/>
-          <w:sz w:val="28"/>
-          <w:szCs w:val="28"/>
-        </w:rPr>
-        <w:t xml:space="preserve"> вами.</w:t>
+        <w:t>І нехай будуть милості великого Бога і Спаса нашого Ісуса Христа з усіма вами.</w:t>
       </w:r>
     </w:p>
     <w:p>
@@ -24212,15 +23415,7 @@
           <w:sz w:val="28"/>
           <w:szCs w:val="28"/>
         </w:rPr>
-        <w:t>Щоб людинолюбний Бог н</w:t>
-      </w:r>
-      <w:r>
-        <w:rPr>
-          <w:rFonts w:ascii="Times New Roman" w:hAnsi="Times New Roman" w:cs="Times New Roman"/>
-          <w:sz w:val="28"/>
-          <w:szCs w:val="28"/>
-        </w:rPr>
-        <w:t xml:space="preserve">аш, прийнявши їх у святий, і </w:t>
+        <w:t xml:space="preserve">Щоб людинолюбний Бог наш, прийнявши їх у святий, і </w:t>
       </w:r>
       <w:proofErr w:type="spellStart"/>
       <w:r>
@@ -24240,6 +23435,7 @@
         </w:rPr>
         <w:t xml:space="preserve">, і </w:t>
       </w:r>
+      <w:proofErr w:type="spellStart"/>
       <w:r>
         <w:rPr>
           <w:rFonts w:ascii="Times New Roman" w:hAnsi="Times New Roman" w:cs="Times New Roman"/>
@@ -24249,6 +23445,7 @@
         </w:rPr>
         <w:t>мисленний</w:t>
       </w:r>
+      <w:proofErr w:type="spellEnd"/>
       <w:r>
         <w:rPr>
           <w:rFonts w:ascii="Times New Roman" w:hAnsi="Times New Roman" w:cs="Times New Roman"/>
@@ -24462,15 +23659,7 @@
           <w:sz w:val="28"/>
           <w:szCs w:val="28"/>
         </w:rPr>
-        <w:t>Останок життя нашого в мирі й покаянні заверш</w:t>
-      </w:r>
-      <w:r>
-        <w:rPr>
-          <w:rFonts w:ascii="Times New Roman" w:hAnsi="Times New Roman" w:cs="Times New Roman"/>
-          <w:sz w:val="28"/>
-          <w:szCs w:val="28"/>
-        </w:rPr>
-        <w:t>ити у Господа просім.</w:t>
+        <w:t>Останок життя нашого в мирі й покаянні завершити у Господа просім.</w:t>
       </w:r>
     </w:p>
     <w:p>
@@ -24507,15 +23696,7 @@
           <w:sz w:val="28"/>
           <w:szCs w:val="28"/>
         </w:rPr>
-        <w:t>Єдність віри і причастя Святого Духа випросивши, самих себе, і один одного, і все життя наше Христу Богові відда</w:t>
-      </w:r>
-      <w:r>
-        <w:rPr>
-          <w:rFonts w:ascii="Times New Roman" w:hAnsi="Times New Roman" w:cs="Times New Roman"/>
-          <w:sz w:val="28"/>
-          <w:szCs w:val="28"/>
-        </w:rPr>
-        <w:t>ймо.</w:t>
+        <w:t>Єдність віри і причастя Святого Духа випросивши, самих себе, і один одного, і все життя наше Христу Богові віддаймо.</w:t>
       </w:r>
     </w:p>
     <w:p>
@@ -24638,34 +23819,7 @@
           <w:sz w:val="28"/>
           <w:szCs w:val="28"/>
         </w:rPr>
-        <w:t>Боже наш, Боже нашого спасіння, навчи нас достойно дякувати Тобі за Твої благодіяння, що їх Ти чинив і учиняєш із нами. Ти, Боже наш, прийнявши ці Дари, очисти нас від усякої нечистоти плоті і духа і навчи на</w:t>
-      </w:r>
-      <w:r>
-        <w:rPr>
-          <w:rFonts w:ascii="Times New Roman" w:hAnsi="Times New Roman" w:cs="Times New Roman"/>
-          <w:color w:val="212121"/>
-          <w:sz w:val="28"/>
-          <w:szCs w:val="28"/>
-        </w:rPr>
-        <w:t xml:space="preserve">с звершувати святощі у страху Твоєму, щоб ми приймаючи частину святощів Твоїх, з чистим свідченням нашого сумління з’єдналися зі святим Тілом і Кров’ю Христа Твого і, достойно прийнявши їх, мали Христа, що живе в серцях наших, і стали храмом Святого Твого </w:t>
-      </w:r>
-      <w:r>
-        <w:rPr>
-          <w:rFonts w:ascii="Times New Roman" w:hAnsi="Times New Roman" w:cs="Times New Roman"/>
-          <w:color w:val="212121"/>
-          <w:sz w:val="28"/>
-          <w:szCs w:val="28"/>
-        </w:rPr>
-        <w:t>Духа. Так, Боже наш, нікого з нас не вчини повинним супроти цих Твоїх страшних і небесних Таїн, ані немічним душею і тілом за те, що недостойно їх причастилися, але дай нам аж до останнього нашого зітхання достойно приймати надію святощів Твоїх, як напуття</w:t>
-      </w:r>
-      <w:r>
-        <w:rPr>
-          <w:rFonts w:ascii="Times New Roman" w:hAnsi="Times New Roman" w:cs="Times New Roman"/>
-          <w:color w:val="212121"/>
-          <w:sz w:val="28"/>
-          <w:szCs w:val="28"/>
-        </w:rPr>
-        <w:t xml:space="preserve"> для життя вічного, на </w:t>
+        <w:t xml:space="preserve">Боже наш, Боже нашого спасіння, навчи нас достойно дякувати Тобі за Твої благодіяння, що їх Ти чинив і учиняєш із нами. Ти, Боже наш, прийнявши ці Дари, очисти нас від усякої нечистоти плоті і духа і навчи нас звершувати святощі у страху Твоєму, щоб ми приймаючи частину святощів Твоїх, з чистим свідченням нашого сумління з’єдналися зі святим Тілом і Кров’ю Христа Твого і, достойно прийнявши їх, мали Христа, що живе в серцях наших, і стали храмом Святого Твого Духа. Так, Боже наш, нікого з нас не вчини повинним супроти цих Твоїх страшних і небесних Таїн, ані немічним душею і тілом за те, що недостойно їх причастилися, але дай нам аж до останнього нашого зітхання достойно приймати надію святощів Твоїх, як напуття для життя вічного, на </w:t>
       </w:r>
       <w:proofErr w:type="spellStart"/>
       <w:r>
@@ -24760,15 +23914,7 @@
           <w:sz w:val="28"/>
           <w:szCs w:val="28"/>
         </w:rPr>
-        <w:t xml:space="preserve"> І сподоб</w:t>
-      </w:r>
-      <w:r>
-        <w:rPr>
-          <w:rFonts w:ascii="Times New Roman" w:hAnsi="Times New Roman" w:cs="Times New Roman"/>
-          <w:sz w:val="28"/>
-          <w:szCs w:val="28"/>
-        </w:rPr>
-        <w:t>и нас, Владико, зі сміливістю, неосудно сміти призивати Тебе, небесного Бога Отця, і мовити:</w:t>
+        <w:t xml:space="preserve"> І сподоби нас, Владико, зі сміливістю, неосудно сміти призивати Тебе, небесного Бога Отця, і мовити:</w:t>
       </w:r>
     </w:p>
     <w:p>
@@ -24996,16 +24142,7 @@
           <w:sz w:val="28"/>
           <w:szCs w:val="28"/>
         </w:rPr>
-        <w:t>, так і на землі́. Хліб на</w:t>
-      </w:r>
-      <w:r>
-        <w:rPr>
-          <w:rFonts w:ascii="Times New Roman" w:hAnsi="Times New Roman" w:cs="Times New Roman"/>
-          <w:b/>
-          <w:sz w:val="28"/>
-          <w:szCs w:val="28"/>
-        </w:rPr>
-        <w:t xml:space="preserve">ш </w:t>
+        <w:t xml:space="preserve">, так і на землі́. Хліб наш </w:t>
       </w:r>
       <w:proofErr w:type="spellStart"/>
       <w:r>
@@ -25242,15 +24379,7 @@
           <w:sz w:val="28"/>
           <w:szCs w:val="28"/>
         </w:rPr>
-        <w:t>Бо Твоє є царство, і сила, і слава, Отця, і Сина, і Святого Духа, нині, і повсякчас і</w:t>
-      </w:r>
-      <w:r>
-        <w:rPr>
-          <w:rFonts w:ascii="Times New Roman" w:hAnsi="Times New Roman" w:cs="Times New Roman"/>
-          <w:sz w:val="28"/>
-          <w:szCs w:val="28"/>
-        </w:rPr>
-        <w:t xml:space="preserve"> на віки віків.</w:t>
+        <w:t>Бо Твоє є царство, і сила, і слава, Отця, і Сина, і Святого Духа, нині, і повсякчас і на віки віків.</w:t>
       </w:r>
     </w:p>
     <w:p>
@@ -25517,16 +24646,7 @@
           <w:sz w:val="28"/>
           <w:szCs w:val="28"/>
         </w:rPr>
-        <w:t>Владико Господи, Отче щедрот і Боже всякої утіхи, тих, що приклонили перед Тобою свої голови, благослови, освяти, збережи, укріпи, утверди, від усякого лукавого діла відведи, до всякого доброго діла приєднай, і сподоби їх неосудно причаститися цих пречисти</w:t>
-      </w:r>
-      <w:r>
-        <w:rPr>
-          <w:rFonts w:ascii="Times New Roman" w:hAnsi="Times New Roman" w:cs="Times New Roman"/>
-          <w:color w:val="212121"/>
-          <w:sz w:val="28"/>
-          <w:szCs w:val="28"/>
-        </w:rPr>
-        <w:t>х і животворчих Твоїх Таїн, на відпущення гріхів і на причастя Святого Духа.</w:t>
+        <w:t>Владико Господи, Отче щедрот і Боже всякої утіхи, тих, що приклонили перед Тобою свої голови, благослови, освяти, збережи, укріпи, утверди, від усякого лукавого діла відведи, до всякого доброго діла приєднай, і сподоби їх неосудно причаститися цих пречистих і животворчих Твоїх Таїн, на відпущення гріхів і на причастя Святого Духа.</w:t>
       </w:r>
     </w:p>
     <w:p>
@@ -25639,15 +24759,7 @@
           <w:sz w:val="28"/>
           <w:szCs w:val="28"/>
         </w:rPr>
-        <w:t>Зглянься, Господи, Ісусе Христе, Боже наш, зі святого житла Твого і від престолу слави царства Твого, і прийди, щоб освятити нас – Ти, що вгорі з Отцем сидиш, і тут з нами невидимо перебуваєш, і сподоби могутньою Твоєю рукою подат</w:t>
-      </w:r>
-      <w:r>
-        <w:rPr>
-          <w:rFonts w:ascii="Times New Roman" w:hAnsi="Times New Roman" w:cs="Times New Roman"/>
-          <w:sz w:val="28"/>
-          <w:szCs w:val="28"/>
-        </w:rPr>
-        <w:t>и нам пречисте Твоє Тіло і чесну Кров, а через нас – усім людям.</w:t>
+        <w:t>Зглянься, Господи, Ісусе Христе, Боже наш, зі святого житла Твого і від престолу слави царства Твого, і прийди, щоб освятити нас – Ти, що вгорі з Отцем сидиш, і тут з нами невидимо перебуваєш, і сподоби могутньою Твоєю рукою подати нам пречисте Твоє Тіло і чесну Кров, а через нас – усім людям.</w:t>
       </w:r>
     </w:p>
     <w:p>
@@ -25898,16 +25010,7 @@
           <w:sz w:val="28"/>
           <w:szCs w:val="28"/>
         </w:rPr>
-        <w:t>Хри</w:t>
-      </w:r>
-      <w:r>
-        <w:rPr>
-          <w:rFonts w:ascii="Times New Roman" w:hAnsi="Times New Roman" w:cs="Times New Roman"/>
-          <w:b/>
-          <w:sz w:val="28"/>
-          <w:szCs w:val="28"/>
-        </w:rPr>
-        <w:t>сто́с</w:t>
+        <w:t>Христо́с</w:t>
       </w:r>
       <w:proofErr w:type="spellEnd"/>
       <w:r>
@@ -26699,16 +25802,7 @@
           <w:sz w:val="28"/>
           <w:szCs w:val="28"/>
         </w:rPr>
-        <w:t>Тв</w:t>
-      </w:r>
-      <w:r>
-        <w:rPr>
-          <w:rFonts w:ascii="Times New Roman" w:hAnsi="Times New Roman" w:cs="Times New Roman"/>
-          <w:b/>
-          <w:sz w:val="28"/>
-          <w:szCs w:val="28"/>
-        </w:rPr>
-        <w:t>ої́м</w:t>
+        <w:t>Твої́м</w:t>
       </w:r>
       <w:proofErr w:type="spellEnd"/>
       <w:r>
@@ -27160,46 +26254,108 @@
           <w:sz w:val="28"/>
           <w:szCs w:val="28"/>
         </w:rPr>
+        <w:t xml:space="preserve">, будь </w:t>
+      </w:r>
+      <w:proofErr w:type="spellStart"/>
+      <w:r>
+        <w:rPr>
+          <w:rFonts w:ascii="Times New Roman" w:hAnsi="Times New Roman" w:cs="Times New Roman"/>
+          <w:b/>
+          <w:sz w:val="28"/>
+          <w:szCs w:val="28"/>
+        </w:rPr>
+        <w:t>милости́вим</w:t>
+      </w:r>
+      <w:proofErr w:type="spellEnd"/>
+      <w:r>
+        <w:rPr>
+          <w:rFonts w:ascii="Times New Roman" w:hAnsi="Times New Roman" w:cs="Times New Roman"/>
+          <w:b/>
+          <w:sz w:val="28"/>
+          <w:szCs w:val="28"/>
+        </w:rPr>
+        <w:t xml:space="preserve"> до </w:t>
+      </w:r>
+      <w:proofErr w:type="spellStart"/>
+      <w:r>
+        <w:rPr>
+          <w:rFonts w:ascii="Times New Roman" w:hAnsi="Times New Roman" w:cs="Times New Roman"/>
+          <w:b/>
+          <w:sz w:val="28"/>
+          <w:szCs w:val="28"/>
+        </w:rPr>
+        <w:t>ме́не</w:t>
+      </w:r>
+      <w:proofErr w:type="spellEnd"/>
+      <w:r>
+        <w:rPr>
+          <w:rFonts w:ascii="Times New Roman" w:hAnsi="Times New Roman" w:cs="Times New Roman"/>
+          <w:b/>
+          <w:sz w:val="28"/>
+          <w:szCs w:val="28"/>
+        </w:rPr>
         <w:t xml:space="preserve">, </w:t>
       </w:r>
-      <w:r>
-        <w:rPr>
-          <w:rFonts w:ascii="Times New Roman" w:hAnsi="Times New Roman" w:cs="Times New Roman"/>
-          <w:b/>
-          <w:sz w:val="28"/>
-          <w:szCs w:val="28"/>
-        </w:rPr>
-        <w:t xml:space="preserve">будь </w:t>
-      </w:r>
-      <w:proofErr w:type="spellStart"/>
-      <w:r>
-        <w:rPr>
-          <w:rFonts w:ascii="Times New Roman" w:hAnsi="Times New Roman" w:cs="Times New Roman"/>
-          <w:b/>
-          <w:sz w:val="28"/>
-          <w:szCs w:val="28"/>
-        </w:rPr>
-        <w:t>милости́вим</w:t>
-      </w:r>
-      <w:proofErr w:type="spellEnd"/>
-      <w:r>
-        <w:rPr>
-          <w:rFonts w:ascii="Times New Roman" w:hAnsi="Times New Roman" w:cs="Times New Roman"/>
-          <w:b/>
-          <w:sz w:val="28"/>
-          <w:szCs w:val="28"/>
-        </w:rPr>
-        <w:t xml:space="preserve"> до </w:t>
-      </w:r>
-      <w:proofErr w:type="spellStart"/>
-      <w:r>
-        <w:rPr>
-          <w:rFonts w:ascii="Times New Roman" w:hAnsi="Times New Roman" w:cs="Times New Roman"/>
-          <w:b/>
-          <w:sz w:val="28"/>
-          <w:szCs w:val="28"/>
-        </w:rPr>
-        <w:t>ме́не</w:t>
+      <w:proofErr w:type="spellStart"/>
+      <w:r>
+        <w:rPr>
+          <w:rFonts w:ascii="Times New Roman" w:hAnsi="Times New Roman" w:cs="Times New Roman"/>
+          <w:b/>
+          <w:sz w:val="28"/>
+          <w:szCs w:val="28"/>
+        </w:rPr>
+        <w:t>грі́шного</w:t>
+      </w:r>
+      <w:proofErr w:type="spellEnd"/>
+      <w:r>
+        <w:rPr>
+          <w:rFonts w:ascii="Times New Roman" w:hAnsi="Times New Roman" w:cs="Times New Roman"/>
+          <w:b/>
+          <w:sz w:val="28"/>
+          <w:szCs w:val="28"/>
+        </w:rPr>
+        <w:t xml:space="preserve"> (</w:t>
+      </w:r>
+      <w:proofErr w:type="spellStart"/>
+      <w:r>
+        <w:rPr>
+          <w:rFonts w:ascii="Times New Roman" w:hAnsi="Times New Roman" w:cs="Times New Roman"/>
+          <w:b/>
+          <w:sz w:val="28"/>
+          <w:szCs w:val="28"/>
+        </w:rPr>
+        <w:t>грі́шної</w:t>
+      </w:r>
+      <w:proofErr w:type="spellEnd"/>
+      <w:r>
+        <w:rPr>
+          <w:rFonts w:ascii="Times New Roman" w:hAnsi="Times New Roman" w:cs="Times New Roman"/>
+          <w:b/>
+          <w:sz w:val="28"/>
+          <w:szCs w:val="28"/>
+        </w:rPr>
+        <w:t>).</w:t>
+      </w:r>
+    </w:p>
+    <w:p>
+      <w:pPr>
+        <w:spacing w:after="80" w:line="240" w:lineRule="auto"/>
+        <w:rPr>
+          <w:rFonts w:ascii="Times New Roman" w:hAnsi="Times New Roman" w:cs="Times New Roman"/>
+          <w:b/>
+          <w:sz w:val="28"/>
+          <w:szCs w:val="28"/>
+        </w:rPr>
+      </w:pPr>
+      <w:proofErr w:type="spellStart"/>
+      <w:r>
+        <w:rPr>
+          <w:rFonts w:ascii="Times New Roman" w:hAnsi="Times New Roman" w:cs="Times New Roman"/>
+          <w:b/>
+          <w:sz w:val="28"/>
+          <w:szCs w:val="28"/>
+        </w:rPr>
+        <w:t>Бо́же</w:t>
       </w:r>
       <w:proofErr w:type="spellEnd"/>
       <w:r>
@@ -27219,7 +26375,67 @@
           <w:sz w:val="28"/>
           <w:szCs w:val="28"/>
         </w:rPr>
-        <w:t>грі́шного</w:t>
+        <w:t>очи́сти</w:t>
+      </w:r>
+      <w:proofErr w:type="spellEnd"/>
+      <w:r>
+        <w:rPr>
+          <w:rFonts w:ascii="Times New Roman" w:hAnsi="Times New Roman" w:cs="Times New Roman"/>
+          <w:b/>
+          <w:sz w:val="28"/>
+          <w:szCs w:val="28"/>
+        </w:rPr>
+        <w:t xml:space="preserve"> мої́ гріхи́ і </w:t>
+      </w:r>
+      <w:proofErr w:type="spellStart"/>
+      <w:r>
+        <w:rPr>
+          <w:rFonts w:ascii="Times New Roman" w:hAnsi="Times New Roman" w:cs="Times New Roman"/>
+          <w:b/>
+          <w:sz w:val="28"/>
+          <w:szCs w:val="28"/>
+        </w:rPr>
+        <w:t>поми́луй</w:t>
+      </w:r>
+      <w:proofErr w:type="spellEnd"/>
+      <w:r>
+        <w:rPr>
+          <w:rFonts w:ascii="Times New Roman" w:hAnsi="Times New Roman" w:cs="Times New Roman"/>
+          <w:b/>
+          <w:sz w:val="28"/>
+          <w:szCs w:val="28"/>
+        </w:rPr>
+        <w:t xml:space="preserve"> мене́.</w:t>
+      </w:r>
+    </w:p>
+    <w:p>
+      <w:pPr>
+        <w:spacing w:after="80" w:line="240" w:lineRule="auto"/>
+        <w:rPr>
+          <w:rFonts w:ascii="Times New Roman" w:hAnsi="Times New Roman" w:cs="Times New Roman"/>
+          <w:b/>
+          <w:sz w:val="28"/>
+          <w:szCs w:val="28"/>
+        </w:rPr>
+      </w:pPr>
+      <w:r>
+        <w:rPr>
+          <w:rFonts w:ascii="Times New Roman" w:hAnsi="Times New Roman" w:cs="Times New Roman"/>
+          <w:b/>
+          <w:sz w:val="28"/>
+          <w:szCs w:val="28"/>
+        </w:rPr>
+        <w:t xml:space="preserve">Без числа́ </w:t>
+      </w:r>
+      <w:proofErr w:type="spellStart"/>
+      <w:r>
+        <w:rPr>
+          <w:rFonts w:ascii="Times New Roman" w:hAnsi="Times New Roman" w:cs="Times New Roman"/>
+          <w:b/>
+          <w:sz w:val="28"/>
+          <w:szCs w:val="28"/>
+        </w:rPr>
+        <w:t>нагріши́в</w:t>
       </w:r>
       <w:proofErr w:type="spellEnd"/>
       <w:r>
@@ -27239,137 +26455,6 @@
           <w:sz w:val="28"/>
           <w:szCs w:val="28"/>
         </w:rPr>
-        <w:t>грі́шної</w:t>
-      </w:r>
-      <w:proofErr w:type="spellEnd"/>
-      <w:r>
-        <w:rPr>
-          <w:rFonts w:ascii="Times New Roman" w:hAnsi="Times New Roman" w:cs="Times New Roman"/>
-          <w:b/>
-          <w:sz w:val="28"/>
-          <w:szCs w:val="28"/>
-        </w:rPr>
-        <w:t>).</w:t>
-      </w:r>
-    </w:p>
-    <w:p>
-      <w:pPr>
-        <w:spacing w:after="80" w:line="240" w:lineRule="auto"/>
-        <w:rPr>
-          <w:rFonts w:ascii="Times New Roman" w:hAnsi="Times New Roman" w:cs="Times New Roman"/>
-          <w:b/>
-          <w:sz w:val="28"/>
-          <w:szCs w:val="28"/>
-        </w:rPr>
-      </w:pPr>
-      <w:proofErr w:type="spellStart"/>
-      <w:r>
-        <w:rPr>
-          <w:rFonts w:ascii="Times New Roman" w:hAnsi="Times New Roman" w:cs="Times New Roman"/>
-          <w:b/>
-          <w:sz w:val="28"/>
-          <w:szCs w:val="28"/>
-        </w:rPr>
-        <w:t>Бо́же</w:t>
-      </w:r>
-      <w:proofErr w:type="spellEnd"/>
-      <w:r>
-        <w:rPr>
-          <w:rFonts w:ascii="Times New Roman" w:hAnsi="Times New Roman" w:cs="Times New Roman"/>
-          <w:b/>
-          <w:sz w:val="28"/>
-          <w:szCs w:val="28"/>
-        </w:rPr>
-        <w:t xml:space="preserve">, </w:t>
-      </w:r>
-      <w:proofErr w:type="spellStart"/>
-      <w:r>
-        <w:rPr>
-          <w:rFonts w:ascii="Times New Roman" w:hAnsi="Times New Roman" w:cs="Times New Roman"/>
-          <w:b/>
-          <w:sz w:val="28"/>
-          <w:szCs w:val="28"/>
-        </w:rPr>
-        <w:t>очи́сти</w:t>
-      </w:r>
-      <w:proofErr w:type="spellEnd"/>
-      <w:r>
-        <w:rPr>
-          <w:rFonts w:ascii="Times New Roman" w:hAnsi="Times New Roman" w:cs="Times New Roman"/>
-          <w:b/>
-          <w:sz w:val="28"/>
-          <w:szCs w:val="28"/>
-        </w:rPr>
-        <w:t xml:space="preserve"> мої́ гріхи́ і </w:t>
-      </w:r>
-      <w:proofErr w:type="spellStart"/>
-      <w:r>
-        <w:rPr>
-          <w:rFonts w:ascii="Times New Roman" w:hAnsi="Times New Roman" w:cs="Times New Roman"/>
-          <w:b/>
-          <w:sz w:val="28"/>
-          <w:szCs w:val="28"/>
-        </w:rPr>
-        <w:t>поми́луй</w:t>
-      </w:r>
-      <w:proofErr w:type="spellEnd"/>
-      <w:r>
-        <w:rPr>
-          <w:rFonts w:ascii="Times New Roman" w:hAnsi="Times New Roman" w:cs="Times New Roman"/>
-          <w:b/>
-          <w:sz w:val="28"/>
-          <w:szCs w:val="28"/>
-        </w:rPr>
-        <w:t xml:space="preserve"> мене́.</w:t>
-      </w:r>
-    </w:p>
-    <w:p>
-      <w:pPr>
-        <w:spacing w:after="80" w:line="240" w:lineRule="auto"/>
-        <w:rPr>
-          <w:rFonts w:ascii="Times New Roman" w:hAnsi="Times New Roman" w:cs="Times New Roman"/>
-          <w:b/>
-          <w:sz w:val="28"/>
-          <w:szCs w:val="28"/>
-        </w:rPr>
-      </w:pPr>
-      <w:r>
-        <w:rPr>
-          <w:rFonts w:ascii="Times New Roman" w:hAnsi="Times New Roman" w:cs="Times New Roman"/>
-          <w:b/>
-          <w:sz w:val="28"/>
-          <w:szCs w:val="28"/>
-        </w:rPr>
-        <w:t xml:space="preserve">Без числа́ </w:t>
-      </w:r>
-      <w:proofErr w:type="spellStart"/>
-      <w:r>
-        <w:rPr>
-          <w:rFonts w:ascii="Times New Roman" w:hAnsi="Times New Roman" w:cs="Times New Roman"/>
-          <w:b/>
-          <w:sz w:val="28"/>
-          <w:szCs w:val="28"/>
-        </w:rPr>
-        <w:t>нагріши́в</w:t>
-      </w:r>
-      <w:proofErr w:type="spellEnd"/>
-      <w:r>
-        <w:rPr>
-          <w:rFonts w:ascii="Times New Roman" w:hAnsi="Times New Roman" w:cs="Times New Roman"/>
-          <w:b/>
-          <w:sz w:val="28"/>
-          <w:szCs w:val="28"/>
-        </w:rPr>
-        <w:t xml:space="preserve"> (</w:t>
-      </w:r>
-      <w:proofErr w:type="spellStart"/>
-      <w:r>
-        <w:rPr>
-          <w:rFonts w:ascii="Times New Roman" w:hAnsi="Times New Roman" w:cs="Times New Roman"/>
-          <w:b/>
-          <w:sz w:val="28"/>
-          <w:szCs w:val="28"/>
-        </w:rPr>
         <w:t>нагріши́ла</w:t>
       </w:r>
       <w:proofErr w:type="spellEnd"/>
@@ -27456,15 +26541,7 @@
           <w:sz w:val="28"/>
           <w:szCs w:val="28"/>
         </w:rPr>
-        <w:t>Роздроблюється і розділюється Агнець Божий, роздр</w:t>
-      </w:r>
-      <w:r>
-        <w:rPr>
-          <w:rFonts w:ascii="Times New Roman" w:hAnsi="Times New Roman" w:cs="Times New Roman"/>
-          <w:sz w:val="28"/>
-          <w:szCs w:val="28"/>
-        </w:rPr>
-        <w:t>облюваний і неподільний, що Його завжди їдять і ніколи не з’їдають, а причасників Він освячує.</w:t>
+        <w:t>Роздроблюється і розділюється Агнець Божий, роздроблюваний і неподільний, що Його завжди їдять і ніколи не з’їдають, а причасників Він освячує.</w:t>
       </w:r>
     </w:p>
     <w:p>
@@ -27623,17 +26700,7 @@
           <w:sz w:val="28"/>
           <w:szCs w:val="28"/>
         </w:rPr>
-        <w:t>Священник благ</w:t>
-      </w:r>
-      <w:r>
-        <w:rPr>
-          <w:rFonts w:ascii="Times New Roman" w:hAnsi="Times New Roman" w:cs="Times New Roman"/>
-          <w:i/>
-          <w:color w:val="FF4400"/>
-          <w:sz w:val="28"/>
-          <w:szCs w:val="28"/>
-        </w:rPr>
-        <w:t>ословляє і мовить</w:t>
+        <w:t>Священник благословляє і мовить</w:t>
       </w:r>
       <w:r>
         <w:rPr>
@@ -27897,15 +26964,7 @@
           <w:sz w:val="28"/>
           <w:szCs w:val="28"/>
         </w:rPr>
-        <w:t xml:space="preserve"> Чесне і пресвяте тіло Господа, і Бога, і Спаса нашого Ісуса Христа п</w:t>
-      </w:r>
-      <w:r>
-        <w:rPr>
-          <w:rFonts w:ascii="Times New Roman" w:hAnsi="Times New Roman" w:cs="Times New Roman"/>
-          <w:sz w:val="28"/>
-          <w:szCs w:val="28"/>
-        </w:rPr>
-        <w:t xml:space="preserve">одається мені, ієреєві </w:t>
+        <w:t xml:space="preserve"> Чесне і пресвяте тіло Господа, і Бога, і Спаса нашого Ісуса Христа подається мені, ієреєві </w:t>
       </w:r>
       <w:r>
         <w:rPr>
@@ -28017,15 +27076,7 @@
           <w:sz w:val="28"/>
           <w:szCs w:val="28"/>
         </w:rPr>
-        <w:t xml:space="preserve"> на відпущенн</w:t>
-      </w:r>
-      <w:r>
-        <w:rPr>
-          <w:rFonts w:ascii="Times New Roman" w:hAnsi="Times New Roman" w:cs="Times New Roman"/>
-          <w:sz w:val="28"/>
-          <w:szCs w:val="28"/>
-        </w:rPr>
-        <w:t xml:space="preserve">я гріхів моїх і на життя вічне. </w:t>
+        <w:t xml:space="preserve"> на відпущення гріхів моїх і на життя вічне. </w:t>
       </w:r>
       <w:proofErr w:type="spellStart"/>
       <w:r>
@@ -28117,15 +27168,7 @@
           <w:sz w:val="28"/>
           <w:szCs w:val="28"/>
         </w:rPr>
-        <w:t xml:space="preserve"> Ото приходжу до безсмертного царя і Бога нашого. Подай мені, владико, чесну і святу Кров Госп</w:t>
-      </w:r>
-      <w:r>
-        <w:rPr>
-          <w:rFonts w:ascii="Times New Roman" w:hAnsi="Times New Roman" w:cs="Times New Roman"/>
-          <w:sz w:val="28"/>
-          <w:szCs w:val="28"/>
-        </w:rPr>
-        <w:t>ода, і Бога, і Спаса нашого Ісуса Христа.</w:t>
+        <w:t xml:space="preserve"> Ото приходжу до безсмертного царя і Бога нашого. Подай мені, владико, чесну і святу Кров Господа, і Бога, і Спаса нашого Ісуса Христа.</w:t>
       </w:r>
     </w:p>
     <w:p>
@@ -28189,15 +27232,7 @@
           <w:sz w:val="28"/>
           <w:szCs w:val="28"/>
         </w:rPr>
-        <w:t>Оце діткнулось уст твоїх, і відніме беззаконня твої,</w:t>
-      </w:r>
-      <w:r>
-        <w:rPr>
-          <w:rFonts w:ascii="Times New Roman" w:hAnsi="Times New Roman" w:cs="Times New Roman"/>
-          <w:sz w:val="28"/>
-          <w:szCs w:val="28"/>
-        </w:rPr>
-        <w:t xml:space="preserve"> і гріхи твої очистить.</w:t>
+        <w:t>Оце діткнулось уст твоїх, і відніме беззаконня твої, і гріхи твої очистить.</w:t>
       </w:r>
     </w:p>
     <w:p>
@@ -28397,15 +27432,7 @@
           <w:sz w:val="28"/>
           <w:szCs w:val="28"/>
         </w:rPr>
-        <w:t>Чесного, і пресвятого, і пречистого Тіла і Крови Господа, і Б</w:t>
-      </w:r>
-      <w:r>
-        <w:rPr>
-          <w:rFonts w:ascii="Times New Roman" w:hAnsi="Times New Roman" w:cs="Times New Roman"/>
-          <w:sz w:val="28"/>
-          <w:szCs w:val="28"/>
-        </w:rPr>
-        <w:t xml:space="preserve">ога, і Спаса нашого Ісуса Христа причащається слуга Божий (слуга Божа) </w:t>
+        <w:t xml:space="preserve">Чесного, і пресвятого, і пречистого Тіла і Крови Господа, і Бога, і Спаса нашого Ісуса Христа причащається слуга Божий (слуга Божа) </w:t>
       </w:r>
       <w:r>
         <w:rPr>
@@ -28598,16 +27625,7 @@
           <w:sz w:val="28"/>
           <w:szCs w:val="28"/>
         </w:rPr>
-        <w:t>небе́</w:t>
-      </w:r>
-      <w:r>
-        <w:rPr>
-          <w:rFonts w:ascii="Times New Roman" w:hAnsi="Times New Roman" w:cs="Times New Roman"/>
-          <w:b/>
-          <w:sz w:val="28"/>
-          <w:szCs w:val="28"/>
-        </w:rPr>
-        <w:t>сного</w:t>
+        <w:t>небе́сного</w:t>
       </w:r>
       <w:proofErr w:type="spellEnd"/>
       <w:r>
@@ -29182,16 +28200,7 @@
           <w:sz w:val="28"/>
           <w:szCs w:val="28"/>
         </w:rPr>
-        <w:t>. Збережи</w:t>
-      </w:r>
-      <w:r>
-        <w:rPr>
-          <w:rFonts w:ascii="Times New Roman" w:hAnsi="Times New Roman" w:cs="Times New Roman"/>
-          <w:b/>
-          <w:sz w:val="28"/>
-          <w:szCs w:val="28"/>
-        </w:rPr>
-        <w:t xml:space="preserve">́ нас у </w:t>
+        <w:t xml:space="preserve">. Збережи́ нас у </w:t>
       </w:r>
       <w:proofErr w:type="spellStart"/>
       <w:r>
@@ -29550,16 +28559,7 @@
           <w:sz w:val="28"/>
           <w:szCs w:val="28"/>
         </w:rPr>
-        <w:t>поми́</w:t>
-      </w:r>
-      <w:r>
-        <w:rPr>
-          <w:rFonts w:ascii="Times New Roman" w:hAnsi="Times New Roman" w:cs="Times New Roman"/>
-          <w:b/>
-          <w:sz w:val="28"/>
-          <w:szCs w:val="28"/>
-        </w:rPr>
-        <w:t>луй</w:t>
+        <w:t>поми́луй</w:t>
       </w:r>
       <w:proofErr w:type="spellEnd"/>
       <w:r>
@@ -29682,8 +28682,18 @@
           <w:sz w:val="28"/>
           <w:szCs w:val="28"/>
         </w:rPr>
-        <w:t xml:space="preserve">Дякуємо Тобі, Господи Боже наш, за причастя святих, пречистих, безсмертних і небесних </w:t>
-      </w:r>
+        <w:t>Дякуємо Тобі, Господи Боже наш, за причастя святих, пречистих, безсмертних і небесних Твоїх Таїн, що їх Ти дав нам на благодіяння, і освячення, і зцілення душ і тіл наших.</w:t>
+      </w:r>
+    </w:p>
+    <w:p>
+      <w:pPr>
+        <w:spacing w:after="80" w:line="240" w:lineRule="auto"/>
+        <w:rPr>
+          <w:rFonts w:ascii="Times New Roman" w:hAnsi="Times New Roman" w:cs="Times New Roman"/>
+          <w:sz w:val="28"/>
+          <w:szCs w:val="28"/>
+        </w:rPr>
+      </w:pPr>
       <w:r>
         <w:rPr>
           <w:rFonts w:ascii="Times New Roman" w:hAnsi="Times New Roman" w:cs="Times New Roman"/>
@@ -29691,18 +28701,9 @@
           <w:sz w:val="28"/>
           <w:szCs w:val="28"/>
         </w:rPr>
-        <w:t>Твоїх Таїн, що їх Ти дав нам на благодіяння, і освячення, і зцілення душ і тіл наших.</w:t>
-      </w:r>
-    </w:p>
-    <w:p>
-      <w:pPr>
-        <w:spacing w:after="80" w:line="240" w:lineRule="auto"/>
-        <w:rPr>
-          <w:rFonts w:ascii="Times New Roman" w:hAnsi="Times New Roman" w:cs="Times New Roman"/>
-          <w:sz w:val="28"/>
-          <w:szCs w:val="28"/>
-        </w:rPr>
-      </w:pPr>
+        <w:t xml:space="preserve">Сам, Владико всіх, дай, щоб причастя святого Тіла і Крови Христа Твого було нам на віру </w:t>
+      </w:r>
+      <w:proofErr w:type="spellStart"/>
       <w:r>
         <w:rPr>
           <w:rFonts w:ascii="Times New Roman" w:hAnsi="Times New Roman" w:cs="Times New Roman"/>
@@ -29710,9 +28711,9 @@
           <w:sz w:val="28"/>
           <w:szCs w:val="28"/>
         </w:rPr>
-        <w:t xml:space="preserve">Сам, Владико всіх, дай, щоб причастя святого Тіла і Крови Христа Твого було нам на віру </w:t>
-      </w:r>
-      <w:proofErr w:type="spellStart"/>
+        <w:t>непостидну</w:t>
+      </w:r>
+      <w:proofErr w:type="spellEnd"/>
       <w:r>
         <w:rPr>
           <w:rFonts w:ascii="Times New Roman" w:hAnsi="Times New Roman" w:cs="Times New Roman"/>
@@ -29720,9 +28721,9 @@
           <w:sz w:val="28"/>
           <w:szCs w:val="28"/>
         </w:rPr>
-        <w:t>непостидну</w:t>
-      </w:r>
-      <w:proofErr w:type="spellEnd"/>
+        <w:t xml:space="preserve">, на любов нелицемірну, на умноження премудрости, на зцілення душі і тіла, на прогнання всього супротивного, на збереження Твоїх заповідей, на </w:t>
+      </w:r>
+      <w:proofErr w:type="spellStart"/>
       <w:r>
         <w:rPr>
           <w:rFonts w:ascii="Times New Roman" w:hAnsi="Times New Roman" w:cs="Times New Roman"/>
@@ -29730,8 +28731,9 @@
           <w:sz w:val="28"/>
           <w:szCs w:val="28"/>
         </w:rPr>
-        <w:t>, на любов нелицемірну, на умноження премудрости, на зцілення душі і ті</w:t>
-      </w:r>
+        <w:t>благоприємну</w:t>
+      </w:r>
+      <w:proofErr w:type="spellEnd"/>
       <w:r>
         <w:rPr>
           <w:rFonts w:ascii="Times New Roman" w:hAnsi="Times New Roman" w:cs="Times New Roman"/>
@@ -29739,26 +28741,6 @@
           <w:sz w:val="28"/>
           <w:szCs w:val="28"/>
         </w:rPr>
-        <w:t xml:space="preserve">ла, на прогнання всього супротивного, на збереження Твоїх заповідей, на </w:t>
-      </w:r>
-      <w:proofErr w:type="spellStart"/>
-      <w:r>
-        <w:rPr>
-          <w:rFonts w:ascii="Times New Roman" w:hAnsi="Times New Roman" w:cs="Times New Roman"/>
-          <w:color w:val="212121"/>
-          <w:sz w:val="28"/>
-          <w:szCs w:val="28"/>
-        </w:rPr>
-        <w:t>благоприємну</w:t>
-      </w:r>
-      <w:proofErr w:type="spellEnd"/>
-      <w:r>
-        <w:rPr>
-          <w:rFonts w:ascii="Times New Roman" w:hAnsi="Times New Roman" w:cs="Times New Roman"/>
-          <w:color w:val="212121"/>
-          <w:sz w:val="28"/>
-          <w:szCs w:val="28"/>
-        </w:rPr>
         <w:t xml:space="preserve"> відповідь на страшному суді Христа Твого.</w:t>
       </w:r>
     </w:p>
@@ -29787,15 +28769,7 @@
           <w:sz w:val="28"/>
           <w:szCs w:val="28"/>
         </w:rPr>
-        <w:t xml:space="preserve">Бо Ти – освячення наше, і Тобі славу віддаємо, Отцю, і Сину, і Святому Духові, нині, і повсякчас, і на віки </w:t>
-      </w:r>
-      <w:r>
-        <w:rPr>
-          <w:rFonts w:ascii="Times New Roman" w:hAnsi="Times New Roman" w:cs="Times New Roman"/>
-          <w:sz w:val="28"/>
-          <w:szCs w:val="28"/>
-        </w:rPr>
-        <w:t>віків.</w:t>
+        <w:t>Бо Ти – освячення наше, і Тобі славу віддаємо, Отцю, і Сину, і Святому Духові, нині, і повсякчас, і на віки віків.</w:t>
       </w:r>
     </w:p>
     <w:p>
@@ -30099,15 +29073,7 @@
           <w:sz w:val="28"/>
           <w:szCs w:val="28"/>
         </w:rPr>
-        <w:t xml:space="preserve"> Господи, Ти благословляєш тих, що Тебе благословляють, і освячуєш тих, що на Тебе уповають. Спаси народ Твій і благослови спадкоємство Твоє, повноту церкви Твоєї охорони, освяти тих, що люблять красу дому Твого. Ти їх прослав божественною Твоєю силою і не</w:t>
-      </w:r>
-      <w:r>
-        <w:rPr>
-          <w:rFonts w:ascii="Times New Roman" w:hAnsi="Times New Roman" w:cs="Times New Roman"/>
-          <w:sz w:val="28"/>
-          <w:szCs w:val="28"/>
-        </w:rPr>
-        <w:t xml:space="preserve"> </w:t>
+        <w:t xml:space="preserve"> Господи, Ти благословляєш тих, що Тебе благословляють, і освячуєш тих, що на Тебе уповають. Спаси народ Твій і благослови спадкоємство Твоє, повноту церкви Твоєї охорони, освяти тих, що люблять красу дому Твого. Ти їх прослав божественною Твоєю силою і не </w:t>
       </w:r>
       <w:proofErr w:type="spellStart"/>
       <w:r>
@@ -30143,15 +29109,7 @@
           <w:sz w:val="28"/>
           <w:szCs w:val="28"/>
         </w:rPr>
-        <w:t>Мир світові Твоєму даруй, церквам Твоїм, ієреям, владі, війську і всьому народові Твоєму. Бо всяке добре давання і всякий звершений дар з висоти є, що сходить від Тебе, Отця світла, і Тобі славу, і подяку, і поклоніння зас</w:t>
-      </w:r>
-      <w:r>
-        <w:rPr>
-          <w:rFonts w:ascii="Times New Roman" w:hAnsi="Times New Roman" w:cs="Times New Roman"/>
-          <w:sz w:val="28"/>
-          <w:szCs w:val="28"/>
-        </w:rPr>
-        <w:t>илаємо, Отцю, і Сину, і Святому Духові, нині, і повсякчас, і на віки віків.</w:t>
+        <w:t>Мир світові Твоєму даруй, церквам Твоїм, ієреям, владі, війську і всьому народові Твоєму. Бо всяке добре давання і всякий звершений дар з висоти є, що сходить від Тебе, Отця світла, і Тобі славу, і подяку, і поклоніння засилаємо, Отцю, і Сину, і Святому Духові, нині, і повсякчас, і на віки віків.</w:t>
       </w:r>
     </w:p>
     <w:p>
@@ -30334,15 +29292,7 @@
           <w:sz w:val="28"/>
           <w:szCs w:val="28"/>
         </w:rPr>
-        <w:t>Сповнилося і звершилося, скільки в нашій силі, Христе Боже наш, таїнс</w:t>
-      </w:r>
-      <w:r>
-        <w:rPr>
-          <w:rFonts w:ascii="Times New Roman" w:hAnsi="Times New Roman" w:cs="Times New Roman"/>
-          <w:sz w:val="28"/>
-          <w:szCs w:val="28"/>
-        </w:rPr>
-        <w:t>тво Твого промислу, бо маємо пам’ять Твоєї смерти, бачили ми образ Твого воскресіння, сповнилися безконечної Твого життя, насолодилися невичерпною Твоєю поживою.</w:t>
+        <w:t>Сповнилося і звершилося, скільки в нашій силі, Христе Боже наш, таїнство Твого промислу, бо маємо пам’ять Твоєї смерти, бачили ми образ Твого воскресіння, сповнилися безконечної Твого життя, насолодилися невичерпною Твоєю поживою.</w:t>
       </w:r>
     </w:p>
     <w:p>
@@ -30378,15 +29328,7 @@
           <w:sz w:val="28"/>
           <w:szCs w:val="28"/>
         </w:rPr>
-        <w:t>, щоб і в майбутньому віці всі ми сподобилися її, благодаттю безначального Твого</w:t>
-      </w:r>
-      <w:r>
-        <w:rPr>
-          <w:rFonts w:ascii="Times New Roman" w:hAnsi="Times New Roman" w:cs="Times New Roman"/>
-          <w:sz w:val="28"/>
-          <w:szCs w:val="28"/>
-        </w:rPr>
-        <w:t xml:space="preserve"> Отця, і святого, і благого, і животворчого Твого Духа, нині, і повсякчас, і на віки віків. Амінь.</w:t>
+        <w:t>, щоб і в майбутньому віці всі ми сподобилися її, благодаттю безначального Твого Отця, і святого, і благого, і животворчого Твого Духа, нині, і повсякчас, і на віки віків. Амінь.</w:t>
       </w:r>
     </w:p>
     <w:p>
@@ -30535,15 +29477,7 @@
           <w:sz w:val="28"/>
           <w:szCs w:val="28"/>
         </w:rPr>
-        <w:t xml:space="preserve"> Слав</w:t>
-      </w:r>
-      <w:r>
-        <w:rPr>
-          <w:rFonts w:ascii="Times New Roman" w:hAnsi="Times New Roman" w:cs="Times New Roman"/>
-          <w:sz w:val="28"/>
-          <w:szCs w:val="28"/>
-        </w:rPr>
-        <w:t>а Тобі, Христе Боже, уповання наше, слава Тобі.</w:t>
+        <w:t xml:space="preserve"> Слава Тобі, Христе Боже, уповання наше, слава Тобі.</w:t>
       </w:r>
     </w:p>
     <w:p>
@@ -31095,8 +30029,36 @@
           <w:sz w:val="28"/>
           <w:szCs w:val="28"/>
         </w:rPr>
-        <w:t>святого отця нашого Василія Великого, архиєпископа Кесарії Кападокійської</w:t>
-      </w:r>
+        <w:t xml:space="preserve">святого отця нашого Василія Великого, архиєпископа </w:t>
+      </w:r>
+      <w:proofErr w:type="spellStart"/>
+      <w:r>
+        <w:rPr>
+          <w:rFonts w:ascii="Times New Roman" w:hAnsi="Times New Roman" w:cs="Times New Roman"/>
+          <w:sz w:val="28"/>
+          <w:szCs w:val="28"/>
+        </w:rPr>
+        <w:t>Кесарії</w:t>
+      </w:r>
+      <w:proofErr w:type="spellEnd"/>
+      <w:r>
+        <w:rPr>
+          <w:rFonts w:ascii="Times New Roman" w:hAnsi="Times New Roman" w:cs="Times New Roman"/>
+          <w:sz w:val="28"/>
+          <w:szCs w:val="28"/>
+        </w:rPr>
+        <w:t xml:space="preserve"> </w:t>
+      </w:r>
+      <w:proofErr w:type="spellStart"/>
+      <w:r>
+        <w:rPr>
+          <w:rFonts w:ascii="Times New Roman" w:hAnsi="Times New Roman" w:cs="Times New Roman"/>
+          <w:sz w:val="28"/>
+          <w:szCs w:val="28"/>
+        </w:rPr>
+        <w:t>Кападокійської</w:t>
+      </w:r>
+      <w:proofErr w:type="spellEnd"/>
       <w:r>
         <w:rPr>
           <w:rFonts w:ascii="Times New Roman" w:hAnsi="Times New Roman" w:cs="Times New Roman"/>
@@ -31354,14 +30316,7 @@
           <w:rFonts w:ascii="Arial" w:eastAsia="Arial" w:hAnsi="Arial" w:cs="Arial"/>
           <w:color w:val="000000"/>
         </w:rPr>
-        <w:t>П</w:t>
-      </w:r>
-      <w:r>
-        <w:rPr>
-          <w:rFonts w:ascii="Arial" w:eastAsia="Arial" w:hAnsi="Arial" w:cs="Arial"/>
-          <w:color w:val="000000"/>
-        </w:rPr>
-        <w:t>ропущені слова?</w:t>
+        <w:t>Пропущені слова?</w:t>
       </w:r>
     </w:p>
   </w:comment>
@@ -31370,7 +30325,7 @@
 
 <file path=word/commentsExtended.xml><?xml version="1.0" encoding="utf-8"?>
 <w15:commentsEx xmlns:wpc="http://schemas.microsoft.com/office/word/2010/wordprocessingCanvas" xmlns:cx="http://schemas.microsoft.com/office/drawing/2014/chartex" xmlns:cx1="http://schemas.microsoft.com/office/drawing/2015/9/8/chartex" xmlns:cx2="http://schemas.microsoft.com/office/drawing/2015/10/21/chartex" xmlns:cx3="http://schemas.microsoft.com/office/drawing/2016/5/9/chartex" xmlns:cx4="http://schemas.microsoft.com/office/drawing/2016/5/10/chartex" xmlns:cx5="http://schemas.microsoft.com/office/drawing/2016/5/11/chartex" xmlns:cx6="http://schemas.microsoft.com/office/drawing/2016/5/12/chartex" xmlns:cx7="http://schemas.microsoft.com/office/drawing/2016/5/13/chartex" xmlns:cx8="http://schemas.microsoft.com/office/drawing/2016/5/14/chartex" xmlns:mc="http://schemas.openxmlformats.org/markup-compatibility/2006" xmlns:aink="http://schemas.microsoft.com/office/drawing/2016/ink" xmlns:am3d="http://schemas.microsoft.com/office/drawing/2017/model3d" xmlns:o="urn:schemas-microsoft-com:office:office" xmlns:r="http://schemas.openxmlformats.org/officeDocument/2006/relationships" xmlns:m="http://schemas.openxmlformats.org/officeDocument/2006/math" xmlns:v="urn:schemas-microsoft-com:vml" xmlns:wp14="http://schemas.microsoft.com/office/word/2010/wordprocessingDrawing" xmlns:wp="http://schemas.openxmlformats.org/drawingml/2006/wordprocessingDrawing" xmlns:w10="urn:schemas-microsoft-com:office:word" xmlns:w="http://schemas.openxmlformats.org/wordprocessingml/2006/main" xmlns:w14="http://schemas.microsoft.com/office/word/2010/wordml" xmlns:w15="http://schemas.microsoft.com/office/word/2012/wordml" xmlns:w16cex="http://schemas.microsoft.com/office/word/2018/wordml/cex" xmlns:w16cid="http://schemas.microsoft.com/office/word/2016/wordml/cid" xmlns:w16="http://schemas.microsoft.com/office/word/2018/wordml" xmlns:w16sdtdh="http://schemas.microsoft.com/office/word/2020/wordml/sdtdatahash" xmlns:w16se="http://schemas.microsoft.com/office/word/2015/wordml/symex" xmlns:wpg="http://schemas.microsoft.com/office/word/2010/wordprocessingGroup" xmlns:wpi="http://schemas.microsoft.com/office/word/2010/wordprocessingInk" xmlns:wne="http://schemas.microsoft.com/office/word/2006/wordml" xmlns:wps="http://schemas.microsoft.com/office/word/2010/wordprocessingShape" mc:Ignorable="w14 w15 w16se w16cid w16 w16cex w16sdtdh wp14">
-  <w15:commentEx w15:paraId="000001EF" w15:done="0"/>
+  <w15:commentEx w15:paraId="000001EF" w15:done="1"/>
 </w15:commentsEx>
 </file>
 

--- a/flow/20240318_liturgy_full_texts/НОВИЙ ТЕКСТ Літургія Василія Великого - повний текст.docx
+++ b/flow/20240318_liturgy_full_texts/НОВИЙ ТЕКСТ Літургія Василія Великого - повний текст.docx
@@ -1,10 +1,10 @@
 
 <file path=word/document.xml><?xml version="1.0" encoding="utf-8"?>
-<w:document xmlns:wpc="http://schemas.microsoft.com/office/word/2010/wordprocessingCanvas" xmlns:cx="http://schemas.microsoft.com/office/drawing/2014/chartex" xmlns:cx1="http://schemas.microsoft.com/office/drawing/2015/9/8/chartex" xmlns:cx2="http://schemas.microsoft.com/office/drawing/2015/10/21/chartex" xmlns:cx3="http://schemas.microsoft.com/office/drawing/2016/5/9/chartex" xmlns:cx4="http://schemas.microsoft.com/office/drawing/2016/5/10/chartex" xmlns:cx5="http://schemas.microsoft.com/office/drawing/2016/5/11/chartex" xmlns:cx6="http://schemas.microsoft.com/office/drawing/2016/5/12/chartex" xmlns:cx7="http://schemas.microsoft.com/office/drawing/2016/5/13/chartex" xmlns:cx8="http://schemas.microsoft.com/office/drawing/2016/5/14/chartex" xmlns:mc="http://schemas.openxmlformats.org/markup-compatibility/2006" xmlns:aink="http://schemas.microsoft.com/office/drawing/2016/ink" xmlns:am3d="http://schemas.microsoft.com/office/drawing/2017/model3d" xmlns:o="urn:schemas-microsoft-com:office:office" xmlns:oel="http://schemas.microsoft.com/office/2019/extlst" xmlns:r="http://schemas.openxmlformats.org/officeDocument/2006/relationships" xmlns:m="http://schemas.openxmlformats.org/officeDocument/2006/math" xmlns:v="urn:schemas-microsoft-com:vml" xmlns:wp14="http://schemas.microsoft.com/office/word/2010/wordprocessingDrawing" xmlns:wp="http://schemas.openxmlformats.org/drawingml/2006/wordprocessingDrawing" xmlns:w10="urn:schemas-microsoft-com:office:word" xmlns:w="http://schemas.openxmlformats.org/wordprocessingml/2006/main" xmlns:w14="http://schemas.microsoft.com/office/word/2010/wordml" xmlns:w15="http://schemas.microsoft.com/office/word/2012/wordml" xmlns:w16cex="http://schemas.microsoft.com/office/word/2018/wordml/cex" xmlns:w16cid="http://schemas.microsoft.com/office/word/2016/wordml/cid" xmlns:w16="http://schemas.microsoft.com/office/word/2018/wordml" xmlns:w16du="http://schemas.microsoft.com/office/word/2023/wordml/word16du" xmlns:w16sdtdh="http://schemas.microsoft.com/office/word/2020/wordml/sdtdatahash" xmlns:w16se="http://schemas.microsoft.com/office/word/2015/wordml/symex" xmlns:wpg="http://schemas.microsoft.com/office/word/2010/wordprocessingGroup" xmlns:wpi="http://schemas.microsoft.com/office/word/2010/wordprocessingInk" xmlns:wne="http://schemas.microsoft.com/office/word/2006/wordml" xmlns:wps="http://schemas.microsoft.com/office/word/2010/wordprocessingShape" mc:Ignorable="w14 w15 w16se w16cid w16 w16cex w16sdtdh w16du wp14">
+<w:document xmlns:wpc="http://schemas.microsoft.com/office/word/2010/wordprocessingCanvas" xmlns:cx="http://schemas.microsoft.com/office/drawing/2014/chartex" xmlns:cx1="http://schemas.microsoft.com/office/drawing/2015/9/8/chartex" xmlns:cx2="http://schemas.microsoft.com/office/drawing/2015/10/21/chartex" xmlns:cx3="http://schemas.microsoft.com/office/drawing/2016/5/9/chartex" xmlns:cx4="http://schemas.microsoft.com/office/drawing/2016/5/10/chartex" xmlns:cx5="http://schemas.microsoft.com/office/drawing/2016/5/11/chartex" xmlns:cx6="http://schemas.microsoft.com/office/drawing/2016/5/12/chartex" xmlns:cx7="http://schemas.microsoft.com/office/drawing/2016/5/13/chartex" xmlns:cx8="http://schemas.microsoft.com/office/drawing/2016/5/14/chartex" xmlns:mc="http://schemas.openxmlformats.org/markup-compatibility/2006" xmlns:aink="http://schemas.microsoft.com/office/drawing/2016/ink" xmlns:am3d="http://schemas.microsoft.com/office/drawing/2017/model3d" xmlns:o="urn:schemas-microsoft-com:office:office" xmlns:r="http://schemas.openxmlformats.org/officeDocument/2006/relationships" xmlns:m="http://schemas.openxmlformats.org/officeDocument/2006/math" xmlns:v="urn:schemas-microsoft-com:vml" xmlns:wp14="http://schemas.microsoft.com/office/word/2010/wordprocessingDrawing" xmlns:wp="http://schemas.openxmlformats.org/drawingml/2006/wordprocessingDrawing" xmlns:w10="urn:schemas-microsoft-com:office:word" xmlns:w="http://schemas.openxmlformats.org/wordprocessingml/2006/main" xmlns:w14="http://schemas.microsoft.com/office/word/2010/wordml" xmlns:w15="http://schemas.microsoft.com/office/word/2012/wordml" xmlns:w16cex="http://schemas.microsoft.com/office/word/2018/wordml/cex" xmlns:w16cid="http://schemas.microsoft.com/office/word/2016/wordml/cid" xmlns:w16="http://schemas.microsoft.com/office/word/2018/wordml" xmlns:w16sdtdh="http://schemas.microsoft.com/office/word/2020/wordml/sdtdatahash" xmlns:w16se="http://schemas.microsoft.com/office/word/2015/wordml/symex" xmlns:wpg="http://schemas.microsoft.com/office/word/2010/wordprocessingGroup" xmlns:wpi="http://schemas.microsoft.com/office/word/2010/wordprocessingInk" xmlns:wne="http://schemas.microsoft.com/office/word/2006/wordml" xmlns:wps="http://schemas.microsoft.com/office/word/2010/wordprocessingShape" mc:Ignorable="w14 w15 w16se w16cid w16 w16cex w16sdtdh wp14">
   <w:body>
     <w:p>
       <w:pPr>
-        <w:pStyle w:val="Heading1"/>
+        <w:pStyle w:val="1"/>
         <w:jc w:val="center"/>
         <w:rPr>
           <w:rFonts w:ascii="Times New Roman" w:eastAsia="Times New Roman" w:hAnsi="Times New Roman" w:cs="Times New Roman"/>
@@ -117,7 +117,7 @@
     </w:p>
     <w:p>
       <w:pPr>
-        <w:pStyle w:val="Heading4"/>
+        <w:pStyle w:val="4"/>
         <w:spacing w:after="280" w:line="240" w:lineRule="auto"/>
         <w:ind w:firstLine="142"/>
         <w:jc w:val="center"/>
@@ -469,7 +469,7 @@
     </w:p>
     <w:p>
       <w:pPr>
-        <w:pStyle w:val="Heading4"/>
+        <w:pStyle w:val="4"/>
         <w:spacing w:after="80" w:line="240" w:lineRule="auto"/>
         <w:ind w:firstLine="142"/>
         <w:jc w:val="center"/>
@@ -744,7 +744,7 @@
     </w:p>
     <w:p>
       <w:pPr>
-        <w:pStyle w:val="Heading4"/>
+        <w:pStyle w:val="4"/>
         <w:spacing w:after="280" w:line="240" w:lineRule="auto"/>
         <w:ind w:firstLine="142"/>
         <w:jc w:val="center"/>
@@ -795,7 +795,7 @@
           <w:color w:val="FF4400"/>
           <w:sz w:val="28"/>
           <w:szCs w:val="28"/>
-          <w:lang w:val="en-US"/>
+          <w:lang w:val="ru-MD"/>
         </w:rPr>
         <w:t>:</w:t>
       </w:r>
@@ -885,7 +885,7 @@
     </w:p>
     <w:p>
       <w:pPr>
-        <w:pStyle w:val="Heading4"/>
+        <w:pStyle w:val="4"/>
         <w:spacing w:after="280" w:line="240" w:lineRule="auto"/>
         <w:ind w:firstLine="142"/>
         <w:jc w:val="center"/>
@@ -1181,7 +1181,7 @@
     </w:p>
     <w:p>
       <w:pPr>
-        <w:pStyle w:val="Heading4"/>
+        <w:pStyle w:val="4"/>
         <w:spacing w:after="80" w:line="240" w:lineRule="auto"/>
         <w:ind w:firstLine="142"/>
         <w:jc w:val="center"/>
@@ -1496,7 +1496,7 @@
     </w:p>
     <w:p>
       <w:pPr>
-        <w:pStyle w:val="Heading4"/>
+        <w:pStyle w:val="4"/>
         <w:spacing w:after="80" w:line="240" w:lineRule="auto"/>
         <w:ind w:firstLine="142"/>
         <w:jc w:val="center"/>
@@ -1683,7 +1683,7 @@
     </w:p>
     <w:p>
       <w:pPr>
-        <w:pStyle w:val="Heading4"/>
+        <w:pStyle w:val="4"/>
         <w:spacing w:after="80" w:line="240" w:lineRule="auto"/>
         <w:ind w:firstLine="142"/>
         <w:jc w:val="center"/>
@@ -1875,7 +1875,7 @@
     </w:p>
     <w:p>
       <w:pPr>
-        <w:pStyle w:val="Heading4"/>
+        <w:pStyle w:val="4"/>
         <w:spacing w:after="80" w:line="240" w:lineRule="auto"/>
         <w:ind w:firstLine="142"/>
         <w:jc w:val="center"/>
@@ -1995,7 +1995,7 @@
     </w:p>
     <w:p>
       <w:pPr>
-        <w:pStyle w:val="Heading4"/>
+        <w:pStyle w:val="4"/>
         <w:spacing w:after="80" w:line="240" w:lineRule="auto"/>
         <w:ind w:firstLine="142"/>
         <w:jc w:val="center"/>
@@ -2197,7 +2197,7 @@
     </w:p>
     <w:p>
       <w:pPr>
-        <w:pStyle w:val="Heading4"/>
+        <w:pStyle w:val="4"/>
         <w:spacing w:after="80" w:line="240" w:lineRule="auto"/>
         <w:ind w:firstLine="142"/>
         <w:jc w:val="center"/>
@@ -2409,7 +2409,7 @@
     </w:p>
     <w:p>
       <w:pPr>
-        <w:pStyle w:val="Heading4"/>
+        <w:pStyle w:val="4"/>
         <w:spacing w:after="80" w:line="240" w:lineRule="auto"/>
         <w:ind w:firstLine="142"/>
         <w:jc w:val="center"/>
@@ -2520,7 +2520,7 @@
     </w:p>
     <w:p>
       <w:pPr>
-        <w:pStyle w:val="Heading4"/>
+        <w:pStyle w:val="4"/>
         <w:spacing w:after="80" w:line="240" w:lineRule="auto"/>
         <w:ind w:firstLine="142"/>
         <w:jc w:val="center"/>
@@ -2567,7 +2567,7 @@
     </w:p>
     <w:p>
       <w:pPr>
-        <w:pStyle w:val="Heading4"/>
+        <w:pStyle w:val="4"/>
         <w:spacing w:after="80" w:line="240" w:lineRule="auto"/>
         <w:ind w:firstLine="142"/>
         <w:jc w:val="center"/>
@@ -2758,7 +2758,7 @@
     </w:p>
     <w:p>
       <w:pPr>
-        <w:pStyle w:val="Heading4"/>
+        <w:pStyle w:val="4"/>
         <w:spacing w:after="80" w:line="240" w:lineRule="auto"/>
         <w:ind w:firstLine="142"/>
         <w:jc w:val="center"/>
@@ -2879,7 +2879,7 @@
     </w:p>
     <w:p>
       <w:pPr>
-        <w:pStyle w:val="Heading4"/>
+        <w:pStyle w:val="4"/>
         <w:spacing w:after="80" w:line="240" w:lineRule="auto"/>
         <w:ind w:firstLine="142"/>
         <w:jc w:val="center"/>
@@ -3118,7 +3118,7 @@
     </w:p>
     <w:p>
       <w:pPr>
-        <w:pStyle w:val="Heading4"/>
+        <w:pStyle w:val="4"/>
         <w:spacing w:after="80" w:line="240" w:lineRule="auto"/>
         <w:ind w:firstLine="142"/>
         <w:jc w:val="center"/>
@@ -3417,7 +3417,7 @@
     </w:p>
     <w:p>
       <w:pPr>
-        <w:pStyle w:val="Heading4"/>
+        <w:pStyle w:val="4"/>
         <w:spacing w:after="80" w:line="240" w:lineRule="auto"/>
         <w:jc w:val="center"/>
         <w:rPr>
@@ -3763,7 +3763,7 @@
     </w:p>
     <w:p>
       <w:pPr>
-        <w:pStyle w:val="Heading4"/>
+        <w:pStyle w:val="4"/>
         <w:spacing w:after="80" w:line="240" w:lineRule="auto"/>
         <w:ind w:firstLine="142"/>
         <w:jc w:val="center"/>
@@ -3956,7 +3956,7 @@
     </w:p>
     <w:p>
       <w:pPr>
-        <w:pStyle w:val="Heading4"/>
+        <w:pStyle w:val="4"/>
         <w:spacing w:after="80" w:line="240" w:lineRule="auto"/>
         <w:ind w:firstLine="142"/>
         <w:jc w:val="center"/>
@@ -4186,7 +4186,7 @@
     </w:p>
     <w:p>
       <w:pPr>
-        <w:pStyle w:val="Heading4"/>
+        <w:pStyle w:val="4"/>
         <w:spacing w:after="80" w:line="240" w:lineRule="auto"/>
         <w:ind w:firstLine="142"/>
         <w:jc w:val="center"/>
@@ -4340,7 +4340,7 @@
     </w:p>
     <w:p>
       <w:pPr>
-        <w:pStyle w:val="Heading4"/>
+        <w:pStyle w:val="4"/>
         <w:spacing w:after="80" w:line="240" w:lineRule="auto"/>
         <w:ind w:firstLine="142"/>
         <w:jc w:val="center"/>
@@ -4619,7 +4619,7 @@
     </w:p>
     <w:p>
       <w:pPr>
-        <w:pStyle w:val="Heading4"/>
+        <w:pStyle w:val="4"/>
         <w:spacing w:after="80" w:line="240" w:lineRule="auto"/>
         <w:ind w:firstLine="142"/>
         <w:jc w:val="center"/>
@@ -4727,7 +4727,7 @@
     </w:p>
     <w:p>
       <w:pPr>
-        <w:pStyle w:val="Heading4"/>
+        <w:pStyle w:val="4"/>
         <w:spacing w:after="80" w:line="240" w:lineRule="auto"/>
         <w:ind w:firstLine="142"/>
         <w:jc w:val="center"/>
@@ -4904,7 +4904,7 @@
     </w:p>
     <w:p>
       <w:pPr>
-        <w:pStyle w:val="Heading4"/>
+        <w:pStyle w:val="4"/>
         <w:spacing w:after="80" w:line="240" w:lineRule="auto"/>
         <w:ind w:firstLine="142"/>
         <w:jc w:val="center"/>
@@ -5226,7 +5226,7 @@
     </w:p>
     <w:p>
       <w:pPr>
-        <w:pStyle w:val="Heading4"/>
+        <w:pStyle w:val="4"/>
         <w:spacing w:after="80" w:line="240" w:lineRule="auto"/>
         <w:ind w:firstLine="142"/>
         <w:jc w:val="center"/>
@@ -5611,7 +5611,7 @@
     </w:p>
     <w:p>
       <w:pPr>
-        <w:pStyle w:val="Heading4"/>
+        <w:pStyle w:val="4"/>
         <w:spacing w:after="80" w:line="240" w:lineRule="auto"/>
         <w:ind w:firstLine="142"/>
         <w:jc w:val="center"/>
@@ -5752,7 +5752,7 @@
     </w:p>
     <w:p>
       <w:pPr>
-        <w:pStyle w:val="Heading4"/>
+        <w:pStyle w:val="4"/>
         <w:spacing w:after="80" w:line="240" w:lineRule="auto"/>
         <w:ind w:firstLine="142"/>
         <w:jc w:val="center"/>
@@ -6027,7 +6027,7 @@
     </w:p>
     <w:p>
       <w:pPr>
-        <w:pStyle w:val="Heading4"/>
+        <w:pStyle w:val="4"/>
         <w:spacing w:after="80" w:line="240" w:lineRule="auto"/>
         <w:ind w:firstLine="142"/>
         <w:jc w:val="center"/>
@@ -6199,7 +6199,7 @@
     </w:p>
     <w:p>
       <w:pPr>
-        <w:pStyle w:val="Heading4"/>
+        <w:pStyle w:val="4"/>
         <w:spacing w:after="80" w:line="240" w:lineRule="auto"/>
         <w:ind w:firstLine="142"/>
         <w:jc w:val="center"/>
@@ -6454,6 +6454,16 @@
         </w:rPr>
         <w:t>Оглашенні, голови ваші Господеві приклоніть.</w:t>
       </w:r>
+    </w:p>
+    <w:p>
+      <w:pPr>
+        <w:spacing w:after="80" w:line="240" w:lineRule="auto"/>
+        <w:rPr>
+          <w:rFonts w:ascii="Times New Roman" w:hAnsi="Times New Roman" w:cs="Times New Roman"/>
+          <w:sz w:val="28"/>
+          <w:szCs w:val="28"/>
+        </w:rPr>
+      </w:pPr>
       <w:r>
         <w:rPr>
           <w:rFonts w:ascii="Times New Roman" w:hAnsi="Times New Roman" w:cs="Times New Roman"/>
@@ -6480,7 +6490,27 @@
           <w:sz w:val="28"/>
           <w:szCs w:val="28"/>
         </w:rPr>
-        <w:t>Тобі́, Го́споди.</w:t>
+        <w:t xml:space="preserve">Тобі́, </w:t>
+      </w:r>
+      <w:proofErr w:type="spellStart"/>
+      <w:r>
+        <w:rPr>
+          <w:rFonts w:ascii="Times New Roman" w:hAnsi="Times New Roman" w:cs="Times New Roman"/>
+          <w:b/>
+          <w:sz w:val="28"/>
+          <w:szCs w:val="28"/>
+        </w:rPr>
+        <w:t>Го́споди</w:t>
+      </w:r>
+      <w:proofErr w:type="spellEnd"/>
+      <w:r>
+        <w:rPr>
+          <w:rFonts w:ascii="Times New Roman" w:hAnsi="Times New Roman" w:cs="Times New Roman"/>
+          <w:b/>
+          <w:sz w:val="28"/>
+          <w:szCs w:val="28"/>
+        </w:rPr>
+        <w:t>.</w:t>
       </w:r>
     </w:p>
     <w:p>
@@ -6537,6 +6567,7 @@
           <w:tag w:val="goog_rdk_0"/>
           <w:id w:val="763045211"/>
         </w:sdtPr>
+        <w:sdtEndPr/>
         <w:sdtContent/>
       </w:sdt>
       <w:r>
@@ -6668,6 +6699,7 @@
           <w:sz w:val="28"/>
           <w:szCs w:val="28"/>
         </w:rPr>
+        <w:lastRenderedPageBreak/>
         <w:t>***</w:t>
       </w:r>
     </w:p>
@@ -6690,7 +6722,6 @@
           <w:sz w:val="28"/>
           <w:szCs w:val="28"/>
         </w:rPr>
-        <w:lastRenderedPageBreak/>
         <w:t>Диякон:</w:t>
       </w:r>
       <w:r>
@@ -6855,7 +6886,7 @@
     </w:p>
     <w:p>
       <w:pPr>
-        <w:pStyle w:val="Heading4"/>
+        <w:pStyle w:val="4"/>
         <w:spacing w:after="80" w:line="240" w:lineRule="auto"/>
         <w:ind w:firstLine="142"/>
         <w:jc w:val="center"/>
@@ -7154,7 +7185,7 @@
     </w:p>
     <w:p>
       <w:pPr>
-        <w:pStyle w:val="Heading4"/>
+        <w:pStyle w:val="4"/>
         <w:spacing w:after="80" w:line="240" w:lineRule="auto"/>
         <w:ind w:firstLine="142"/>
         <w:jc w:val="center"/>
@@ -7299,7 +7330,7 @@
     </w:p>
     <w:p>
       <w:pPr>
-        <w:pStyle w:val="Heading4"/>
+        <w:pStyle w:val="4"/>
         <w:spacing w:after="80" w:line="240" w:lineRule="auto"/>
         <w:ind w:firstLine="142"/>
         <w:jc w:val="center"/>
@@ -7347,7 +7378,7 @@
     </w:p>
     <w:p>
       <w:pPr>
-        <w:pStyle w:val="Heading4"/>
+        <w:pStyle w:val="4"/>
         <w:spacing w:after="80" w:line="240" w:lineRule="auto"/>
         <w:ind w:firstLine="142"/>
         <w:jc w:val="center"/>
@@ -7582,7 +7613,7 @@
     </w:p>
     <w:p>
       <w:pPr>
-        <w:pStyle w:val="Heading4"/>
+        <w:pStyle w:val="4"/>
         <w:spacing w:after="80" w:line="240" w:lineRule="auto"/>
         <w:ind w:firstLine="142"/>
         <w:jc w:val="center"/>
@@ -8059,7 +8090,7 @@
     </w:p>
     <w:p>
       <w:pPr>
-        <w:pStyle w:val="Heading4"/>
+        <w:pStyle w:val="4"/>
         <w:spacing w:after="80" w:line="240" w:lineRule="auto"/>
         <w:ind w:firstLine="142"/>
         <w:jc w:val="center"/>
@@ -8246,7 +8277,7 @@
     </w:p>
     <w:p>
       <w:pPr>
-        <w:pStyle w:val="Heading4"/>
+        <w:pStyle w:val="4"/>
         <w:spacing w:after="80" w:line="240" w:lineRule="auto"/>
         <w:ind w:firstLine="142"/>
         <w:jc w:val="center"/>
@@ -8473,7 +8504,7 @@
     </w:p>
     <w:p>
       <w:pPr>
-        <w:pStyle w:val="Heading4"/>
+        <w:pStyle w:val="4"/>
         <w:spacing w:after="80" w:line="240" w:lineRule="auto"/>
         <w:ind w:firstLine="142"/>
         <w:jc w:val="center"/>
@@ -8831,7 +8862,7 @@
     </w:p>
     <w:p>
       <w:pPr>
-        <w:pStyle w:val="Heading4"/>
+        <w:pStyle w:val="4"/>
         <w:spacing w:after="80" w:line="240" w:lineRule="auto"/>
         <w:ind w:firstLine="142"/>
         <w:jc w:val="center"/>
@@ -9009,7 +9040,7 @@
     </w:p>
     <w:p>
       <w:pPr>
-        <w:pStyle w:val="Heading4"/>
+        <w:pStyle w:val="4"/>
         <w:spacing w:after="80" w:line="240" w:lineRule="auto"/>
         <w:ind w:firstLine="142"/>
         <w:jc w:val="center"/>
@@ -10916,7 +10947,7 @@
     </w:p>
     <w:p>
       <w:pPr>
-        <w:pStyle w:val="Heading4"/>
+        <w:pStyle w:val="4"/>
         <w:spacing w:after="80" w:line="240" w:lineRule="auto"/>
         <w:ind w:firstLine="142"/>
         <w:jc w:val="center"/>
@@ -11302,7 +11333,7 @@
     </w:p>
     <w:p>
       <w:pPr>
-        <w:pStyle w:val="Heading4"/>
+        <w:pStyle w:val="4"/>
         <w:tabs>
           <w:tab w:val="right" w:pos="9639"/>
         </w:tabs>
@@ -11377,7 +11408,7 @@
     </w:p>
     <w:p>
       <w:pPr>
-        <w:pStyle w:val="Heading4"/>
+        <w:pStyle w:val="4"/>
         <w:spacing w:after="80" w:line="240" w:lineRule="auto"/>
         <w:ind w:firstLine="142"/>
         <w:jc w:val="center"/>
@@ -11859,7 +11890,7 @@
     </w:p>
     <w:p>
       <w:pPr>
-        <w:pStyle w:val="Heading4"/>
+        <w:pStyle w:val="4"/>
         <w:spacing w:after="80" w:line="240" w:lineRule="auto"/>
         <w:ind w:firstLine="142"/>
         <w:jc w:val="center"/>
@@ -12033,7 +12064,7 @@
     </w:p>
     <w:p>
       <w:pPr>
-        <w:pStyle w:val="Heading4"/>
+        <w:pStyle w:val="4"/>
         <w:spacing w:after="80" w:line="240" w:lineRule="auto"/>
         <w:ind w:firstLine="142"/>
         <w:jc w:val="center"/>
@@ -13272,7 +13303,7 @@
     </w:p>
     <w:p>
       <w:pPr>
-        <w:pStyle w:val="Heading4"/>
+        <w:pStyle w:val="4"/>
         <w:spacing w:after="80" w:line="240" w:lineRule="auto"/>
         <w:ind w:firstLine="142"/>
         <w:jc w:val="center"/>
@@ -13727,7 +13758,7 @@
     </w:p>
     <w:p>
       <w:pPr>
-        <w:pStyle w:val="Heading4"/>
+        <w:pStyle w:val="4"/>
         <w:spacing w:after="80" w:line="240" w:lineRule="auto"/>
         <w:ind w:firstLine="142"/>
         <w:jc w:val="center"/>
@@ -13855,7 +13886,7 @@
     </w:p>
     <w:p>
       <w:pPr>
-        <w:pStyle w:val="Heading4"/>
+        <w:pStyle w:val="4"/>
         <w:spacing w:after="80" w:line="240" w:lineRule="auto"/>
         <w:ind w:firstLine="142"/>
         <w:jc w:val="center"/>
@@ -13918,7 +13949,7 @@
     </w:p>
     <w:p>
       <w:pPr>
-        <w:pStyle w:val="Heading4"/>
+        <w:pStyle w:val="4"/>
         <w:spacing w:after="80" w:line="240" w:lineRule="auto"/>
         <w:ind w:firstLine="142"/>
         <w:jc w:val="center"/>
@@ -14293,7 +14324,7 @@
 </file>
 
 <file path=word/styles.xml><?xml version="1.0" encoding="utf-8"?>
-<w:styles xmlns:mc="http://schemas.openxmlformats.org/markup-compatibility/2006" xmlns:r="http://schemas.openxmlformats.org/officeDocument/2006/relationships" xmlns:w="http://schemas.openxmlformats.org/wordprocessingml/2006/main" xmlns:w14="http://schemas.microsoft.com/office/word/2010/wordml" xmlns:w15="http://schemas.microsoft.com/office/word/2012/wordml" xmlns:w16cex="http://schemas.microsoft.com/office/word/2018/wordml/cex" xmlns:w16cid="http://schemas.microsoft.com/office/word/2016/wordml/cid" xmlns:w16="http://schemas.microsoft.com/office/word/2018/wordml" xmlns:w16du="http://schemas.microsoft.com/office/word/2023/wordml/word16du" xmlns:w16sdtdh="http://schemas.microsoft.com/office/word/2020/wordml/sdtdatahash" xmlns:w16se="http://schemas.microsoft.com/office/word/2015/wordml/symex" mc:Ignorable="w14 w15 w16se w16cid w16 w16cex w16sdtdh w16du">
+<w:styles xmlns:mc="http://schemas.openxmlformats.org/markup-compatibility/2006" xmlns:r="http://schemas.openxmlformats.org/officeDocument/2006/relationships" xmlns:w="http://schemas.openxmlformats.org/wordprocessingml/2006/main" xmlns:w14="http://schemas.microsoft.com/office/word/2010/wordml" xmlns:w15="http://schemas.microsoft.com/office/word/2012/wordml" xmlns:w16cex="http://schemas.microsoft.com/office/word/2018/wordml/cex" xmlns:w16cid="http://schemas.microsoft.com/office/word/2016/wordml/cid" xmlns:w16="http://schemas.microsoft.com/office/word/2018/wordml" xmlns:w16sdtdh="http://schemas.microsoft.com/office/word/2020/wordml/sdtdatahash" xmlns:w16se="http://schemas.microsoft.com/office/word/2015/wordml/symex" mc:Ignorable="w14 w15 w16se w16cid w16 w16cex w16sdtdh">
   <w:docDefaults>
     <w:rPrDefault>
       <w:rPr>
@@ -14687,7 +14718,7 @@
     <w:lsdException w:name="Unresolved Mention" w:semiHidden="1" w:unhideWhenUsed="1"/>
     <w:lsdException w:name="Smart Link" w:semiHidden="1" w:unhideWhenUsed="1"/>
   </w:latentStyles>
-  <w:style w:type="paragraph" w:default="1" w:styleId="Normal">
+  <w:style w:type="paragraph" w:default="1" w:styleId="a">
     <w:name w:val="Normal"/>
     <w:qFormat/>
     <w:rsid w:val="0031321C"/>
@@ -14695,11 +14726,11 @@
       <w:rFonts w:eastAsia="Times New Roman"/>
     </w:rPr>
   </w:style>
-  <w:style w:type="paragraph" w:styleId="Heading1">
+  <w:style w:type="paragraph" w:styleId="1">
     <w:name w:val="heading 1"/>
-    <w:basedOn w:val="Normal"/>
-    <w:next w:val="Normal"/>
-    <w:link w:val="Heading1Char"/>
+    <w:basedOn w:val="a"/>
+    <w:next w:val="a"/>
+    <w:link w:val="10"/>
     <w:uiPriority w:val="9"/>
     <w:qFormat/>
     <w:rsid w:val="003C18BA"/>
@@ -14717,10 +14748,10 @@
       <w:szCs w:val="32"/>
     </w:rPr>
   </w:style>
-  <w:style w:type="paragraph" w:styleId="Heading2">
+  <w:style w:type="paragraph" w:styleId="2">
     <w:name w:val="heading 2"/>
-    <w:basedOn w:val="Normal"/>
-    <w:next w:val="Normal"/>
+    <w:basedOn w:val="a"/>
+    <w:next w:val="a"/>
     <w:uiPriority w:val="9"/>
     <w:unhideWhenUsed/>
     <w:qFormat/>
@@ -14736,10 +14767,10 @@
       <w:szCs w:val="36"/>
     </w:rPr>
   </w:style>
-  <w:style w:type="paragraph" w:styleId="Heading3">
+  <w:style w:type="paragraph" w:styleId="3">
     <w:name w:val="heading 3"/>
-    <w:basedOn w:val="Normal"/>
-    <w:next w:val="Normal"/>
+    <w:basedOn w:val="a"/>
+    <w:next w:val="a"/>
     <w:uiPriority w:val="9"/>
     <w:unhideWhenUsed/>
     <w:qFormat/>
@@ -14755,10 +14786,10 @@
       <w:szCs w:val="28"/>
     </w:rPr>
   </w:style>
-  <w:style w:type="paragraph" w:styleId="Heading4">
+  <w:style w:type="paragraph" w:styleId="4">
     <w:name w:val="heading 4"/>
-    <w:basedOn w:val="Normal"/>
-    <w:next w:val="Normal"/>
+    <w:basedOn w:val="a"/>
+    <w:next w:val="a"/>
     <w:uiPriority w:val="9"/>
     <w:unhideWhenUsed/>
     <w:qFormat/>
@@ -14774,10 +14805,10 @@
       <w:szCs w:val="24"/>
     </w:rPr>
   </w:style>
-  <w:style w:type="paragraph" w:styleId="Heading5">
+  <w:style w:type="paragraph" w:styleId="5">
     <w:name w:val="heading 5"/>
-    <w:basedOn w:val="Normal"/>
-    <w:next w:val="Normal"/>
+    <w:basedOn w:val="a"/>
+    <w:next w:val="a"/>
     <w:uiPriority w:val="9"/>
     <w:semiHidden/>
     <w:unhideWhenUsed/>
@@ -14792,10 +14823,10 @@
       <w:b/>
     </w:rPr>
   </w:style>
-  <w:style w:type="paragraph" w:styleId="Heading6">
+  <w:style w:type="paragraph" w:styleId="6">
     <w:name w:val="heading 6"/>
-    <w:basedOn w:val="Normal"/>
-    <w:next w:val="Normal"/>
+    <w:basedOn w:val="a"/>
+    <w:next w:val="a"/>
     <w:uiPriority w:val="9"/>
     <w:semiHidden/>
     <w:unhideWhenUsed/>
@@ -14812,13 +14843,13 @@
       <w:szCs w:val="20"/>
     </w:rPr>
   </w:style>
-  <w:style w:type="character" w:default="1" w:styleId="DefaultParagraphFont">
+  <w:style w:type="character" w:default="1" w:styleId="a0">
     <w:name w:val="Default Paragraph Font"/>
     <w:uiPriority w:val="1"/>
     <w:semiHidden/>
     <w:unhideWhenUsed/>
   </w:style>
-  <w:style w:type="table" w:default="1" w:styleId="TableNormal">
+  <w:style w:type="table" w:default="1" w:styleId="a1">
     <w:name w:val="Normal Table"/>
     <w:uiPriority w:val="99"/>
     <w:semiHidden/>
@@ -14833,7 +14864,7 @@
       </w:tblCellMar>
     </w:tblPr>
   </w:style>
-  <w:style w:type="numbering" w:default="1" w:styleId="NoList">
+  <w:style w:type="numbering" w:default="1" w:styleId="a2">
     <w:name w:val="No List"/>
     <w:uiPriority w:val="99"/>
     <w:semiHidden/>
@@ -14850,10 +14881,10 @@
       </w:tblCellMar>
     </w:tblPr>
   </w:style>
-  <w:style w:type="paragraph" w:styleId="Title">
+  <w:style w:type="paragraph" w:styleId="a3">
     <w:name w:val="Title"/>
-    <w:basedOn w:val="Normal"/>
-    <w:next w:val="Normal"/>
+    <w:basedOn w:val="a"/>
+    <w:next w:val="a"/>
     <w:uiPriority w:val="10"/>
     <w:qFormat/>
     <w:pPr>
@@ -14911,7 +14942,7 @@
       </w:tblCellMar>
     </w:tblPr>
   </w:style>
-  <w:style w:type="character" w:styleId="Strong">
+  <w:style w:type="character" w:styleId="a4">
     <w:name w:val="Strong"/>
     <w:uiPriority w:val="22"/>
     <w:qFormat/>
@@ -14922,10 +14953,10 @@
       <w:bCs/>
     </w:rPr>
   </w:style>
-  <w:style w:type="character" w:customStyle="1" w:styleId="Heading1Char">
-    <w:name w:val="Heading 1 Char"/>
-    <w:basedOn w:val="DefaultParagraphFont"/>
-    <w:link w:val="Heading1"/>
+  <w:style w:type="character" w:customStyle="1" w:styleId="10">
+    <w:name w:val="Заголовок 1 Знак"/>
+    <w:basedOn w:val="a0"/>
+    <w:link w:val="1"/>
     <w:rsid w:val="003C18BA"/>
     <w:rPr>
       <w:rFonts w:asciiTheme="majorHAnsi" w:eastAsiaTheme="majorEastAsia" w:hAnsiTheme="majorHAnsi" w:cstheme="majorBidi"/>
@@ -14937,50 +14968,50 @@
       <w:lang w:val="uk-UA"/>
     </w:rPr>
   </w:style>
-  <w:style w:type="character" w:styleId="CommentReference">
+  <w:style w:type="character" w:styleId="a5">
     <w:name w:val="annotation reference"/>
-    <w:basedOn w:val="DefaultParagraphFont"/>
+    <w:basedOn w:val="a0"/>
     <w:rsid w:val="0022788E"/>
     <w:rPr>
       <w:sz w:val="16"/>
       <w:szCs w:val="16"/>
     </w:rPr>
   </w:style>
-  <w:style w:type="paragraph" w:styleId="CommentText">
+  <w:style w:type="paragraph" w:styleId="a6">
     <w:name w:val="annotation text"/>
-    <w:basedOn w:val="Normal"/>
-    <w:link w:val="CommentTextChar"/>
+    <w:basedOn w:val="a"/>
+    <w:link w:val="a7"/>
     <w:rsid w:val="0022788E"/>
     <w:rPr>
       <w:sz w:val="20"/>
       <w:szCs w:val="20"/>
     </w:rPr>
   </w:style>
-  <w:style w:type="character" w:customStyle="1" w:styleId="CommentTextChar">
-    <w:name w:val="Comment Text Char"/>
-    <w:basedOn w:val="DefaultParagraphFont"/>
-    <w:link w:val="CommentText"/>
+  <w:style w:type="character" w:customStyle="1" w:styleId="a7">
+    <w:name w:val="Текст примітки Знак"/>
+    <w:basedOn w:val="a0"/>
+    <w:link w:val="a6"/>
     <w:rsid w:val="0022788E"/>
     <w:rPr>
       <w:rFonts w:eastAsia="Times New Roman"/>
       <w:lang w:val="uk-UA"/>
     </w:rPr>
   </w:style>
-  <w:style w:type="paragraph" w:styleId="CommentSubject">
+  <w:style w:type="paragraph" w:styleId="a8">
     <w:name w:val="annotation subject"/>
-    <w:basedOn w:val="CommentText"/>
-    <w:next w:val="CommentText"/>
-    <w:link w:val="CommentSubjectChar"/>
+    <w:basedOn w:val="a6"/>
+    <w:next w:val="a6"/>
+    <w:link w:val="a9"/>
     <w:rsid w:val="0022788E"/>
     <w:rPr>
       <w:b/>
       <w:bCs/>
     </w:rPr>
   </w:style>
-  <w:style w:type="character" w:customStyle="1" w:styleId="CommentSubjectChar">
-    <w:name w:val="Comment Subject Char"/>
-    <w:basedOn w:val="CommentTextChar"/>
-    <w:link w:val="CommentSubject"/>
+  <w:style w:type="character" w:customStyle="1" w:styleId="a9">
+    <w:name w:val="Тема примітки Знак"/>
+    <w:basedOn w:val="a7"/>
+    <w:link w:val="a8"/>
     <w:rsid w:val="0022788E"/>
     <w:rPr>
       <w:rFonts w:eastAsia="Times New Roman"/>
@@ -14989,10 +15020,10 @@
       <w:lang w:val="uk-UA"/>
     </w:rPr>
   </w:style>
-  <w:style w:type="paragraph" w:styleId="Subtitle">
+  <w:style w:type="paragraph" w:styleId="aa">
     <w:name w:val="Subtitle"/>
-    <w:basedOn w:val="Normal"/>
-    <w:next w:val="Normal"/>
+    <w:basedOn w:val="a"/>
+    <w:next w:val="a"/>
     <w:uiPriority w:val="11"/>
     <w:qFormat/>
     <w:pPr>
